--- a/Docs/Computer Science Coursework Written.docx
+++ b/Docs/Computer Science Coursework Written.docx
@@ -174,6 +174,14 @@
       </w:r>
       <w:commentRangeEnd w:id="1"/>
       <w:r>
+        <w:rPr>
+          <w:rStyle w:val="CommentReference"/>
+          <w:rFonts w:ascii="Arial" w:eastAsia="Arial" w:hAnsi="Arial" w:cs="Arial"/>
+          <w:smallCaps/>
+          <w:color w:val="000080"/>
+          <w:sz w:val="56"/>
+          <w:szCs w:val="56"/>
+        </w:rPr>
         <w:commentReference w:id="1"/>
       </w:r>
     </w:p>
@@ -356,6 +364,12 @@
       </w:r>
       <w:commentRangeEnd w:id="2"/>
       <w:r>
+        <w:rPr>
+          <w:rStyle w:val="CommentReference"/>
+          <w:color w:val="2E75B5"/>
+          <w:sz w:val="32"/>
+          <w:szCs w:val="32"/>
+        </w:rPr>
         <w:commentReference w:id="2"/>
       </w:r>
     </w:p>
@@ -388,7 +402,7 @@
           <w:r>
             <w:fldChar w:fldCharType="separate"/>
           </w:r>
-          <w:hyperlink r:id="rId14" w:anchor="_Toc166830172" w:history="1">
+          <w:hyperlink r:id="rId15" w:anchor="_Toc166830172" w:history="1">
             <w:r>
               <w:rPr>
                 <w:rStyle w:val="Hyperlink"/>
@@ -1561,8 +1575,8 @@
       <w:pPr>
         <w:pStyle w:val="Heading1"/>
         <w:sectPr>
-          <w:headerReference w:type="default" r:id="rId15"/>
-          <w:footerReference w:type="default" r:id="rId16"/>
+          <w:headerReference w:type="default" r:id="rId16"/>
+          <w:footerReference w:type="default" r:id="rId17"/>
           <w:pgSz w:w="11906" w:h="16838"/>
           <w:pgMar w:top="1134" w:right="1134" w:bottom="1134" w:left="1134" w:header="709" w:footer="709" w:gutter="0"/>
           <w:pgNumType w:start="1"/>
@@ -1608,26 +1622,62 @@
         </w:rPr>
         <w:t>Introduction</w:t>
       </w:r>
+      <w:bookmarkEnd w:id="5"/>
       <w:commentRangeEnd w:id="6"/>
       <w:r>
         <w:rPr>
+          <w:rStyle w:val="CommentReference"/>
           <w:sz w:val="52"/>
           <w:szCs w:val="52"/>
         </w:rPr>
         <w:commentReference w:id="6"/>
       </w:r>
-      <w:bookmarkEnd w:id="5"/>
     </w:p>
     <w:p/>
     <w:p>
       <w:r>
-        <w:t xml:space="preserve">This is a program that shifts music data from Spotify to </w:t>
-      </w:r>
-      <w:r>
-        <w:t>Deezer</w:t>
-      </w:r>
-      <w:r>
-        <w:t xml:space="preserve"> </w:t>
+        <w:t xml:space="preserve">This is the introduction for the Music shifter project and in this </w:t>
+      </w:r>
+      <w:r>
+        <w:t>chapter,</w:t>
+      </w:r>
+      <w:r>
+        <w:t xml:space="preserve"> I will be focusing on the problem identification, </w:t>
+      </w:r>
+      <w:r>
+        <w:t>stakeholders’</w:t>
+      </w:r>
+      <w:r>
+        <w:t xml:space="preserve"> analysis and minimum requirements for this project to work.</w:t>
+      </w:r>
+      <w:r>
+        <w:t xml:space="preserve"> I am creating a Music shifter project which will shift music from </w:t>
+      </w:r>
+      <w:r>
+        <w:t>Spotify</w:t>
+      </w:r>
+      <w:r>
+        <w:t xml:space="preserve"> to </w:t>
+      </w:r>
+      <w:r>
+        <w:t>YouTube Music vice versa</w:t>
+      </w:r>
+      <w:r>
+        <w:t xml:space="preserve"> and analyse the playlist given to give insights to the user about </w:t>
+      </w:r>
+      <w:r>
+        <w:t>their</w:t>
+      </w:r>
+      <w:r>
+        <w:t xml:space="preserve"> playlist</w:t>
+      </w:r>
+      <w:r>
+        <w:t xml:space="preserve"> to give them an idea of their music taste. This platform will help users which are keeping an eye on those promotions and want to switch platforms either to music quality or to get premium version for a cheaper price. </w:t>
+      </w:r>
+    </w:p>
+    <w:p>
+      <w:r>
+        <w:t>My stakeholders will be few students from my computer science class and few of my friends who are either thinking or going to switch platform in the near future which will help me to identify my problems and broaden my scope which will play a crucial part in moving forward and developing this project.</w:t>
       </w:r>
     </w:p>
     <w:p>
@@ -1660,47 +1710,68 @@
       <w:r>
         <w:t>Identification</w:t>
       </w:r>
+      <w:bookmarkEnd w:id="7"/>
       <w:commentRangeEnd w:id="8"/>
       <w:r>
+        <w:rPr>
+          <w:rStyle w:val="CommentReference"/>
+          <w:sz w:val="36"/>
+          <w:szCs w:val="26"/>
+        </w:rPr>
         <w:commentReference w:id="8"/>
       </w:r>
-      <w:bookmarkEnd w:id="7"/>
-    </w:p>
-    <w:p>
-      <w:r>
-        <w:t xml:space="preserve">If you had Spotify music account which had user created playlists liked songs and data that made Spotify give you a quality music listening time and you decided to switch to </w:t>
-      </w:r>
-      <w:r>
-        <w:t>Deezer</w:t>
-      </w:r>
-      <w:r>
-        <w:t xml:space="preserve"> or vice versa the platform has no feature in regard to this so this only option you are left without using third party applications is start from a and start liking music and creating the playlists that you had before by manually searching and adding. Although there are many applications out there to do this task I would like to create program which users feel safe to allow access of their profiles and not worry about their data being stored for any other purposes.</w:t>
-      </w:r>
-    </w:p>
-    <w:p>
-      <w:r>
-        <w:t xml:space="preserve">A limitation on this is you can’t transfer liked music from Spotify to </w:t>
-      </w:r>
-      <w:r>
-        <w:t xml:space="preserve">Deezer </w:t>
-      </w:r>
-      <w:r>
-        <w:t xml:space="preserve">or otherwise because although you can access APIs from Spotify for liked music but you cant access or write anything related to liked music on </w:t>
-      </w:r>
-      <w:r>
-        <w:t>Deezer</w:t>
-      </w:r>
-      <w:r>
-        <w:t xml:space="preserve"> the other way in here is you can transfer liked music from Spotify to a ‘Liked Music Playlist’ which user can bulk select all the songs in the playlists and put it as liked music. Again, from </w:t>
-      </w:r>
-      <w:r>
-        <w:t>Deezer</w:t>
-      </w:r>
-      <w:r>
-        <w:t xml:space="preserve"> you cannot access the liked songs but user can create a playlist called ‘Liked Music Playlist’ by selecting all the music in liked songs section and adding it to this newly created playlist which the program will add these songs to Spotify liked section. (These instructions will be prompted to the user and can be followed if they want)</w:t>
-      </w:r>
-    </w:p>
-    <w:p/>
+    </w:p>
+    <w:p>
+      <w:r>
+        <w:t xml:space="preserve">If a person chose their music streaming service ads Spotify and now they want to switch to YouTube music because they have better deals at premium membership, have better sound quality or for any other reason after you create an account on YouTube music the main problem they run in to would be if they had any custom playlists transferring them to the other platform because it would take a very long time if you try to do it manually and you have a playlist on other platform with 400 songs. That is where this program would be helpful as I will be focusing on creating a program which would enable users to </w:t>
+      </w:r>
+      <w:r>
+        <w:t xml:space="preserve">switch between platforms and not worry about transferring their </w:t>
+      </w:r>
+      <w:r>
+        <w:t>custom-made</w:t>
+      </w:r>
+      <w:r>
+        <w:t xml:space="preserve"> playlists.</w:t>
+      </w:r>
+    </w:p>
+    <w:p>
+      <w:pPr>
+        <w:rPr>
+          <w:vertAlign w:val="subscript"/>
+          <w:lang w:val="en-US"/>
+        </w:rPr>
+      </w:pPr>
+      <w:r>
+        <w:t>As a person who recently switched platforms one of the main problems I</w:t>
+      </w:r>
+      <w:r>
+        <w:t xml:space="preserve"> </w:t>
+      </w:r>
+      <w:r>
+        <w:t xml:space="preserve">ran into was the fact that it had a limit of 200 songs per time which meant I had to manually break my playlist into two pieces so I could transfer all of the songs without paying for the service. The other problem was that I had to grant a third-party app access to my Spotify account in order to transfer my </w:t>
+      </w:r>
+      <w:r>
+        <w:t>custom-made</w:t>
+      </w:r>
+      <w:r>
+        <w:t xml:space="preserve"> playlists and they did not specify whether or not they would keep that data in their terms and conditions as well which made it a bit worrying. And I have heard other people talk about the same problem before as well most of the time the main reason would be either the other platform have better audio quality or that platform has a promotion out there which lets you use their premium tier subscription for a cheaper price or might be cheaper in general to the one that you have now.</w:t>
+      </w:r>
+    </w:p>
+    <w:p>
+      <w:r>
+        <w:t xml:space="preserve">My platform will be focusing on solving this problem by creating a platform which will be focusing on songs to each platform and the exact specific version of that song as well so the user wouldn’t have to worry about changing them later on. And from my previous experience as mentioned above a problem that would arise would be some artists and songs simply wouldn’t exist on some platforms those songs will be flagged and prompted to user so they can either ignore that song or if there are any songs with matching name those songs will be prompted so user can decide what to do. This would eliminate the problem of transferring songs and for the limit the program will separate into batches when needed to comply with the API restrictions and </w:t>
+      </w:r>
+      <w:r>
+        <w:t>execute</w:t>
+      </w:r>
+      <w:r>
+        <w:t xml:space="preserve"> tasks </w:t>
+      </w:r>
+      <w:r>
+        <w:t>as long as they long exceed the API restrictions which means as long as API lets the program to run without giving “quotaExceeded” error the program will continue to transfer all the songs free of charge. And this platform also will not store any data related music streaming platforms access tokens nor the users playlist data to eliminate the privacy problem stated above.</w:t>
+      </w:r>
+    </w:p>
     <w:bookmarkStart w:id="9" w:name="_Toc166830175"/>
     <w:p>
       <w:pPr>
@@ -1720,216 +1791,179 @@
           <w:r>
             <w:t xml:space="preserve">     </w:t>
           </w:r>
-          <w:commentRangeStart w:id="10"/>
         </w:sdtContent>
       </w:sdt>
       <w:r>
-        <w:t xml:space="preserve">Possible Computational Methods </w:t>
+        <w:t>Why</w:t>
+      </w:r>
+      <w:r>
+        <w:t xml:space="preserve"> Computational Methods</w:t>
+      </w:r>
+      <w:bookmarkEnd w:id="9"/>
+      <w:r>
+        <w:t xml:space="preserve"> are suitable?</w:t>
+      </w:r>
+    </w:p>
+    <w:p>
+      <w:r>
+        <w:t>This problem is suitable to a computational method because solving this problem involves dealing with large number of data and processing and matching them across multiple platforms (Spotify and YouTube Music) and doing this also would cause lot of errors</w:t>
+      </w:r>
+      <w:r>
+        <w:t xml:space="preserve"> and</w:t>
       </w:r>
       <w:r>
         <w:t xml:space="preserve"> </w:t>
       </w:r>
-      <w:commentRangeEnd w:id="10"/>
-      <w:r>
-        <w:commentReference w:id="10"/>
-      </w:r>
-      <w:bookmarkEnd w:id="9"/>
+      <w:r>
+        <w:t>you have to</w:t>
+      </w:r>
+      <w:r>
+        <w:t xml:space="preserve"> spend a lot of time trying to do the same process manually as you cannot</w:t>
+      </w:r>
+      <w:r>
+        <w:t xml:space="preserve"> deal with APIs and also to retrieve and modify data in an online platform</w:t>
+      </w:r>
+      <w:r>
+        <w:t xml:space="preserve"> without use of computational method</w:t>
+      </w:r>
+      <w:r>
+        <w:t>.</w:t>
+      </w:r>
     </w:p>
     <w:p>
       <w:pPr>
         <w:pStyle w:val="ListParagraph"/>
         <w:numPr>
           <w:ilvl w:val="0"/>
-          <w:numId w:val="5"/>
+          <w:numId w:val="7"/>
         </w:numPr>
+        <w:ind w:left="720"/>
         <w:rPr>
           <w:b/>
           <w:bCs/>
+          <w:sz w:val="24"/>
+          <w:szCs w:val="24"/>
         </w:rPr>
       </w:pPr>
       <w:r>
         <w:rPr>
           <w:b/>
           <w:bCs/>
-        </w:rPr>
-        <w:t>API Usage and Data retrieval</w:t>
-      </w:r>
-    </w:p>
-    <w:p>
-      <w:pPr>
-        <w:pStyle w:val="ListParagraph"/>
-      </w:pPr>
-      <w:r>
-        <w:t>This involves interacting with Spotify and Deezer using APIs and these APIs are structured as JSON files which fetch track names, artist names, album name etc… and these are then simplified using API wrapper called Spotipy V2.</w:t>
-      </w:r>
-    </w:p>
-    <w:p>
-      <w:pPr>
-        <w:pStyle w:val="ListParagraph"/>
-      </w:pPr>
+          <w:sz w:val="24"/>
+          <w:szCs w:val="24"/>
+        </w:rPr>
+        <w:t>Decomposition</w:t>
+      </w:r>
     </w:p>
     <w:p>
       <w:pPr>
         <w:pStyle w:val="ListParagraph"/>
         <w:numPr>
           <w:ilvl w:val="0"/>
-          <w:numId w:val="5"/>
+          <w:numId w:val="9"/>
         </w:numPr>
       </w:pPr>
       <w:r>
-        <w:rPr>
-          <w:b/>
-          <w:bCs/>
-        </w:rPr>
-        <w:t>Data Mapping</w:t>
-      </w:r>
-    </w:p>
-    <w:p>
-      <w:pPr>
-        <w:pStyle w:val="ListParagraph"/>
-      </w:pPr>
-      <w:r>
-        <w:t xml:space="preserve">Once these data is received it is then separated in to sections so it is easier to deal with and remove unwanted </w:t>
-      </w:r>
-      <w:r>
-        <w:t>elements</w:t>
-      </w:r>
-      <w:r>
-        <w:t xml:space="preserve"> and clean it up a bit to make these data ready to upload to the targeted platform. The data is matched by using techniques such as String Matching, </w:t>
-      </w:r>
-      <w:r>
-        <w:t>removing</w:t>
-      </w:r>
-      <w:r>
-        <w:t xml:space="preserve"> unnecessary elements and considering other factors if they still don’t match</w:t>
-      </w:r>
-      <w:r>
-        <w:t xml:space="preserve"> </w:t>
-      </w:r>
-      <w:r>
-        <w:t>(</w:t>
-      </w:r>
-      <w:r>
-        <w:t>Duration,</w:t>
-      </w:r>
-      <w:r>
-        <w:t xml:space="preserve"> </w:t>
-      </w:r>
-      <w:r>
-        <w:t>Explicit</w:t>
-      </w:r>
-      <w:r>
-        <w:t xml:space="preserve"> (0 or 1), Artist Name, Album Name etc…)</w:t>
-      </w:r>
-    </w:p>
-    <w:p>
-      <w:pPr>
-        <w:pStyle w:val="ListParagraph"/>
-      </w:pPr>
+        <w:t>Use authentication and manage user tokens/credentials – Access token needs to be stored in database because otherwise we have to work with object stored in memory and in case of some kind of error this could be lost which would cause the program to crash and these tokens needs to be refreshed for them to valid as well.</w:t>
+      </w:r>
     </w:p>
     <w:p>
       <w:pPr>
         <w:pStyle w:val="ListParagraph"/>
         <w:numPr>
           <w:ilvl w:val="0"/>
-          <w:numId w:val="5"/>
+          <w:numId w:val="9"/>
         </w:numPr>
       </w:pPr>
       <w:r>
-        <w:rPr>
-          <w:b/>
-          <w:bCs/>
-        </w:rPr>
-        <w:t>Error Handling and Flagging them</w:t>
-      </w:r>
-    </w:p>
-    <w:p>
-      <w:pPr>
-        <w:pStyle w:val="ListParagraph"/>
-      </w:pPr>
-      <w:r>
-        <w:t>Error handling will be used so that application will continue uninterrupted by API rate exceed, Connection Failure and unmatched tracks.</w:t>
-      </w:r>
-    </w:p>
-    <w:p>
-      <w:pPr>
-        <w:pStyle w:val="ListParagraph"/>
-      </w:pPr>
-    </w:p>
-    <w:p>
-      <w:pPr>
-        <w:pStyle w:val="ListParagraph"/>
-      </w:pPr>
+        <w:t>Get songs from playlists and metadata for each song – each song would include lot of metadata and we need to process these in order to cross reference them on other platform</w:t>
+      </w:r>
     </w:p>
     <w:p>
       <w:pPr>
         <w:pStyle w:val="ListParagraph"/>
         <w:numPr>
           <w:ilvl w:val="0"/>
-          <w:numId w:val="5"/>
+          <w:numId w:val="9"/>
         </w:numPr>
       </w:pPr>
       <w:r>
-        <w:rPr>
-          <w:b/>
-          <w:bCs/>
-        </w:rPr>
-        <w:lastRenderedPageBreak/>
-        <w:t>OAuth 2.0 Authentication</w:t>
-      </w:r>
-    </w:p>
-    <w:p>
-      <w:pPr>
-        <w:ind w:left="720"/>
-      </w:pPr>
-      <w:r>
-        <w:t>OAuth 2.0 Authentication will be used so that the application can access users data without exposing their password and personal info, and this allows the application to access the data required to perform its given tasks. These API tokens will be generation by each platform and then authorised and safely retrieved using OAuth 2.0.</w:t>
-      </w:r>
-    </w:p>
-    <w:p>
-      <w:pPr>
-        <w:ind w:left="720"/>
-      </w:pPr>
+        <w:t xml:space="preserve">Compare songs between platforms – This would be achieved by comparing their name, artist, duration, </w:t>
+      </w:r>
+      <w:r>
+        <w:t xml:space="preserve">explicit </w:t>
+      </w:r>
+      <w:r>
+        <w:t>status and in most cases the durations wouldn’t match because the same song might be trimmed on the other platform to skip the silent part at the end of the song so might have to implement some kind of a scoring system.</w:t>
+      </w:r>
     </w:p>
     <w:p>
       <w:pPr>
         <w:pStyle w:val="ListParagraph"/>
         <w:numPr>
           <w:ilvl w:val="0"/>
-          <w:numId w:val="5"/>
+          <w:numId w:val="9"/>
         </w:numPr>
       </w:pPr>
       <w:r>
-        <w:rPr>
-          <w:b/>
-          <w:bCs/>
-        </w:rPr>
-        <w:t>Temp Caching</w:t>
-      </w:r>
-    </w:p>
-    <w:p>
-      <w:pPr>
-        <w:ind w:left="720"/>
-      </w:pPr>
-      <w:r>
-        <w:t>Temporary Caching will be used to store users token info to make the application faster and reliability in data fetch and upload even if the program gets a delay in API fetch.</w:t>
-      </w:r>
-    </w:p>
-    <w:p/>
+        <w:t xml:space="preserve">Analysing data – </w:t>
+      </w:r>
+      <w:r>
+        <w:t>In order</w:t>
+      </w:r>
+      <w:r>
+        <w:t xml:space="preserve"> to generate analysis for the songs that the user have in their platforms we need to analyse songs in various metrics using the metadata given</w:t>
+      </w:r>
+    </w:p>
     <w:p>
       <w:pPr>
         <w:pStyle w:val="ListParagraph"/>
         <w:numPr>
           <w:ilvl w:val="0"/>
-          <w:numId w:val="5"/>
+          <w:numId w:val="9"/>
         </w:numPr>
       </w:pPr>
       <w:r>
+        <w:t>Generating visual representations for these analysis – Either interactive or just plain visual representations to give the user a visual analysis of their data to get an idea.</w:t>
+      </w:r>
+    </w:p>
+    <w:p>
+      <w:pPr>
+        <w:ind w:left="720"/>
+      </w:pPr>
+      <w:r>
+        <w:t>Each an individual steps above would be harder to achieve without computational form apart from the last step which would again consume lot of time</w:t>
+      </w:r>
+    </w:p>
+    <w:p>
+      <w:pPr>
+        <w:pStyle w:val="ListParagraph"/>
+        <w:ind w:left="1440"/>
+      </w:pPr>
+    </w:p>
+    <w:p>
+      <w:pPr>
+        <w:pStyle w:val="ListParagraph"/>
+        <w:numPr>
+          <w:ilvl w:val="0"/>
+          <w:numId w:val="7"/>
+        </w:numPr>
+        <w:ind w:left="720"/>
         <w:rPr>
           <w:b/>
           <w:bCs/>
-        </w:rPr>
-        <w:t>User Details and Password Hashing</w:t>
+          <w:sz w:val="24"/>
+          <w:szCs w:val="24"/>
+        </w:rPr>
+      </w:pPr>
+      <w:r>
+        <w:rPr>
+          <w:b/>
+          <w:bCs/>
+          <w:sz w:val="24"/>
+          <w:szCs w:val="24"/>
+        </w:rPr>
+        <w:t>Abstraction</w:t>
       </w:r>
     </w:p>
     <w:p>
@@ -1937,21 +1971,148 @@
         <w:pStyle w:val="ListParagraph"/>
       </w:pPr>
       <w:r>
-        <w:t xml:space="preserve">Users will be able to create </w:t>
-      </w:r>
-      <w:r>
-        <w:t>accounts for each of them before starting the process to avoid safety and ease of keeping track of data. Passwords will be hashed and stored in a database and these passwords will be matched with the users login password hashed.</w:t>
-      </w:r>
-    </w:p>
-    <w:p>
-      <w:pPr>
+        <w:t xml:space="preserve">Each data (song) can be identified as an object contained </w:t>
+      </w:r>
+      <w:r>
+        <w:t>metadata (</w:t>
+      </w:r>
+      <w:r>
+        <w:t>name, artist, duration etc…) so this program will be benefited by using a</w:t>
+      </w:r>
+      <w:r>
+        <w:t>n</w:t>
+      </w:r>
+      <w:r>
+        <w:t xml:space="preserve"> </w:t>
+      </w:r>
+      <w:r>
+        <w:t>object-oriented</w:t>
+      </w:r>
+      <w:r>
+        <w:t xml:space="preserve"> model and also the credentials and user in session as objects as well.</w:t>
+      </w:r>
+    </w:p>
+    <w:p>
+      <w:pPr>
+        <w:pStyle w:val="ListParagraph"/>
+        <w:rPr>
+          <w:b/>
+          <w:bCs/>
+          <w:sz w:val="24"/>
+          <w:szCs w:val="24"/>
+        </w:rPr>
+      </w:pPr>
+    </w:p>
+    <w:p>
+      <w:pPr>
+        <w:pStyle w:val="ListParagraph"/>
+        <w:numPr>
+          <w:ilvl w:val="0"/>
+          <w:numId w:val="7"/>
+        </w:numPr>
         <w:ind w:left="720"/>
-      </w:pPr>
-    </w:p>
-    <w:p>
-      <w:pPr>
+        <w:rPr>
+          <w:b/>
+          <w:bCs/>
+          <w:sz w:val="24"/>
+          <w:szCs w:val="24"/>
+        </w:rPr>
+      </w:pPr>
+      <w:r>
+        <w:rPr>
+          <w:b/>
+          <w:bCs/>
+          <w:sz w:val="24"/>
+          <w:szCs w:val="24"/>
+        </w:rPr>
+        <w:t>Calculations and graphical representations</w:t>
+      </w:r>
+    </w:p>
+    <w:p>
+      <w:pPr>
+        <w:pStyle w:val="ListParagraph"/>
+      </w:pPr>
+      <w:r>
+        <w:t>This program would analyse the users songs, artists and genres to create visual diagrams based on that data performing these by computers make sure that they are accurate and also easy to do because creating graphs by hand would take a lot of time and even longer to update in addition of new data</w:t>
+      </w:r>
+    </w:p>
+    <w:p>
+      <w:pPr>
+        <w:pStyle w:val="ListParagraph"/>
+        <w:numPr>
+          <w:ilvl w:val="0"/>
+          <w:numId w:val="7"/>
+        </w:numPr>
         <w:ind w:left="720"/>
-      </w:pPr>
+        <w:rPr>
+          <w:b/>
+          <w:bCs/>
+          <w:sz w:val="24"/>
+          <w:szCs w:val="24"/>
+        </w:rPr>
+      </w:pPr>
+      <w:r>
+        <w:rPr>
+          <w:b/>
+          <w:bCs/>
+          <w:sz w:val="24"/>
+          <w:szCs w:val="24"/>
+        </w:rPr>
+        <w:t>Data storage</w:t>
+      </w:r>
+    </w:p>
+    <w:p>
+      <w:pPr>
+        <w:pStyle w:val="ListParagraph"/>
+      </w:pPr>
+      <w:r>
+        <w:t>Tokens required for the Auth are stored in a database which is also tied to user database to avoid any errors. Tokens are checked and refreshed upon the process of transferring songs to ensure that the tokens aren’t expired for testing purposes tokens will be stored at the first stages of the application then it will start deleting the access tokens for their platforms once they are done transferring songs to avoid any privacy and security issues.</w:t>
+      </w:r>
+    </w:p>
+    <w:p>
+      <w:pPr>
+        <w:pStyle w:val="ListParagraph"/>
+        <w:numPr>
+          <w:ilvl w:val="0"/>
+          <w:numId w:val="7"/>
+        </w:numPr>
+        <w:ind w:left="720"/>
+        <w:rPr>
+          <w:b/>
+          <w:bCs/>
+          <w:sz w:val="24"/>
+          <w:szCs w:val="24"/>
+        </w:rPr>
+      </w:pPr>
+      <w:r>
+        <w:rPr>
+          <w:b/>
+          <w:bCs/>
+          <w:sz w:val="24"/>
+          <w:szCs w:val="24"/>
+        </w:rPr>
+        <w:t>Repetition</w:t>
+      </w:r>
+    </w:p>
+    <w:p>
+      <w:pPr>
+        <w:pStyle w:val="ListParagraph"/>
+      </w:pPr>
+      <w:r>
+        <w:t xml:space="preserve">This program would require to perform tasks like </w:t>
+      </w:r>
+      <w:r>
+        <w:t>constantly</w:t>
+      </w:r>
+      <w:r>
+        <w:t xml:space="preserve"> repeat its fetch and update modules when needed</w:t>
+      </w:r>
+      <w:r>
+        <w:t>. These would be very hard to do without computational models</w:t>
+      </w:r>
+      <w:r>
+        <w:t>.</w:t>
+      </w:r>
     </w:p>
     <w:p>
       <w:pPr>
@@ -1963,6 +2124,7 @@
         </w:rPr>
       </w:pPr>
       <w:r>
+        <w:lastRenderedPageBreak/>
         <w:br w:type="page"/>
       </w:r>
     </w:p>
@@ -1970,23 +2132,22 @@
       <w:pPr>
         <w:pStyle w:val="Heading2"/>
       </w:pPr>
-      <w:bookmarkStart w:id="11" w:name="_Toc166830176"/>
-      <w:commentRangeStart w:id="12"/>
+      <w:bookmarkStart w:id="10" w:name="_Toc166830176"/>
+      <w:commentRangeStart w:id="11"/>
       <w:r>
         <w:lastRenderedPageBreak/>
         <w:t xml:space="preserve">1.4 Stakeholders analysis </w:t>
       </w:r>
-      <w:commentRangeEnd w:id="12"/>
+      <w:bookmarkEnd w:id="10"/>
+      <w:commentRangeEnd w:id="11"/>
       <w:r>
         <w:rPr>
           <w:rStyle w:val="CommentReference"/>
-          <w:rFonts w:ascii="Calibri" w:eastAsia="Calibri" w:hAnsi="Calibri" w:cs="Calibri"/>
-          <w:b w:val="0"/>
-          <w:color w:val="auto"/>
-        </w:rPr>
-        <w:commentReference w:id="12"/>
-      </w:r>
-      <w:bookmarkEnd w:id="11"/>
+          <w:sz w:val="36"/>
+          <w:szCs w:val="26"/>
+        </w:rPr>
+        <w:commentReference w:id="11"/>
+      </w:r>
     </w:p>
     <w:p>
       <w:pPr>
@@ -1996,10 +2157,10 @@
           <w:bCs w:val="0"/>
         </w:rPr>
       </w:pPr>
-      <w:bookmarkStart w:id="13" w:name="_heading=h.z3ckav2z0n1p" w:colFirst="0" w:colLast="0"/>
-      <w:bookmarkStart w:id="14" w:name="_Toc166830177"/>
-      <w:bookmarkEnd w:id="13"/>
-      <w:commentRangeStart w:id="15"/>
+      <w:bookmarkStart w:id="12" w:name="_heading=h.z3ckav2z0n1p" w:colFirst="0" w:colLast="0"/>
+      <w:bookmarkStart w:id="13" w:name="_Toc166830177"/>
+      <w:bookmarkEnd w:id="12"/>
+      <w:commentRangeStart w:id="14"/>
       <w:r>
         <w:rPr>
           <w:b/>
@@ -2024,84 +2185,352 @@
         </w:rPr>
         <w:t xml:space="preserve">ho are </w:t>
       </w:r>
-      <w:r>
-        <w:rPr>
+      <w:bookmarkEnd w:id="13"/>
+      <w:commentRangeEnd w:id="14"/>
+      <w:r>
+        <w:rPr>
+          <w:rStyle w:val="CommentReference"/>
           <w:b/>
           <w:bCs w:val="0"/>
-        </w:rPr>
-        <w:t xml:space="preserve">Stakeholders </w:t>
-      </w:r>
-      <w:commentRangeEnd w:id="15"/>
+          <w:sz w:val="22"/>
+          <w:szCs w:val="22"/>
+        </w:rPr>
+        <w:commentReference w:id="14"/>
+      </w:r>
       <w:r>
         <w:rPr>
           <w:b/>
           <w:bCs w:val="0"/>
         </w:rPr>
-        <w:commentReference w:id="15"/>
-      </w:r>
-      <w:r>
+        <w:t>Stakeholders?</w:t>
+      </w:r>
+    </w:p>
+    <w:p>
+      <w:r>
+        <w:t xml:space="preserve">My stakeholders will be few students from our college that frequently listen to music (so would increase the probability of them having custom playlists) and also looking forward to switch platforms due to their own reasoning. </w:t>
+      </w:r>
+      <w:r>
+        <w:t>Q</w:t>
+      </w:r>
+      <w:r>
+        <w:t>uestions will mostly be centred around the features it’s going to offer and the UI of it to a extent.</w:t>
+      </w:r>
+    </w:p>
+    <w:p/>
+    <w:tbl>
+      <w:tblPr>
+        <w:tblStyle w:val="GridTable6Colorful-Accent3"/>
+        <w:tblW w:w="9036" w:type="dxa"/>
+        <w:tblLook w:val="04A0" w:firstRow="1" w:lastRow="0" w:firstColumn="1" w:lastColumn="0" w:noHBand="0" w:noVBand="1"/>
+      </w:tblPr>
+      <w:tblGrid>
+        <w:gridCol w:w="1502"/>
+        <w:gridCol w:w="1502"/>
+        <w:gridCol w:w="1503"/>
+        <w:gridCol w:w="1503"/>
+        <w:gridCol w:w="1523"/>
+        <w:gridCol w:w="1503"/>
+      </w:tblGrid>
+      <w:tr>
+        <w:trPr>
+          <w:cnfStyle w:val="100000000000" w:firstRow="1" w:lastRow="0" w:firstColumn="0" w:lastColumn="0" w:oddVBand="0" w:evenVBand="0" w:oddHBand="0" w:evenHBand="0" w:firstRowFirstColumn="0" w:firstRowLastColumn="0" w:lastRowFirstColumn="0" w:lastRowLastColumn="0"/>
+        </w:trPr>
+        <w:tc>
+          <w:tcPr>
+            <w:cnfStyle w:val="001000000000" w:firstRow="0" w:lastRow="0" w:firstColumn="1" w:lastColumn="0" w:oddVBand="0" w:evenVBand="0" w:oddHBand="0" w:evenHBand="0" w:firstRowFirstColumn="0" w:firstRowLastColumn="0" w:lastRowFirstColumn="0" w:lastRowLastColumn="0"/>
+            <w:tcW w:w="1502" w:type="dxa"/>
+          </w:tcPr>
+          <w:p>
+            <w:pPr>
+              <w:rPr>
+                <w:b w:val="0"/>
+                <w:bCs w:val="0"/>
+                <w:color w:val="FFFFFF" w:themeColor="background1"/>
+              </w:rPr>
+            </w:pPr>
+            <w:r>
+              <w:t>Stakeholders</w:t>
+            </w:r>
+          </w:p>
+          <w:p>
+            <w:r>
+              <w:t xml:space="preserve">Categories </w:t>
+            </w:r>
+          </w:p>
+        </w:tc>
+        <w:tc>
+          <w:tcPr>
+            <w:tcW w:w="1502" w:type="dxa"/>
+          </w:tcPr>
+          <w:p>
+            <w:pPr>
+              <w:cnfStyle w:val="100000000000" w:firstRow="1" w:lastRow="0" w:firstColumn="0" w:lastColumn="0" w:oddVBand="0" w:evenVBand="0" w:oddHBand="0" w:evenHBand="0" w:firstRowFirstColumn="0" w:firstRowLastColumn="0" w:lastRowFirstColumn="0" w:lastRowLastColumn="0"/>
+            </w:pPr>
+            <w:r>
+              <w:t>What are the problems</w:t>
+            </w:r>
+          </w:p>
+        </w:tc>
+        <w:tc>
+          <w:tcPr>
+            <w:tcW w:w="1503" w:type="dxa"/>
+          </w:tcPr>
+          <w:p>
+            <w:pPr>
+              <w:cnfStyle w:val="100000000000" w:firstRow="1" w:lastRow="0" w:firstColumn="0" w:lastColumn="0" w:oddVBand="0" w:evenVBand="0" w:oddHBand="0" w:evenHBand="0" w:firstRowFirstColumn="0" w:firstRowLastColumn="0" w:lastRowFirstColumn="0" w:lastRowLastColumn="0"/>
+            </w:pPr>
+            <w:r>
+              <w:t>What they like</w:t>
+            </w:r>
+          </w:p>
+        </w:tc>
+        <w:tc>
+          <w:tcPr>
+            <w:tcW w:w="1503" w:type="dxa"/>
+          </w:tcPr>
+          <w:p>
+            <w:pPr>
+              <w:cnfStyle w:val="100000000000" w:firstRow="1" w:lastRow="0" w:firstColumn="0" w:lastColumn="0" w:oddVBand="0" w:evenVBand="0" w:oddHBand="0" w:evenHBand="0" w:firstRowFirstColumn="0" w:firstRowLastColumn="0" w:lastRowFirstColumn="0" w:lastRowLastColumn="0"/>
+            </w:pPr>
+            <w:r>
+              <w:t>What they dislike</w:t>
+            </w:r>
+          </w:p>
+        </w:tc>
+        <w:tc>
+          <w:tcPr>
+            <w:tcW w:w="1523" w:type="dxa"/>
+          </w:tcPr>
+          <w:p>
+            <w:pPr>
+              <w:cnfStyle w:val="100000000000" w:firstRow="1" w:lastRow="0" w:firstColumn="0" w:lastColumn="0" w:oddVBand="0" w:evenVBand="0" w:oddHBand="0" w:evenHBand="0" w:firstRowFirstColumn="0" w:firstRowLastColumn="0" w:lastRowFirstColumn="0" w:lastRowLastColumn="0"/>
+            </w:pPr>
+            <w:r>
+              <w:t>Why they want a solution</w:t>
+            </w:r>
+          </w:p>
+        </w:tc>
+        <w:tc>
+          <w:tcPr>
+            <w:tcW w:w="1503" w:type="dxa"/>
+          </w:tcPr>
+          <w:p>
+            <w:pPr>
+              <w:cnfStyle w:val="100000000000" w:firstRow="1" w:lastRow="0" w:firstColumn="0" w:lastColumn="0" w:oddVBand="0" w:evenVBand="0" w:oddHBand="0" w:evenHBand="0" w:firstRowFirstColumn="0" w:firstRowLastColumn="0" w:lastRowFirstColumn="0" w:lastRowLastColumn="0"/>
+            </w:pPr>
+            <w:r>
+              <w:t>How are they going to use it</w:t>
+            </w:r>
+          </w:p>
+        </w:tc>
+      </w:tr>
+      <w:tr>
+        <w:trPr>
+          <w:cnfStyle w:val="000000100000" w:firstRow="0" w:lastRow="0" w:firstColumn="0" w:lastColumn="0" w:oddVBand="0" w:evenVBand="0" w:oddHBand="1" w:evenHBand="0" w:firstRowFirstColumn="0" w:firstRowLastColumn="0" w:lastRowFirstColumn="0" w:lastRowLastColumn="0"/>
+        </w:trPr>
+        <w:tc>
+          <w:tcPr>
+            <w:cnfStyle w:val="001000000000" w:firstRow="0" w:lastRow="0" w:firstColumn="1" w:lastColumn="0" w:oddVBand="0" w:evenVBand="0" w:oddHBand="0" w:evenHBand="0" w:firstRowFirstColumn="0" w:firstRowLastColumn="0" w:lastRowFirstColumn="0" w:lastRowLastColumn="0"/>
+            <w:tcW w:w="1502" w:type="dxa"/>
+          </w:tcPr>
+          <w:p>
+            <w:r>
+              <w:t>User</w:t>
+            </w:r>
+          </w:p>
+        </w:tc>
+        <w:tc>
+          <w:tcPr>
+            <w:tcW w:w="1502" w:type="dxa"/>
+          </w:tcPr>
+          <w:p>
+            <w:pPr>
+              <w:cnfStyle w:val="000000100000" w:firstRow="0" w:lastRow="0" w:firstColumn="0" w:lastColumn="0" w:oddVBand="0" w:evenVBand="0" w:oddHBand="1" w:evenHBand="0" w:firstRowFirstColumn="0" w:firstRowLastColumn="0" w:lastRowFirstColumn="0" w:lastRowLastColumn="0"/>
+            </w:pPr>
+            <w:r>
+              <w:t>Need to switch platforms and have to transfer custom made playlists to the other platform</w:t>
+            </w:r>
+          </w:p>
+        </w:tc>
+        <w:tc>
+          <w:tcPr>
+            <w:tcW w:w="1503" w:type="dxa"/>
+          </w:tcPr>
+          <w:p>
+            <w:pPr>
+              <w:cnfStyle w:val="000000100000" w:firstRow="0" w:lastRow="0" w:firstColumn="0" w:lastColumn="0" w:oddVBand="0" w:evenVBand="0" w:oddHBand="1" w:evenHBand="0" w:firstRowFirstColumn="0" w:firstRowLastColumn="0" w:lastRowFirstColumn="0" w:lastRowLastColumn="0"/>
+            </w:pPr>
+            <w:r>
+              <w:t>Convenience of not having to do it by themselves and done it quickly as well.</w:t>
+            </w:r>
+          </w:p>
+        </w:tc>
+        <w:tc>
+          <w:tcPr>
+            <w:tcW w:w="1503" w:type="dxa"/>
+          </w:tcPr>
+          <w:p>
+            <w:pPr>
+              <w:cnfStyle w:val="000000100000" w:firstRow="0" w:lastRow="0" w:firstColumn="0" w:lastColumn="0" w:oddVBand="0" w:evenVBand="0" w:oddHBand="1" w:evenHBand="0" w:firstRowFirstColumn="0" w:firstRowLastColumn="0" w:lastRowFirstColumn="0" w:lastRowLastColumn="0"/>
+            </w:pPr>
+            <w:r>
+              <w:t>Spending a long time doing it and manually have to do the process</w:t>
+            </w:r>
+          </w:p>
+        </w:tc>
+        <w:tc>
+          <w:tcPr>
+            <w:tcW w:w="1523" w:type="dxa"/>
+          </w:tcPr>
+          <w:p>
+            <w:pPr>
+              <w:cnfStyle w:val="000000100000" w:firstRow="0" w:lastRow="0" w:firstColumn="0" w:lastColumn="0" w:oddVBand="0" w:evenVBand="0" w:oddHBand="1" w:evenHBand="0" w:firstRowFirstColumn="0" w:firstRowLastColumn="0" w:lastRowFirstColumn="0" w:lastRowLastColumn="0"/>
+            </w:pPr>
+            <w:r>
+              <w:t>To transfer playlists quickly and also to see their insight on the songs they listen to</w:t>
+            </w:r>
+          </w:p>
+        </w:tc>
+        <w:tc>
+          <w:tcPr>
+            <w:tcW w:w="1503" w:type="dxa"/>
+          </w:tcPr>
+          <w:p>
+            <w:pPr>
+              <w:cnfStyle w:val="000000100000" w:firstRow="0" w:lastRow="0" w:firstColumn="0" w:lastColumn="0" w:oddVBand="0" w:evenVBand="0" w:oddHBand="1" w:evenHBand="0" w:firstRowFirstColumn="0" w:firstRowLastColumn="0" w:lastRowFirstColumn="0" w:lastRowLastColumn="0"/>
+            </w:pPr>
+            <w:r>
+              <w:t>Login to the application grant access to their music accounts to read and modify playlists then transfer playlists and view analysis graphs.</w:t>
+            </w:r>
+          </w:p>
+        </w:tc>
+      </w:tr>
+      <w:tr>
+        <w:tc>
+          <w:tcPr>
+            <w:cnfStyle w:val="001000000000" w:firstRow="0" w:lastRow="0" w:firstColumn="1" w:lastColumn="0" w:oddVBand="0" w:evenVBand="0" w:oddHBand="0" w:evenHBand="0" w:firstRowFirstColumn="0" w:firstRowLastColumn="0" w:lastRowFirstColumn="0" w:lastRowLastColumn="0"/>
+            <w:tcW w:w="1502" w:type="dxa"/>
+          </w:tcPr>
+          <w:p>
+            <w:pPr>
+              <w:rPr>
+                <w:b w:val="0"/>
+                <w:bCs w:val="0"/>
+              </w:rPr>
+            </w:pPr>
+            <w:r>
+              <w:t>Developer</w:t>
+            </w:r>
+          </w:p>
+        </w:tc>
+        <w:tc>
+          <w:tcPr>
+            <w:tcW w:w="1502" w:type="dxa"/>
+          </w:tcPr>
+          <w:p>
+            <w:pPr>
+              <w:cnfStyle w:val="000000000000" w:firstRow="0" w:lastRow="0" w:firstColumn="0" w:lastColumn="0" w:oddVBand="0" w:evenVBand="0" w:oddHBand="0" w:evenHBand="0" w:firstRowFirstColumn="0" w:firstRowLastColumn="0" w:lastRowFirstColumn="0" w:lastRowLastColumn="0"/>
+            </w:pPr>
+            <w:r>
+              <w:t>Coding the solution in a</w:t>
+            </w:r>
+            <w:r>
+              <w:t>n</w:t>
+            </w:r>
+            <w:r>
+              <w:t xml:space="preserve"> organised way, handling databases and issues due to limitations of APIs</w:t>
+            </w:r>
+          </w:p>
+        </w:tc>
+        <w:tc>
+          <w:tcPr>
+            <w:tcW w:w="1503" w:type="dxa"/>
+          </w:tcPr>
+          <w:p>
+            <w:pPr>
+              <w:cnfStyle w:val="000000000000" w:firstRow="0" w:lastRow="0" w:firstColumn="0" w:lastColumn="0" w:oddVBand="0" w:evenVBand="0" w:oddHBand="0" w:evenHBand="0" w:firstRowFirstColumn="0" w:firstRowLastColumn="0" w:lastRowFirstColumn="0" w:lastRowLastColumn="0"/>
+            </w:pPr>
+            <w:r>
+              <w:t>Clean and organised code without errors hidden within them, less reptations of same lines of code</w:t>
+            </w:r>
+          </w:p>
+        </w:tc>
+        <w:tc>
+          <w:tcPr>
+            <w:tcW w:w="1503" w:type="dxa"/>
+          </w:tcPr>
+          <w:p>
+            <w:pPr>
+              <w:cnfStyle w:val="000000000000" w:firstRow="0" w:lastRow="0" w:firstColumn="0" w:lastColumn="0" w:oddVBand="0" w:evenVBand="0" w:oddHBand="0" w:evenHBand="0" w:firstRowFirstColumn="0" w:firstRowLastColumn="0" w:lastRowFirstColumn="0" w:lastRowLastColumn="0"/>
+            </w:pPr>
+            <w:r>
+              <w:t>Errors due to limitations of APIs or due to lack of knowledge of them, having to write similar logics in many places in the code</w:t>
+            </w:r>
+          </w:p>
+        </w:tc>
+        <w:tc>
+          <w:tcPr>
+            <w:tcW w:w="1523" w:type="dxa"/>
+          </w:tcPr>
+          <w:p>
+            <w:pPr>
+              <w:cnfStyle w:val="000000000000" w:firstRow="0" w:lastRow="0" w:firstColumn="0" w:lastColumn="0" w:oddVBand="0" w:evenVBand="0" w:oddHBand="0" w:evenHBand="0" w:firstRowFirstColumn="0" w:firstRowLastColumn="0" w:lastRowFirstColumn="0" w:lastRowLastColumn="0"/>
+            </w:pPr>
+            <w:r>
+              <w:t xml:space="preserve">To </w:t>
+            </w:r>
+            <w:r>
+              <w:t xml:space="preserve">give an efficient computational </w:t>
+            </w:r>
+            <w:r>
+              <w:t>solution to the end user</w:t>
+            </w:r>
+          </w:p>
+        </w:tc>
+        <w:tc>
+          <w:tcPr>
+            <w:tcW w:w="1503" w:type="dxa"/>
+          </w:tcPr>
+          <w:p>
+            <w:pPr>
+              <w:cnfStyle w:val="000000000000" w:firstRow="0" w:lastRow="0" w:firstColumn="0" w:lastColumn="0" w:oddVBand="0" w:evenVBand="0" w:oddHBand="0" w:evenHBand="0" w:firstRowFirstColumn="0" w:firstRowLastColumn="0" w:lastRowFirstColumn="0" w:lastRowLastColumn="0"/>
+            </w:pPr>
+            <w:r>
+              <w:t>Develop skills on API and programming a project</w:t>
+            </w:r>
+          </w:p>
+        </w:tc>
+      </w:tr>
+    </w:tbl>
+    <w:p/>
+    <w:p/>
+    <w:p>
+      <w:pPr>
+        <w:pStyle w:val="Heading3"/>
         <w:rPr>
           <w:b/>
           <w:bCs w:val="0"/>
         </w:rPr>
-        <w:t>?</w:t>
-      </w:r>
-      <w:bookmarkEnd w:id="14"/>
-    </w:p>
-    <w:p>
-      <w:r>
-        <w:t xml:space="preserve">I will be creating this program for the users who need to switch from Spotify music to </w:t>
-      </w:r>
-      <w:r>
-        <w:t>Deezer</w:t>
-      </w:r>
-      <w:r>
-        <w:t xml:space="preserve"> or vice versa.</w:t>
-      </w:r>
-      <w:r>
-        <w:t xml:space="preserve"> The main people who benefit this from is if you are a person who was using Spotify paid or free account and suddenly saw an offer (ex:- £2.99 for 6months)</w:t>
-      </w:r>
-      <w:r>
-        <w:t xml:space="preserve"> </w:t>
-      </w:r>
-      <w:r>
-        <w:t xml:space="preserve">from </w:t>
-      </w:r>
-      <w:r>
-        <w:t xml:space="preserve">Deezer </w:t>
-      </w:r>
-      <w:r>
-        <w:t>and suddenly decided to switch to save your money or to experience premium quality music listening</w:t>
-      </w:r>
-      <w:r>
-        <w:t xml:space="preserve"> and/or people who are concerned about their privacy</w:t>
-      </w:r>
-      <w:r>
-        <w:t xml:space="preserve"> (that data will be stored and used for other purposes).</w:t>
-      </w:r>
-    </w:p>
-    <w:p/>
-    <w:p>
-      <w:pPr>
-        <w:pStyle w:val="Heading3"/>
+      </w:pPr>
+      <w:bookmarkStart w:id="15" w:name="_Toc166830178"/>
+      <w:r>
         <w:rPr>
           <w:b/>
           <w:bCs w:val="0"/>
         </w:rPr>
-      </w:pPr>
-      <w:bookmarkStart w:id="16" w:name="_Toc166830178"/>
-      <w:r>
-        <w:rPr>
-          <w:b/>
-          <w:bCs w:val="0"/>
-        </w:rPr>
         <w:t>1.4.2 How they make use of the solution?</w:t>
       </w:r>
-      <w:bookmarkEnd w:id="16"/>
-    </w:p>
-    <w:p>
-      <w:r>
-        <w:t>The solution will give the users a user-friendly way to transfer their Liked music and Playlists between Spotify and Deezer. When the user connects their account to the program it will guide them through the steps and on the cases where the users need to transfer liked music it will give on-screen prompts on how to do it so they can get their liked music into Deezer’s favourite list.</w:t>
+      <w:bookmarkEnd w:id="15"/>
+    </w:p>
+    <w:p>
+      <w:r>
+        <w:t xml:space="preserve">I aim to create a program which will transfer </w:t>
+      </w:r>
+      <w:r>
+        <w:t xml:space="preserve">playlists </w:t>
+      </w:r>
+      <w:r>
+        <w:t>from one platform to another in an accurate manner and feedback from these questions would ensure that they have a smooth experience in the process while adjusting my scope on the view on how the project should be ensure that my project gives a solution to the problem identified as well.</w:t>
       </w:r>
     </w:p>
     <w:p/>
@@ -2113,11 +2542,12 @@
           <w:b/>
         </w:rPr>
       </w:pPr>
-      <w:bookmarkStart w:id="17" w:name="_Toc166830179"/>
+      <w:bookmarkStart w:id="16" w:name="_Toc166830179"/>
       <w:r>
         <w:rPr>
           <w:b/>
         </w:rPr>
+        <w:lastRenderedPageBreak/>
         <w:t xml:space="preserve">1.4.3 </w:t>
       </w:r>
       <w:r>
@@ -2126,7 +2556,7 @@
         </w:rPr>
         <w:t>Why the solution is appropriate to them?</w:t>
       </w:r>
-      <w:bookmarkEnd w:id="17"/>
+      <w:bookmarkEnd w:id="16"/>
       <w:r>
         <w:rPr>
           <w:b/>
@@ -2140,8 +2570,7 @@
       </w:r>
     </w:p>
     <w:p/>
-    <w:p/>
-    <w:bookmarkStart w:id="18" w:name="_Toc166830180"/>
+    <w:bookmarkStart w:id="17" w:name="_Toc166830180"/>
     <w:p>
       <w:pPr>
         <w:pStyle w:val="Heading3"/>
@@ -2162,14 +2591,325 @@
       <w:r>
         <w:t>(interview and conclusion)</w:t>
       </w:r>
-      <w:bookmarkEnd w:id="18"/>
-    </w:p>
-    <w:p>
-      <w:r>
-        <w:br w:type="page"/>
-      </w:r>
-    </w:p>
-    <w:bookmarkStart w:id="19" w:name="_Toc166830181"/>
+      <w:bookmarkEnd w:id="17"/>
+    </w:p>
+    <w:p>
+      <w:r>
+        <w:t>The questions I will be asking on survey with my classmates are going to be following,</w:t>
+      </w:r>
+    </w:p>
+    <w:p>
+      <w:pPr>
+        <w:pStyle w:val="ListParagraph"/>
+        <w:numPr>
+          <w:ilvl w:val="0"/>
+          <w:numId w:val="12"/>
+        </w:numPr>
+      </w:pPr>
+      <w:r>
+        <w:t>Which platform do you use?</w:t>
+      </w:r>
+    </w:p>
+    <w:p>
+      <w:pPr>
+        <w:pStyle w:val="ListParagraph"/>
+        <w:numPr>
+          <w:ilvl w:val="0"/>
+          <w:numId w:val="12"/>
+        </w:numPr>
+      </w:pPr>
+      <w:r>
+        <w:t>Have you ever switched platforms and why?</w:t>
+      </w:r>
+    </w:p>
+    <w:p>
+      <w:pPr>
+        <w:pStyle w:val="ListParagraph"/>
+        <w:numPr>
+          <w:ilvl w:val="0"/>
+          <w:numId w:val="12"/>
+        </w:numPr>
+      </w:pPr>
+      <w:r>
+        <w:t>Have you ever tried to move from one platform to another? If yes How?</w:t>
+      </w:r>
+    </w:p>
+    <w:p>
+      <w:pPr>
+        <w:pStyle w:val="ListParagraph"/>
+        <w:numPr>
+          <w:ilvl w:val="0"/>
+          <w:numId w:val="12"/>
+        </w:numPr>
+      </w:pPr>
+      <w:r>
+        <w:t>What did you find annoying in that process if yes to the previous answer</w:t>
+      </w:r>
+    </w:p>
+    <w:p>
+      <w:pPr>
+        <w:pStyle w:val="ListParagraph"/>
+        <w:numPr>
+          <w:ilvl w:val="0"/>
+          <w:numId w:val="12"/>
+        </w:numPr>
+      </w:pPr>
+      <w:r>
+        <w:t>Would you like to see analysis of your playlists? (most common artists etc…)</w:t>
+      </w:r>
+    </w:p>
+    <w:p>
+      <w:pPr>
+        <w:pStyle w:val="ListParagraph"/>
+        <w:numPr>
+          <w:ilvl w:val="0"/>
+          <w:numId w:val="12"/>
+        </w:numPr>
+      </w:pPr>
+      <w:r>
+        <w:t xml:space="preserve">Would you consider using an automated playlist transferring </w:t>
+      </w:r>
+      <w:r>
+        <w:t>application</w:t>
+      </w:r>
+      <w:r>
+        <w:t>?</w:t>
+      </w:r>
+    </w:p>
+    <w:p>
+      <w:pPr>
+        <w:pStyle w:val="ListParagraph"/>
+        <w:numPr>
+          <w:ilvl w:val="0"/>
+          <w:numId w:val="12"/>
+        </w:numPr>
+      </w:pPr>
+      <w:r>
+        <w:t xml:space="preserve">If yes, </w:t>
+      </w:r>
+      <w:r>
+        <w:t>how</w:t>
+      </w:r>
+      <w:r>
+        <w:t xml:space="preserve"> many times do you intend to use this program (one time or long term)?</w:t>
+      </w:r>
+    </w:p>
+    <w:p>
+      <w:pPr>
+        <w:pStyle w:val="ListParagraph"/>
+        <w:numPr>
+          <w:ilvl w:val="0"/>
+          <w:numId w:val="12"/>
+        </w:numPr>
+      </w:pPr>
+      <w:r>
+        <w:t>What are your concerns about using a program like this?</w:t>
+      </w:r>
+    </w:p>
+    <w:p/>
+    <w:p>
+      <w:pPr>
+        <w:rPr>
+          <w:color w:val="EE0000"/>
+          <w:u w:val="single"/>
+        </w:rPr>
+      </w:pPr>
+      <w:r>
+        <w:rPr>
+          <w:color w:val="EE0000"/>
+          <w:u w:val="single"/>
+        </w:rPr>
+        <w:t>Conclusion</w:t>
+      </w:r>
+      <w:r>
+        <w:rPr>
+          <w:color w:val="EE0000"/>
+          <w:u w:val="single"/>
+        </w:rPr>
+        <w:t xml:space="preserve"> (includes 3 peoples answers summarised)</w:t>
+      </w:r>
+    </w:p>
+    <w:p>
+      <w:pPr>
+        <w:pStyle w:val="ListParagraph"/>
+        <w:numPr>
+          <w:ilvl w:val="0"/>
+          <w:numId w:val="18"/>
+        </w:numPr>
+        <w:rPr>
+          <w:color w:val="EE0000"/>
+          <w:u w:val="single"/>
+        </w:rPr>
+      </w:pPr>
+      <w:r>
+        <w:rPr>
+          <w:color w:val="EE0000"/>
+        </w:rPr>
+        <w:t>Spotify, Apple Music (x2)</w:t>
+      </w:r>
+    </w:p>
+    <w:p>
+      <w:pPr>
+        <w:pStyle w:val="ListParagraph"/>
+        <w:numPr>
+          <w:ilvl w:val="0"/>
+          <w:numId w:val="18"/>
+        </w:numPr>
+        <w:rPr>
+          <w:color w:val="EE0000"/>
+          <w:u w:val="single"/>
+        </w:rPr>
+      </w:pPr>
+      <w:r>
+        <w:rPr>
+          <w:color w:val="EE0000"/>
+        </w:rPr>
+        <w:t xml:space="preserve">No (x3), </w:t>
+      </w:r>
+      <w:r>
+        <w:rPr>
+          <w:color w:val="EE0000"/>
+        </w:rPr>
+        <w:t>cause never wanted to (x1)/ seems like lot of effort (x2)</w:t>
+      </w:r>
+    </w:p>
+    <w:p>
+      <w:pPr>
+        <w:pStyle w:val="ListParagraph"/>
+        <w:numPr>
+          <w:ilvl w:val="0"/>
+          <w:numId w:val="18"/>
+        </w:numPr>
+        <w:rPr>
+          <w:color w:val="EE0000"/>
+          <w:u w:val="single"/>
+        </w:rPr>
+      </w:pPr>
+      <w:r>
+        <w:rPr>
+          <w:color w:val="EE0000"/>
+        </w:rPr>
+        <w:t>No(x3)</w:t>
+      </w:r>
+    </w:p>
+    <w:p>
+      <w:pPr>
+        <w:pStyle w:val="ListParagraph"/>
+        <w:numPr>
+          <w:ilvl w:val="0"/>
+          <w:numId w:val="18"/>
+        </w:numPr>
+        <w:rPr>
+          <w:color w:val="EE0000"/>
+          <w:u w:val="single"/>
+        </w:rPr>
+      </w:pPr>
+      <w:r>
+        <w:rPr>
+          <w:color w:val="EE0000"/>
+        </w:rPr>
+        <w:t>…</w:t>
+      </w:r>
+    </w:p>
+    <w:p>
+      <w:pPr>
+        <w:pStyle w:val="ListParagraph"/>
+        <w:numPr>
+          <w:ilvl w:val="0"/>
+          <w:numId w:val="18"/>
+        </w:numPr>
+        <w:rPr>
+          <w:color w:val="EE0000"/>
+          <w:u w:val="single"/>
+        </w:rPr>
+      </w:pPr>
+      <w:r>
+        <w:rPr>
+          <w:color w:val="EE0000"/>
+        </w:rPr>
+        <w:t>Yes, I would like to see statistics on artist listened (x3)</w:t>
+      </w:r>
+    </w:p>
+    <w:p>
+      <w:pPr>
+        <w:pStyle w:val="ListParagraph"/>
+        <w:numPr>
+          <w:ilvl w:val="0"/>
+          <w:numId w:val="18"/>
+        </w:numPr>
+        <w:rPr>
+          <w:color w:val="EE0000"/>
+        </w:rPr>
+      </w:pPr>
+      <w:r>
+        <w:rPr>
+          <w:color w:val="EE0000"/>
+        </w:rPr>
+        <w:t>Yes, especially if it could transfer large playlists quickly</w:t>
+      </w:r>
+      <w:r>
+        <w:rPr>
+          <w:color w:val="EE0000"/>
+        </w:rPr>
+        <w:t xml:space="preserve"> (x3)</w:t>
+      </w:r>
+    </w:p>
+    <w:p>
+      <w:pPr>
+        <w:pStyle w:val="ListParagraph"/>
+        <w:numPr>
+          <w:ilvl w:val="0"/>
+          <w:numId w:val="18"/>
+        </w:numPr>
+        <w:rPr>
+          <w:color w:val="EE0000"/>
+        </w:rPr>
+      </w:pPr>
+      <w:r>
+        <w:rPr>
+          <w:color w:val="EE0000"/>
+        </w:rPr>
+        <w:t xml:space="preserve">Probably </w:t>
+      </w:r>
+      <w:r>
+        <w:rPr>
+          <w:color w:val="EE0000"/>
+        </w:rPr>
+        <w:t>one time because I would transfer all of them in one go (x3)</w:t>
+      </w:r>
+    </w:p>
+    <w:p>
+      <w:pPr>
+        <w:pStyle w:val="ListParagraph"/>
+        <w:numPr>
+          <w:ilvl w:val="0"/>
+          <w:numId w:val="18"/>
+        </w:numPr>
+        <w:rPr>
+          <w:color w:val="EE0000"/>
+        </w:rPr>
+      </w:pPr>
+      <w:r>
+        <w:rPr>
+          <w:color w:val="EE0000"/>
+        </w:rPr>
+        <w:t>Account security and whether the program would access personal information from my account</w:t>
+      </w:r>
+    </w:p>
+    <w:p/>
+    <w:p/>
+    <w:p/>
+    <w:p/>
+    <w:p/>
+    <w:p/>
+    <w:p/>
+    <w:p/>
+    <w:p/>
+    <w:p/>
+    <w:p/>
+    <w:p/>
+    <w:p/>
+    <w:bookmarkStart w:id="18" w:name="_Toc166830181"/>
     <w:p>
       <w:pPr>
         <w:pStyle w:val="Heading2"/>
@@ -2181,7 +2921,7 @@
           <w:showingPlcHdr/>
         </w:sdtPr>
         <w:sdtContent>
-          <w:commentRangeStart w:id="20"/>
+          <w:commentRangeStart w:id="19"/>
           <w:r>
             <w:t xml:space="preserve">     </w:t>
           </w:r>
@@ -2190,201 +2930,1258 @@
       <w:r>
         <w:t xml:space="preserve">1.5 Research </w:t>
       </w:r>
-      <w:commentRangeEnd w:id="20"/>
+      <w:commentRangeEnd w:id="19"/>
       <w:r>
         <w:rPr>
           <w:rStyle w:val="CommentReference"/>
-        </w:rPr>
-        <w:commentReference w:id="20"/>
+          <w:sz w:val="36"/>
+          <w:szCs w:val="26"/>
+        </w:rPr>
+        <w:commentReference w:id="19"/>
       </w:r>
       <w:r>
         <w:t>of solutions for similar problems</w:t>
       </w:r>
-      <w:bookmarkEnd w:id="19"/>
-    </w:p>
-    <w:p/>
-    <w:p>
-      <w:pPr>
-        <w:rPr>
+      <w:bookmarkEnd w:id="18"/>
+    </w:p>
+    <w:p>
+      <w:pPr>
+        <w:pStyle w:val="paragraph"/>
+        <w:spacing w:before="0" w:beforeAutospacing="0" w:after="0" w:afterAutospacing="0"/>
+        <w:textAlignment w:val="baseline"/>
+        <w:rPr>
+          <w:rStyle w:val="normaltextrun"/>
+          <w:rFonts w:ascii="Arial" w:hAnsi="Arial" w:cs="Arial"/>
           <w:sz w:val="28"/>
           <w:szCs w:val="28"/>
-        </w:rPr>
-      </w:pPr>
-      <w:r>
-        <w:rPr>
-          <w:rStyle w:val="Emphasis"/>
+          <w:lang w:val="en-GB"/>
+        </w:rPr>
+      </w:pPr>
+    </w:p>
+    <w:p>
+      <w:pPr>
+        <w:pStyle w:val="paragraph"/>
+        <w:spacing w:before="0" w:beforeAutospacing="0" w:after="0" w:afterAutospacing="0"/>
+        <w:textAlignment w:val="baseline"/>
+        <w:rPr>
+          <w:rFonts w:ascii="Segoe UI" w:hAnsi="Segoe UI" w:cs="Segoe UI"/>
+          <w:sz w:val="18"/>
+          <w:szCs w:val="18"/>
+        </w:rPr>
+      </w:pPr>
+      <w:r>
+        <w:rPr>
+          <w:rStyle w:val="normaltextrun"/>
+          <w:rFonts w:ascii="Arial" w:hAnsi="Arial" w:cs="Arial"/>
           <w:sz w:val="28"/>
           <w:szCs w:val="28"/>
-          <w:highlight w:val="yellow"/>
-          <w:u w:val="single"/>
-        </w:rPr>
-        <w:t>Soundiiz</w:t>
-      </w:r>
-      <w:r>
-        <w:rPr>
-          <w:rStyle w:val="Emphasis"/>
-          <w:color w:val="EE0000"/>
+          <w:lang w:val="en-GB"/>
+        </w:rPr>
+        <w:t>Soundiz - </w:t>
+      </w:r>
+      <w:hyperlink r:id="rId18" w:tgtFrame="_blank" w:history="1">
+        <w:r>
+          <w:rPr>
+            <w:rStyle w:val="normaltextrun"/>
+            <w:rFonts w:ascii="Arial" w:hAnsi="Arial" w:cs="Arial"/>
+            <w:color w:val="0563C1"/>
+            <w:sz w:val="28"/>
+            <w:szCs w:val="28"/>
+            <w:u w:val="single"/>
+            <w:lang w:val="en-GB"/>
+          </w:rPr>
+          <w:t>Click Here</w:t>
+        </w:r>
+      </w:hyperlink>
+      <w:r>
+        <w:rPr>
+          <w:rStyle w:val="eop"/>
+          <w:rFonts w:ascii="Calibri" w:eastAsiaTheme="minorEastAsia" w:hAnsi="Calibri" w:cs="Calibri"/>
           <w:sz w:val="28"/>
           <w:szCs w:val="28"/>
-          <w:u w:val="single"/>
-        </w:rPr>
-        <w:t xml:space="preserve"> </w:t>
-      </w:r>
-      <w:r>
-        <w:rPr>
-          <w:rStyle w:val="Emphasis"/>
-          <w:sz w:val="28"/>
-          <w:szCs w:val="28"/>
-          <w:u w:val="single"/>
-        </w:rPr>
-        <w:t xml:space="preserve">- </w:t>
-      </w:r>
-      <w:hyperlink r:id="rId17" w:history="1">
-        <w:r>
-          <w:rPr>
-            <w:rStyle w:val="Hyperlink"/>
-            <w:color w:val="auto"/>
-            <w:sz w:val="28"/>
-            <w:szCs w:val="28"/>
-          </w:rPr>
-          <w:t>Click h</w:t>
-        </w:r>
-        <w:r>
-          <w:rPr>
-            <w:rStyle w:val="Hyperlink"/>
-            <w:color w:val="auto"/>
-            <w:sz w:val="28"/>
-            <w:szCs w:val="28"/>
-          </w:rPr>
-          <w:t>e</w:t>
-        </w:r>
-        <w:r>
-          <w:rPr>
-            <w:rStyle w:val="Hyperlink"/>
-            <w:color w:val="auto"/>
-            <w:sz w:val="28"/>
-            <w:szCs w:val="28"/>
-          </w:rPr>
-          <w:t>re</w:t>
-        </w:r>
-      </w:hyperlink>
-    </w:p>
-    <w:p>
-      <w:pPr>
-        <w:rPr>
+        </w:rPr>
+        <w:t> </w:t>
+      </w:r>
+    </w:p>
+    <w:p>
+      <w:pPr>
+        <w:pStyle w:val="paragraph"/>
+        <w:spacing w:before="0" w:beforeAutospacing="0" w:after="0" w:afterAutospacing="0"/>
+        <w:textAlignment w:val="baseline"/>
+        <w:rPr>
+          <w:rStyle w:val="normaltextrun"/>
+          <w:rFonts w:ascii="Calibri" w:hAnsi="Calibri" w:cs="Calibri"/>
           <w:b/>
           <w:bCs/>
           <w:i/>
           <w:iCs/>
+          <w:lang w:val="en-GB"/>
+        </w:rPr>
+      </w:pPr>
+      <w:r>
+        <w:rPr>
+          <w:rStyle w:val="wacimagecontainer"/>
+          <w:rFonts w:ascii="Segoe UI" w:hAnsi="Segoe UI" w:cs="Segoe UI"/>
+          <w:noProof/>
+          <w:sz w:val="18"/>
+          <w:szCs w:val="18"/>
+        </w:rPr>
+        <w:drawing>
+          <wp:inline distT="0" distB="0" distL="0" distR="0" wp14:anchorId="3F644F1B" wp14:editId="063B932F">
+            <wp:extent cx="5735955" cy="2722245"/>
+            <wp:effectExtent l="0" t="0" r="0" b="1905"/>
+            <wp:docPr id="7" name="Picture 4"/>
+            <wp:cNvGraphicFramePr>
+              <a:graphicFrameLocks xmlns:a="http://schemas.openxmlformats.org/drawingml/2006/main" noChangeAspect="1"/>
+            </wp:cNvGraphicFramePr>
+            <a:graphic xmlns:a="http://schemas.openxmlformats.org/drawingml/2006/main">
+              <a:graphicData uri="http://schemas.openxmlformats.org/drawingml/2006/picture">
+                <pic:pic xmlns:pic="http://schemas.openxmlformats.org/drawingml/2006/picture">
+                  <pic:nvPicPr>
+                    <pic:cNvPr id="0" name="Picture 7"/>
+                    <pic:cNvPicPr>
+                      <a:picLocks noChangeAspect="1" noChangeArrowheads="1"/>
+                    </pic:cNvPicPr>
+                  </pic:nvPicPr>
+                  <pic:blipFill>
+                    <a:blip r:embed="rId19">
+                      <a:extLst>
+                        <a:ext uri="{28A0092B-C50C-407E-A947-70E740481C1C}">
+                          <a14:useLocalDpi xmlns:a14="http://schemas.microsoft.com/office/drawing/2010/main" val="0"/>
+                        </a:ext>
+                      </a:extLst>
+                    </a:blip>
+                    <a:srcRect/>
+                    <a:stretch>
+                      <a:fillRect/>
+                    </a:stretch>
+                  </pic:blipFill>
+                  <pic:spPr bwMode="auto">
+                    <a:xfrm>
+                      <a:off x="0" y="0"/>
+                      <a:ext cx="5735955" cy="2722245"/>
+                    </a:xfrm>
+                    <a:prstGeom prst="rect">
+                      <a:avLst/>
+                    </a:prstGeom>
+                    <a:noFill/>
+                    <a:ln>
+                      <a:noFill/>
+                    </a:ln>
+                  </pic:spPr>
+                </pic:pic>
+              </a:graphicData>
+            </a:graphic>
+          </wp:inline>
+        </w:drawing>
+      </w:r>
+      <w:r>
+        <w:rPr>
+          <w:rStyle w:val="eop"/>
+          <w:rFonts w:ascii="Calibri" w:eastAsiaTheme="minorEastAsia" w:hAnsi="Calibri" w:cs="Calibri"/>
+          <w:sz w:val="28"/>
+          <w:szCs w:val="28"/>
+        </w:rPr>
+        <w:t> </w:t>
+      </w:r>
+    </w:p>
+    <w:p>
+      <w:pPr>
+        <w:pStyle w:val="paragraph"/>
+        <w:spacing w:before="0" w:beforeAutospacing="0" w:after="0" w:afterAutospacing="0"/>
+        <w:textAlignment w:val="baseline"/>
+        <w:rPr>
+          <w:rFonts w:ascii="Segoe UI" w:hAnsi="Segoe UI" w:cs="Segoe UI"/>
+          <w:sz w:val="18"/>
+          <w:szCs w:val="18"/>
+        </w:rPr>
+      </w:pPr>
+    </w:p>
+    <w:p>
+      <w:pPr>
+        <w:pStyle w:val="paragraph"/>
+        <w:spacing w:before="0" w:beforeAutospacing="0" w:after="0" w:afterAutospacing="0"/>
+        <w:textAlignment w:val="baseline"/>
+        <w:rPr>
+          <w:rStyle w:val="normaltextrun"/>
+          <w:rFonts w:ascii="Calibri" w:hAnsi="Calibri" w:cs="Calibri"/>
+          <w:sz w:val="22"/>
+          <w:szCs w:val="22"/>
+          <w:lang w:val="en-GB"/>
+        </w:rPr>
+      </w:pPr>
+      <w:r>
+        <w:rPr>
+          <w:rStyle w:val="normaltextrun"/>
+          <w:rFonts w:ascii="Calibri" w:hAnsi="Calibri" w:cs="Calibri"/>
+          <w:sz w:val="22"/>
+          <w:szCs w:val="22"/>
+          <w:lang w:val="en-GB"/>
+        </w:rPr>
+        <w:t>User needs to login to the application and they need to click transfer and let the application access respective music streaming platforms. Then it will transfer data at a limitation of 200 Tracks max per playlist and 1 playlist at a time.</w:t>
+      </w:r>
+    </w:p>
+    <w:p>
+      <w:pPr>
+        <w:pStyle w:val="paragraph"/>
+        <w:spacing w:before="0" w:beforeAutospacing="0" w:after="0" w:afterAutospacing="0"/>
+        <w:textAlignment w:val="baseline"/>
+        <w:rPr>
+          <w:rStyle w:val="normaltextrun"/>
+          <w:rFonts w:ascii="Calibri" w:hAnsi="Calibri" w:cs="Calibri"/>
+          <w:sz w:val="22"/>
+          <w:szCs w:val="22"/>
+          <w:lang w:val="en-GB"/>
+        </w:rPr>
+      </w:pPr>
+    </w:p>
+    <w:p>
+      <w:pPr>
+        <w:pStyle w:val="paragraph"/>
+        <w:spacing w:before="0" w:beforeAutospacing="0" w:after="0" w:afterAutospacing="0"/>
+        <w:textAlignment w:val="baseline"/>
+        <w:rPr>
+          <w:rStyle w:val="normaltextrun"/>
+          <w:rFonts w:ascii="Calibri" w:hAnsi="Calibri" w:cs="Calibri"/>
+          <w:sz w:val="22"/>
+          <w:szCs w:val="22"/>
+          <w:lang w:val="en-GB"/>
+        </w:rPr>
+      </w:pPr>
+      <w:r>
+        <w:rPr>
+          <w:rStyle w:val="normaltextrun"/>
+          <w:rFonts w:ascii="Calibri" w:hAnsi="Calibri" w:cs="Calibri"/>
+          <w:sz w:val="22"/>
+          <w:szCs w:val="22"/>
+          <w:lang w:val="en-GB"/>
+        </w:rPr>
+        <w:t>Free tier also limits users from transferring liked songs on for platforms alongside exceeding 200 song transfer at a time. It cost £5 on Monthly for premium version of it or 15£ for one time use.</w:t>
+      </w:r>
+    </w:p>
+    <w:p>
+      <w:pPr>
+        <w:pStyle w:val="paragraph"/>
+        <w:spacing w:before="0" w:beforeAutospacing="0" w:after="0" w:afterAutospacing="0"/>
+        <w:textAlignment w:val="baseline"/>
+        <w:rPr>
+          <w:rStyle w:val="normaltextrun"/>
+          <w:rFonts w:ascii="Calibri" w:hAnsi="Calibri" w:cs="Calibri"/>
+          <w:sz w:val="22"/>
+          <w:szCs w:val="22"/>
+          <w:lang w:val="en-GB"/>
+        </w:rPr>
+      </w:pPr>
+    </w:p>
+    <w:p>
+      <w:pPr>
+        <w:pStyle w:val="paragraph"/>
+        <w:spacing w:before="0" w:beforeAutospacing="0" w:after="0" w:afterAutospacing="0"/>
+        <w:textAlignment w:val="baseline"/>
+        <w:rPr>
+          <w:rStyle w:val="normaltextrun"/>
+          <w:rFonts w:ascii="Calibri" w:hAnsi="Calibri" w:cs="Calibri"/>
+          <w:b/>
+          <w:bCs/>
+          <w:sz w:val="22"/>
+          <w:szCs w:val="22"/>
+          <w:lang w:val="en-GB"/>
+        </w:rPr>
+      </w:pPr>
+      <w:r>
+        <w:rPr>
+          <w:rStyle w:val="normaltextrun"/>
+          <w:rFonts w:ascii="Calibri" w:hAnsi="Calibri" w:cs="Calibri"/>
+          <w:b/>
+          <w:bCs/>
+          <w:sz w:val="22"/>
+          <w:szCs w:val="22"/>
+          <w:lang w:val="en-GB"/>
+        </w:rPr>
+        <w:t>What I can apply to my project?</w:t>
+      </w:r>
+    </w:p>
+    <w:p>
+      <w:pPr>
+        <w:pStyle w:val="paragraph"/>
+        <w:spacing w:before="0" w:beforeAutospacing="0" w:after="0" w:afterAutospacing="0"/>
+        <w:textAlignment w:val="baseline"/>
+        <w:rPr>
+          <w:rFonts w:ascii="Calibri" w:hAnsi="Calibri" w:cs="Calibri"/>
+          <w:sz w:val="22"/>
+          <w:szCs w:val="22"/>
+          <w:lang w:val="en-GB"/>
+        </w:rPr>
+      </w:pPr>
+      <w:r>
+        <w:rPr>
+          <w:rStyle w:val="normaltextrun"/>
+          <w:rFonts w:ascii="Calibri" w:hAnsi="Calibri" w:cs="Calibri"/>
+          <w:sz w:val="22"/>
+          <w:szCs w:val="22"/>
+          <w:lang w:val="en-GB"/>
+        </w:rPr>
+        <w:t>User will have a similar login to each of the two platforms. But it’s not going to keep the OAuth details for each platform after user logs out to prevent the application from keep reading users music platform data.</w:t>
+      </w:r>
+    </w:p>
+    <w:p>
+      <w:pPr>
+        <w:pStyle w:val="paragraph"/>
+        <w:spacing w:before="0" w:beforeAutospacing="0" w:after="0" w:afterAutospacing="0"/>
+        <w:textAlignment w:val="baseline"/>
+        <w:rPr>
+          <w:rFonts w:ascii="Segoe UI" w:hAnsi="Segoe UI" w:cs="Segoe UI"/>
+          <w:sz w:val="18"/>
+          <w:szCs w:val="18"/>
+        </w:rPr>
+      </w:pPr>
+      <w:r>
+        <w:rPr>
+          <w:rStyle w:val="eop"/>
+          <w:rFonts w:ascii="Calibri" w:eastAsiaTheme="minorEastAsia" w:hAnsi="Calibri" w:cs="Calibri"/>
+          <w:sz w:val="22"/>
+          <w:szCs w:val="22"/>
+        </w:rPr>
+        <w:t> </w:t>
+      </w:r>
+    </w:p>
+    <w:p>
+      <w:pPr>
+        <w:pStyle w:val="paragraph"/>
+        <w:spacing w:before="0" w:beforeAutospacing="0" w:after="0" w:afterAutospacing="0"/>
+        <w:textAlignment w:val="baseline"/>
+        <w:rPr>
+          <w:rStyle w:val="normaltextrun"/>
+          <w:rFonts w:ascii="Calibri" w:hAnsi="Calibri" w:cs="Calibri"/>
+          <w:sz w:val="36"/>
+          <w:szCs w:val="36"/>
+          <w:lang w:val="en-GB"/>
+        </w:rPr>
+      </w:pPr>
+    </w:p>
+    <w:p>
+      <w:pPr>
+        <w:pStyle w:val="paragraph"/>
+        <w:spacing w:before="0" w:beforeAutospacing="0" w:after="0" w:afterAutospacing="0"/>
+        <w:textAlignment w:val="baseline"/>
+        <w:rPr>
+          <w:rStyle w:val="normaltextrun"/>
+          <w:rFonts w:ascii="Calibri" w:hAnsi="Calibri" w:cs="Calibri"/>
+          <w:sz w:val="36"/>
+          <w:szCs w:val="36"/>
+          <w:lang w:val="en-GB"/>
+        </w:rPr>
+      </w:pPr>
+    </w:p>
+    <w:p>
+      <w:pPr>
+        <w:pStyle w:val="paragraph"/>
+        <w:spacing w:before="0" w:beforeAutospacing="0" w:after="0" w:afterAutospacing="0"/>
+        <w:textAlignment w:val="baseline"/>
+        <w:rPr>
+          <w:rStyle w:val="normaltextrun"/>
+          <w:rFonts w:ascii="Calibri" w:hAnsi="Calibri" w:cs="Calibri"/>
+          <w:sz w:val="36"/>
+          <w:szCs w:val="36"/>
+          <w:lang w:val="en-GB"/>
+        </w:rPr>
+      </w:pPr>
+    </w:p>
+    <w:p>
+      <w:pPr>
+        <w:pStyle w:val="paragraph"/>
+        <w:spacing w:before="0" w:beforeAutospacing="0" w:after="0" w:afterAutospacing="0"/>
+        <w:textAlignment w:val="baseline"/>
+        <w:rPr>
+          <w:rStyle w:val="normaltextrun"/>
+          <w:rFonts w:ascii="Calibri" w:hAnsi="Calibri" w:cs="Calibri"/>
+          <w:sz w:val="36"/>
+          <w:szCs w:val="36"/>
+          <w:lang w:val="en-GB"/>
+        </w:rPr>
+      </w:pPr>
+    </w:p>
+    <w:p>
+      <w:pPr>
+        <w:pStyle w:val="paragraph"/>
+        <w:spacing w:before="0" w:beforeAutospacing="0" w:after="0" w:afterAutospacing="0"/>
+        <w:textAlignment w:val="baseline"/>
+        <w:rPr>
+          <w:rStyle w:val="normaltextrun"/>
+          <w:rFonts w:ascii="Calibri" w:hAnsi="Calibri" w:cs="Calibri"/>
+          <w:sz w:val="36"/>
+          <w:szCs w:val="36"/>
+          <w:lang w:val="en-GB"/>
+        </w:rPr>
+      </w:pPr>
+    </w:p>
+    <w:p>
+      <w:pPr>
+        <w:pStyle w:val="paragraph"/>
+        <w:spacing w:before="0" w:beforeAutospacing="0" w:after="0" w:afterAutospacing="0"/>
+        <w:textAlignment w:val="baseline"/>
+        <w:rPr>
+          <w:rStyle w:val="normaltextrun"/>
+          <w:rFonts w:ascii="Calibri" w:hAnsi="Calibri" w:cs="Calibri"/>
+          <w:sz w:val="36"/>
+          <w:szCs w:val="36"/>
+          <w:lang w:val="en-GB"/>
+        </w:rPr>
+      </w:pPr>
+    </w:p>
+    <w:p>
+      <w:pPr>
+        <w:pStyle w:val="paragraph"/>
+        <w:spacing w:before="0" w:beforeAutospacing="0" w:after="0" w:afterAutospacing="0"/>
+        <w:textAlignment w:val="baseline"/>
+        <w:rPr>
+          <w:rStyle w:val="normaltextrun"/>
+          <w:rFonts w:ascii="Calibri" w:hAnsi="Calibri" w:cs="Calibri"/>
+          <w:sz w:val="36"/>
+          <w:szCs w:val="36"/>
+          <w:lang w:val="en-GB"/>
+        </w:rPr>
+      </w:pPr>
+    </w:p>
+    <w:p>
+      <w:pPr>
+        <w:pStyle w:val="paragraph"/>
+        <w:spacing w:before="0" w:beforeAutospacing="0" w:after="0" w:afterAutospacing="0"/>
+        <w:textAlignment w:val="baseline"/>
+        <w:rPr>
+          <w:rStyle w:val="normaltextrun"/>
+          <w:rFonts w:ascii="Calibri" w:hAnsi="Calibri" w:cs="Calibri"/>
+          <w:sz w:val="36"/>
+          <w:szCs w:val="36"/>
+          <w:lang w:val="en-GB"/>
+        </w:rPr>
+      </w:pPr>
+    </w:p>
+    <w:p>
+      <w:pPr>
+        <w:pStyle w:val="paragraph"/>
+        <w:spacing w:before="0" w:beforeAutospacing="0" w:after="0" w:afterAutospacing="0"/>
+        <w:textAlignment w:val="baseline"/>
+        <w:rPr>
+          <w:rStyle w:val="normaltextrun"/>
+          <w:rFonts w:ascii="Calibri" w:hAnsi="Calibri" w:cs="Calibri"/>
+          <w:sz w:val="36"/>
+          <w:szCs w:val="36"/>
+          <w:lang w:val="en-GB"/>
+        </w:rPr>
+      </w:pPr>
+    </w:p>
+    <w:p>
+      <w:pPr>
+        <w:pStyle w:val="paragraph"/>
+        <w:spacing w:before="0" w:beforeAutospacing="0" w:after="0" w:afterAutospacing="0"/>
+        <w:textAlignment w:val="baseline"/>
+        <w:rPr>
+          <w:rFonts w:ascii="Segoe UI" w:hAnsi="Segoe UI" w:cs="Segoe UI"/>
+          <w:sz w:val="18"/>
+          <w:szCs w:val="18"/>
+        </w:rPr>
+      </w:pPr>
+      <w:r>
+        <w:rPr>
+          <w:rStyle w:val="normaltextrun"/>
+          <w:rFonts w:ascii="Calibri" w:hAnsi="Calibri" w:cs="Calibri"/>
+          <w:sz w:val="36"/>
+          <w:szCs w:val="36"/>
+          <w:lang w:val="en-GB"/>
+        </w:rPr>
+        <w:lastRenderedPageBreak/>
+        <w:t>Tune My Music - </w:t>
+      </w:r>
+      <w:hyperlink r:id="rId20" w:tgtFrame="_blank" w:history="1">
+        <w:r>
+          <w:rPr>
+            <w:rStyle w:val="normaltextrun"/>
+            <w:rFonts w:ascii="Calibri" w:hAnsi="Calibri" w:cs="Calibri"/>
+            <w:color w:val="0563C1"/>
+            <w:sz w:val="36"/>
+            <w:szCs w:val="36"/>
+            <w:u w:val="single"/>
+            <w:lang w:val="en-GB"/>
+          </w:rPr>
+          <w:t>Click here</w:t>
+        </w:r>
+      </w:hyperlink>
+      <w:r>
+        <w:rPr>
+          <w:rStyle w:val="eop"/>
+          <w:rFonts w:ascii="Calibri" w:eastAsiaTheme="minorEastAsia" w:hAnsi="Calibri" w:cs="Calibri"/>
+          <w:sz w:val="36"/>
+          <w:szCs w:val="36"/>
+        </w:rPr>
+        <w:t> </w:t>
+      </w:r>
+    </w:p>
+    <w:p>
+      <w:pPr>
+        <w:pStyle w:val="paragraph"/>
+        <w:spacing w:before="0" w:beforeAutospacing="0" w:after="0" w:afterAutospacing="0"/>
+        <w:textAlignment w:val="baseline"/>
+        <w:rPr>
+          <w:rStyle w:val="eop"/>
+          <w:rFonts w:ascii="Calibri" w:eastAsiaTheme="minorEastAsia" w:hAnsi="Calibri" w:cs="Calibri"/>
+          <w:sz w:val="22"/>
+          <w:szCs w:val="22"/>
+        </w:rPr>
+      </w:pPr>
+      <w:r>
+        <w:rPr>
+          <w:rStyle w:val="wacimagecontainer"/>
+          <w:rFonts w:ascii="Segoe UI" w:hAnsi="Segoe UI" w:cs="Segoe UI"/>
+          <w:noProof/>
+          <w:sz w:val="18"/>
+          <w:szCs w:val="18"/>
+        </w:rPr>
+        <w:drawing>
+          <wp:inline distT="0" distB="0" distL="0" distR="0" wp14:anchorId="368A136B" wp14:editId="6A17C330">
+            <wp:extent cx="5735955" cy="2535555"/>
+            <wp:effectExtent l="0" t="0" r="0" b="0"/>
+            <wp:docPr id="8" name="Picture 3"/>
+            <wp:cNvGraphicFramePr>
+              <a:graphicFrameLocks xmlns:a="http://schemas.openxmlformats.org/drawingml/2006/main" noChangeAspect="1"/>
+            </wp:cNvGraphicFramePr>
+            <a:graphic xmlns:a="http://schemas.openxmlformats.org/drawingml/2006/main">
+              <a:graphicData uri="http://schemas.openxmlformats.org/drawingml/2006/picture">
+                <pic:pic xmlns:pic="http://schemas.openxmlformats.org/drawingml/2006/picture">
+                  <pic:nvPicPr>
+                    <pic:cNvPr id="0" name="Picture 8"/>
+                    <pic:cNvPicPr>
+                      <a:picLocks noChangeAspect="1" noChangeArrowheads="1"/>
+                    </pic:cNvPicPr>
+                  </pic:nvPicPr>
+                  <pic:blipFill>
+                    <a:blip r:embed="rId21">
+                      <a:extLst>
+                        <a:ext uri="{28A0092B-C50C-407E-A947-70E740481C1C}">
+                          <a14:useLocalDpi xmlns:a14="http://schemas.microsoft.com/office/drawing/2010/main" val="0"/>
+                        </a:ext>
+                      </a:extLst>
+                    </a:blip>
+                    <a:srcRect/>
+                    <a:stretch>
+                      <a:fillRect/>
+                    </a:stretch>
+                  </pic:blipFill>
+                  <pic:spPr bwMode="auto">
+                    <a:xfrm>
+                      <a:off x="0" y="0"/>
+                      <a:ext cx="5735955" cy="2535555"/>
+                    </a:xfrm>
+                    <a:prstGeom prst="rect">
+                      <a:avLst/>
+                    </a:prstGeom>
+                    <a:noFill/>
+                    <a:ln>
+                      <a:noFill/>
+                    </a:ln>
+                  </pic:spPr>
+                </pic:pic>
+              </a:graphicData>
+            </a:graphic>
+          </wp:inline>
+        </w:drawing>
+      </w:r>
+      <w:r>
+        <w:rPr>
+          <w:rStyle w:val="eop"/>
+          <w:rFonts w:ascii="Calibri" w:eastAsiaTheme="minorEastAsia" w:hAnsi="Calibri" w:cs="Calibri"/>
+          <w:sz w:val="22"/>
+          <w:szCs w:val="22"/>
+        </w:rPr>
+        <w:t> </w:t>
+      </w:r>
+    </w:p>
+    <w:p>
+      <w:pPr>
+        <w:pStyle w:val="paragraph"/>
+        <w:spacing w:before="0" w:beforeAutospacing="0" w:after="0" w:afterAutospacing="0"/>
+        <w:textAlignment w:val="baseline"/>
+        <w:rPr>
+          <w:rFonts w:ascii="Segoe UI" w:hAnsi="Segoe UI" w:cs="Segoe UI"/>
+          <w:sz w:val="18"/>
+          <w:szCs w:val="18"/>
+        </w:rPr>
+      </w:pPr>
+    </w:p>
+    <w:p>
+      <w:pPr>
+        <w:pStyle w:val="paragraph"/>
+        <w:spacing w:before="0" w:beforeAutospacing="0" w:after="0" w:afterAutospacing="0"/>
+        <w:textAlignment w:val="baseline"/>
+        <w:rPr>
+          <w:rStyle w:val="eop"/>
+          <w:rFonts w:ascii="Calibri" w:eastAsiaTheme="minorEastAsia" w:hAnsi="Calibri" w:cs="Calibri"/>
+          <w:sz w:val="22"/>
+          <w:szCs w:val="22"/>
+        </w:rPr>
+      </w:pPr>
+      <w:r>
+        <w:rPr>
+          <w:rStyle w:val="normaltextrun"/>
+          <w:rFonts w:ascii="Calibri" w:hAnsi="Calibri" w:cs="Calibri"/>
+          <w:sz w:val="22"/>
+          <w:szCs w:val="22"/>
+          <w:lang w:val="en-GB"/>
+        </w:rPr>
+        <w:t xml:space="preserve">In this platform it has similar limits </w:t>
+      </w:r>
+      <w:r>
+        <w:rPr>
+          <w:rStyle w:val="normaltextrun"/>
+          <w:rFonts w:ascii="Calibri" w:hAnsi="Calibri" w:cs="Calibri"/>
+          <w:sz w:val="22"/>
+          <w:szCs w:val="22"/>
+          <w:lang w:val="en-GB"/>
+        </w:rPr>
+        <w:t>and it also requires user to login to two platforms and grant access to read and write data on their accounts on respective music streaming platforms. It doesn’t necessarily depend on user logging in the first steps of the project which I might be a good thing for some users as many of them use this for one time as highlighted in my stakeholders questionnaire.</w:t>
+      </w:r>
+    </w:p>
+    <w:p>
+      <w:pPr>
+        <w:pStyle w:val="paragraph"/>
+        <w:spacing w:before="0" w:beforeAutospacing="0" w:after="0" w:afterAutospacing="0"/>
+        <w:textAlignment w:val="baseline"/>
+        <w:rPr>
+          <w:rStyle w:val="eop"/>
+          <w:rFonts w:ascii="Calibri" w:eastAsiaTheme="minorEastAsia" w:hAnsi="Calibri" w:cs="Calibri"/>
+          <w:sz w:val="22"/>
+          <w:szCs w:val="22"/>
+        </w:rPr>
+      </w:pPr>
+    </w:p>
+    <w:p>
+      <w:pPr>
+        <w:pStyle w:val="paragraph"/>
+        <w:spacing w:before="0" w:beforeAutospacing="0" w:after="0" w:afterAutospacing="0"/>
+        <w:textAlignment w:val="baseline"/>
+        <w:rPr>
+          <w:rStyle w:val="normaltextrun"/>
+          <w:rFonts w:ascii="Calibri" w:hAnsi="Calibri" w:cs="Calibri"/>
+          <w:b/>
+          <w:bCs/>
+          <w:sz w:val="22"/>
+          <w:szCs w:val="22"/>
+          <w:lang w:val="en-GB"/>
+        </w:rPr>
+      </w:pPr>
+      <w:r>
+        <w:rPr>
+          <w:rStyle w:val="normaltextrun"/>
+          <w:rFonts w:ascii="Calibri" w:hAnsi="Calibri" w:cs="Calibri"/>
+          <w:b/>
+          <w:bCs/>
+          <w:sz w:val="22"/>
+          <w:szCs w:val="22"/>
+          <w:lang w:val="en-GB"/>
+        </w:rPr>
+        <w:t>What I can apply to my project?</w:t>
+      </w:r>
+    </w:p>
+    <w:p>
+      <w:pPr>
+        <w:pStyle w:val="paragraph"/>
+        <w:spacing w:before="0" w:beforeAutospacing="0" w:after="0" w:afterAutospacing="0"/>
+        <w:textAlignment w:val="baseline"/>
+        <w:rPr>
+          <w:rStyle w:val="eop"/>
+          <w:rFonts w:ascii="Calibri" w:eastAsiaTheme="minorEastAsia" w:hAnsi="Calibri" w:cs="Calibri"/>
+          <w:sz w:val="22"/>
+          <w:szCs w:val="22"/>
+        </w:rPr>
+      </w:pPr>
+      <w:r>
+        <w:rPr>
+          <w:rStyle w:val="normaltextrun"/>
+          <w:rFonts w:ascii="Calibri" w:hAnsi="Calibri" w:cs="Calibri"/>
+          <w:sz w:val="22"/>
+          <w:szCs w:val="22"/>
+          <w:lang w:val="en-GB"/>
+        </w:rPr>
+        <w:t>but I am going to use this method of user have to input playlist URL so I wouldn’t access all of the playlists that user has rather the ones that he needs to transfer this might be a drawback for the users if they want to transfer every playlist they got. But I would implement this in my project because I focus on better privacy for the user’s end.</w:t>
+      </w:r>
+      <w:r>
+        <w:rPr>
+          <w:rStyle w:val="eop"/>
+          <w:rFonts w:ascii="Calibri" w:eastAsiaTheme="minorEastAsia" w:hAnsi="Calibri" w:cs="Calibri"/>
+          <w:sz w:val="22"/>
+          <w:szCs w:val="22"/>
+        </w:rPr>
+        <w:t> </w:t>
+      </w:r>
+    </w:p>
+    <w:p>
+      <w:pPr>
+        <w:pStyle w:val="paragraph"/>
+        <w:spacing w:before="0" w:beforeAutospacing="0" w:after="0" w:afterAutospacing="0"/>
+        <w:textAlignment w:val="baseline"/>
+        <w:rPr>
+          <w:rStyle w:val="eop"/>
+          <w:rFonts w:ascii="Calibri" w:eastAsiaTheme="minorEastAsia" w:hAnsi="Calibri" w:cs="Calibri"/>
+          <w:sz w:val="22"/>
+          <w:szCs w:val="22"/>
+        </w:rPr>
+      </w:pPr>
+    </w:p>
+    <w:p>
+      <w:pPr>
+        <w:pStyle w:val="paragraph"/>
+        <w:spacing w:before="0" w:beforeAutospacing="0" w:after="0" w:afterAutospacing="0"/>
+        <w:textAlignment w:val="baseline"/>
+        <w:rPr>
+          <w:rStyle w:val="eop"/>
+          <w:rFonts w:ascii="Calibri" w:eastAsiaTheme="minorEastAsia" w:hAnsi="Calibri" w:cs="Calibri"/>
+          <w:sz w:val="22"/>
+          <w:szCs w:val="22"/>
+        </w:rPr>
+      </w:pPr>
+    </w:p>
+    <w:p>
+      <w:pPr>
+        <w:pStyle w:val="paragraph"/>
+        <w:spacing w:before="0" w:beforeAutospacing="0" w:after="0" w:afterAutospacing="0"/>
+        <w:textAlignment w:val="baseline"/>
+        <w:rPr>
+          <w:rStyle w:val="eop"/>
+          <w:rFonts w:ascii="Calibri" w:eastAsiaTheme="minorEastAsia" w:hAnsi="Calibri" w:cs="Calibri"/>
+          <w:sz w:val="22"/>
+          <w:szCs w:val="22"/>
+        </w:rPr>
+      </w:pPr>
+    </w:p>
+    <w:p>
+      <w:pPr>
+        <w:pStyle w:val="paragraph"/>
+        <w:spacing w:before="0" w:beforeAutospacing="0" w:after="0" w:afterAutospacing="0"/>
+        <w:textAlignment w:val="baseline"/>
+        <w:rPr>
+          <w:rStyle w:val="eop"/>
+          <w:rFonts w:ascii="Calibri" w:eastAsiaTheme="minorEastAsia" w:hAnsi="Calibri" w:cs="Calibri"/>
+          <w:sz w:val="22"/>
+          <w:szCs w:val="22"/>
+        </w:rPr>
+      </w:pPr>
+    </w:p>
+    <w:p>
+      <w:pPr>
+        <w:pStyle w:val="paragraph"/>
+        <w:spacing w:before="0" w:beforeAutospacing="0" w:after="0" w:afterAutospacing="0"/>
+        <w:textAlignment w:val="baseline"/>
+        <w:rPr>
+          <w:rStyle w:val="eop"/>
+          <w:rFonts w:ascii="Calibri" w:eastAsiaTheme="minorEastAsia" w:hAnsi="Calibri" w:cs="Calibri"/>
+          <w:sz w:val="22"/>
+          <w:szCs w:val="22"/>
+        </w:rPr>
+      </w:pPr>
+    </w:p>
+    <w:p>
+      <w:pPr>
+        <w:pStyle w:val="paragraph"/>
+        <w:spacing w:before="0" w:beforeAutospacing="0" w:after="0" w:afterAutospacing="0"/>
+        <w:textAlignment w:val="baseline"/>
+        <w:rPr>
+          <w:rStyle w:val="eop"/>
+          <w:rFonts w:ascii="Calibri" w:eastAsiaTheme="minorEastAsia" w:hAnsi="Calibri" w:cs="Calibri"/>
+          <w:sz w:val="22"/>
+          <w:szCs w:val="22"/>
+        </w:rPr>
+      </w:pPr>
+    </w:p>
+    <w:p>
+      <w:pPr>
+        <w:pStyle w:val="paragraph"/>
+        <w:spacing w:before="0" w:beforeAutospacing="0" w:after="0" w:afterAutospacing="0"/>
+        <w:textAlignment w:val="baseline"/>
+        <w:rPr>
+          <w:rStyle w:val="eop"/>
+          <w:rFonts w:ascii="Calibri" w:eastAsiaTheme="minorEastAsia" w:hAnsi="Calibri" w:cs="Calibri"/>
+          <w:sz w:val="22"/>
+          <w:szCs w:val="22"/>
+        </w:rPr>
+      </w:pPr>
+    </w:p>
+    <w:p>
+      <w:pPr>
+        <w:pStyle w:val="paragraph"/>
+        <w:spacing w:before="0" w:beforeAutospacing="0" w:after="0" w:afterAutospacing="0"/>
+        <w:textAlignment w:val="baseline"/>
+        <w:rPr>
+          <w:rStyle w:val="eop"/>
+          <w:rFonts w:ascii="Calibri" w:eastAsiaTheme="minorEastAsia" w:hAnsi="Calibri" w:cs="Calibri"/>
+          <w:sz w:val="22"/>
+          <w:szCs w:val="22"/>
+        </w:rPr>
+      </w:pPr>
+    </w:p>
+    <w:p>
+      <w:pPr>
+        <w:pStyle w:val="paragraph"/>
+        <w:spacing w:before="0" w:beforeAutospacing="0" w:after="0" w:afterAutospacing="0"/>
+        <w:textAlignment w:val="baseline"/>
+        <w:rPr>
+          <w:rStyle w:val="eop"/>
+          <w:rFonts w:ascii="Calibri" w:eastAsiaTheme="minorEastAsia" w:hAnsi="Calibri" w:cs="Calibri"/>
+          <w:sz w:val="22"/>
+          <w:szCs w:val="22"/>
+        </w:rPr>
+      </w:pPr>
+    </w:p>
+    <w:p>
+      <w:pPr>
+        <w:pStyle w:val="paragraph"/>
+        <w:spacing w:before="0" w:beforeAutospacing="0" w:after="0" w:afterAutospacing="0"/>
+        <w:textAlignment w:val="baseline"/>
+        <w:rPr>
+          <w:rStyle w:val="eop"/>
+          <w:rFonts w:ascii="Calibri" w:eastAsiaTheme="minorEastAsia" w:hAnsi="Calibri" w:cs="Calibri"/>
+          <w:sz w:val="22"/>
+          <w:szCs w:val="22"/>
+        </w:rPr>
+      </w:pPr>
+    </w:p>
+    <w:p>
+      <w:pPr>
+        <w:pStyle w:val="paragraph"/>
+        <w:spacing w:before="0" w:beforeAutospacing="0" w:after="0" w:afterAutospacing="0"/>
+        <w:textAlignment w:val="baseline"/>
+        <w:rPr>
+          <w:rStyle w:val="eop"/>
+          <w:rFonts w:ascii="Calibri" w:eastAsiaTheme="minorEastAsia" w:hAnsi="Calibri" w:cs="Calibri"/>
+          <w:sz w:val="22"/>
+          <w:szCs w:val="22"/>
+        </w:rPr>
+      </w:pPr>
+    </w:p>
+    <w:p>
+      <w:pPr>
+        <w:pStyle w:val="paragraph"/>
+        <w:spacing w:before="0" w:beforeAutospacing="0" w:after="0" w:afterAutospacing="0"/>
+        <w:textAlignment w:val="baseline"/>
+        <w:rPr>
+          <w:rStyle w:val="eop"/>
+          <w:rFonts w:ascii="Calibri" w:eastAsiaTheme="minorEastAsia" w:hAnsi="Calibri" w:cs="Calibri"/>
+          <w:sz w:val="22"/>
+          <w:szCs w:val="22"/>
+        </w:rPr>
+      </w:pPr>
+    </w:p>
+    <w:p>
+      <w:pPr>
+        <w:pStyle w:val="paragraph"/>
+        <w:spacing w:before="0" w:beforeAutospacing="0" w:after="0" w:afterAutospacing="0"/>
+        <w:textAlignment w:val="baseline"/>
+        <w:rPr>
+          <w:rStyle w:val="eop"/>
+          <w:rFonts w:ascii="Calibri" w:eastAsiaTheme="minorEastAsia" w:hAnsi="Calibri" w:cs="Calibri"/>
+          <w:sz w:val="22"/>
+          <w:szCs w:val="22"/>
+        </w:rPr>
+      </w:pPr>
+    </w:p>
+    <w:p>
+      <w:pPr>
+        <w:pStyle w:val="paragraph"/>
+        <w:spacing w:before="0" w:beforeAutospacing="0" w:after="0" w:afterAutospacing="0"/>
+        <w:textAlignment w:val="baseline"/>
+        <w:rPr>
+          <w:rStyle w:val="normaltextrun"/>
+          <w:rFonts w:ascii="Calibri" w:hAnsi="Calibri" w:cs="Calibri"/>
+          <w:b/>
+          <w:bCs/>
+          <w:sz w:val="22"/>
+          <w:szCs w:val="22"/>
+        </w:rPr>
+      </w:pPr>
+    </w:p>
+    <w:p>
+      <w:pPr>
+        <w:pStyle w:val="paragraph"/>
+        <w:spacing w:before="0" w:beforeAutospacing="0" w:after="0" w:afterAutospacing="0"/>
+        <w:textAlignment w:val="baseline"/>
+        <w:rPr>
+          <w:rFonts w:ascii="Segoe UI" w:hAnsi="Segoe UI" w:cs="Segoe UI"/>
+          <w:sz w:val="18"/>
+          <w:szCs w:val="18"/>
+          <w:lang w:val="en-GB"/>
+        </w:rPr>
+      </w:pPr>
+    </w:p>
+    <w:p>
+      <w:pPr>
+        <w:pStyle w:val="Heading2"/>
+      </w:pPr>
+      <w:bookmarkStart w:id="20" w:name="_Toc166830182"/>
+    </w:p>
+    <w:p/>
+    <w:p/>
+    <w:p>
+      <w:pPr>
+        <w:pStyle w:val="Heading2"/>
+      </w:pPr>
+      <w:commentRangeStart w:id="21"/>
+      <w:r>
+        <w:lastRenderedPageBreak/>
+        <w:t>1.6 Hardware and software requirement</w:t>
+      </w:r>
+      <w:bookmarkEnd w:id="20"/>
+      <w:commentRangeEnd w:id="21"/>
+      <w:r>
+        <w:rPr>
+          <w:rStyle w:val="CommentReference"/>
+          <w:sz w:val="36"/>
+          <w:szCs w:val="26"/>
+        </w:rPr>
+        <w:commentReference w:id="21"/>
+      </w:r>
+      <w:r>
+        <w:t>s</w:t>
+      </w:r>
+    </w:p>
+    <w:p/>
+    <w:p>
+      <w:pPr>
+        <w:rPr>
+          <w:b/>
+          <w:bCs/>
           <w:sz w:val="24"/>
           <w:szCs w:val="24"/>
+          <w:u w:val="single"/>
         </w:rPr>
       </w:pPr>
       <w:r>
         <w:rPr>
           <w:b/>
           <w:bCs/>
-          <w:i/>
-          <w:iCs/>
           <w:sz w:val="24"/>
           <w:szCs w:val="24"/>
-        </w:rPr>
-        <w:t>How they work?</w:t>
-      </w:r>
-    </w:p>
-    <w:p>
-      <w:r>
-        <w:t xml:space="preserve">The user is asked to connect their respective platforms to the website and then it will transfer data </w:t>
-      </w:r>
-      <w:r>
-        <w:t>at a limitation of 200 Tracks max per playlist and 1 playlist at a time. This can be frustrating depending on how much tracks they have on their playlist and they provide a solution for this which is a premium version of the same program without limitations (</w:t>
-      </w:r>
-      <w:r>
-        <w:t>£3.25</w:t>
-      </w:r>
-      <w:r>
-        <w:t xml:space="preserve"> </w:t>
-      </w:r>
-      <w:r>
-        <w:t>per month billed annually</w:t>
-      </w:r>
-      <w:r>
-        <w:t xml:space="preserve"> or </w:t>
-      </w:r>
-      <w:r>
-        <w:t>£5 per month billed monthly</w:t>
-      </w:r>
-      <w:r>
-        <w:t>)</w:t>
-      </w:r>
-    </w:p>
-    <w:p>
-      <w:pPr>
+          <w:u w:val="single"/>
+        </w:rPr>
+        <w:t>Hardware</w:t>
+      </w:r>
+    </w:p>
+    <w:p>
+      <w:pPr>
+        <w:pStyle w:val="ListParagraph"/>
+        <w:numPr>
+          <w:ilvl w:val="0"/>
+          <w:numId w:val="14"/>
+        </w:numPr>
+      </w:pPr>
+      <w:r>
         <w:rPr>
           <w:b/>
           <w:bCs/>
-          <w:i/>
-          <w:iCs/>
-        </w:rPr>
+        </w:rPr>
+        <w:t>A computer with standard IO peripherals</w:t>
+      </w:r>
+      <w:r>
+        <w:t xml:space="preserve"> – The users need to interact with the program so a mouse/trackpad with a keyboard/touchscreen is needed to input data and interact with the program. </w:t>
+      </w:r>
+      <w:r>
+        <w:t>Also,</w:t>
+      </w:r>
+      <w:r>
+        <w:t xml:space="preserve"> a monitor is </w:t>
+      </w:r>
+      <w:r>
+        <w:t>required as well.</w:t>
+      </w:r>
+    </w:p>
+    <w:p>
+      <w:pPr>
+        <w:pStyle w:val="ListParagraph"/>
+        <w:numPr>
+          <w:ilvl w:val="0"/>
+          <w:numId w:val="5"/>
+        </w:numPr>
       </w:pPr>
       <w:r>
         <w:rPr>
           <w:b/>
           <w:bCs/>
-          <w:i/>
-          <w:iCs/>
-        </w:rPr>
-        <w:t>Potential</w:t>
-      </w:r>
+        </w:rPr>
+        <w:t>CPU</w:t>
+      </w:r>
+      <w:r>
+        <w:t xml:space="preserve"> - </w:t>
+      </w:r>
+      <w:r>
+        <w:t>1 gigahertz (GHz) or faster with 2 or more cores on a compatible 64-bit processor or System on a Chip (SoC)</w:t>
+      </w:r>
+    </w:p>
+    <w:p>
+      <w:pPr>
+        <w:pStyle w:val="ListParagraph"/>
+        <w:numPr>
+          <w:ilvl w:val="0"/>
+          <w:numId w:val="14"/>
+        </w:numPr>
+      </w:pPr>
       <w:r>
         <w:rPr>
           <w:b/>
           <w:bCs/>
-          <w:i/>
-          <w:iCs/>
-        </w:rPr>
-        <w:t xml:space="preserve"> features</w:t>
-      </w:r>
+        </w:rPr>
+        <w:t>Memory</w:t>
+      </w:r>
+      <w:r>
+        <w:t xml:space="preserve"> – Minimum 4GB RAM </w:t>
+      </w:r>
+    </w:p>
+    <w:p>
+      <w:pPr>
+        <w:pStyle w:val="ListParagraph"/>
+        <w:numPr>
+          <w:ilvl w:val="0"/>
+          <w:numId w:val="14"/>
+        </w:numPr>
+      </w:pPr>
       <w:r>
         <w:rPr>
           <w:b/>
           <w:bCs/>
-          <w:i/>
-          <w:iCs/>
-        </w:rPr>
-        <w:t>/</w:t>
-      </w:r>
+        </w:rPr>
+        <w:t>Storage</w:t>
+      </w:r>
+      <w:r>
+        <w:t xml:space="preserve"> – More than 300GB storage (without the OS)</w:t>
+      </w:r>
+    </w:p>
+    <w:p>
+      <w:pPr>
+        <w:pStyle w:val="ListParagraph"/>
+        <w:numPr>
+          <w:ilvl w:val="0"/>
+          <w:numId w:val="5"/>
+        </w:numPr>
+      </w:pPr>
       <w:r>
         <w:rPr>
           <w:b/>
           <w:bCs/>
-          <w:i/>
-          <w:iCs/>
-        </w:rPr>
-        <w:t>components/approaches that may be borrowed</w:t>
-      </w:r>
-      <w:r>
+        </w:rPr>
+        <w:t>And Minimum requirements to run windows 11</w:t>
+      </w:r>
+      <w:r>
+        <w:t xml:space="preserve"> - </w:t>
+      </w:r>
+      <w:r>
+        <w:t>UEFI, Secure Boot capable</w:t>
+      </w:r>
+      <w:r>
+        <w:t xml:space="preserve">, </w:t>
+      </w:r>
+      <w:r>
+        <w:t>Trusted Platform Module (TPM) version 2.0</w:t>
+      </w:r>
+      <w:r>
+        <w:t xml:space="preserve">, </w:t>
+      </w:r>
+      <w:r>
+        <w:t>Compatible with DirectX 12 or later with WDDM 2.0 drive</w:t>
+      </w:r>
+      <w:r>
+        <w:t>r</w:t>
+      </w:r>
+    </w:p>
+    <w:p>
+      <w:pPr>
+        <w:ind w:left="360"/>
+      </w:pPr>
+      <w:r>
+        <w:t>Internet connection is vital for this project so a decent internet connection is required alongside hardware utilities to connect to internet within the device is also required.</w:t>
+      </w:r>
+    </w:p>
+    <w:p>
+      <w:pPr>
+        <w:ind w:left="360"/>
+      </w:pPr>
+    </w:p>
+    <w:p>
+      <w:pPr>
         <w:rPr>
           <w:b/>
           <w:bCs/>
-          <w:i/>
-          <w:iCs/>
-        </w:rPr>
-        <w:t>?  why?</w:t>
-      </w:r>
-    </w:p>
-    <w:p>
-      <w:r>
-        <w:t>The login and the core concept of the platform will be a bit similar the main deference is not having limitations and having a premium to solve the same limitations. The platform connections and the steps will also be similar to that as well.</w:t>
-      </w:r>
-    </w:p>
-    <w:p>
-      <w:pPr>
-        <w:rPr>
-          <w:i/>
-          <w:iCs/>
-        </w:rPr>
-      </w:pPr>
+          <w:sz w:val="24"/>
+          <w:szCs w:val="24"/>
+          <w:u w:val="single"/>
+        </w:rPr>
+      </w:pPr>
+      <w:r>
+        <w:rPr>
+          <w:b/>
+          <w:bCs/>
+          <w:sz w:val="24"/>
+          <w:szCs w:val="24"/>
+          <w:u w:val="single"/>
+        </w:rPr>
+        <w:t xml:space="preserve">Software </w:t>
+      </w:r>
+    </w:p>
+    <w:p>
+      <w:pPr>
+        <w:pStyle w:val="ListParagraph"/>
+        <w:numPr>
+          <w:ilvl w:val="0"/>
+          <w:numId w:val="6"/>
+        </w:numPr>
+      </w:pPr>
+      <w:r>
+        <w:rPr>
+          <w:b/>
+          <w:bCs/>
+        </w:rPr>
+        <w:t>Operating system</w:t>
+      </w:r>
+      <w:r>
+        <w:t xml:space="preserve"> – Windows 11 is recommended because this application is programmed in this operating system (will be able to run in other operating systems with slight tweaks in some areas)</w:t>
+      </w:r>
+    </w:p>
+    <w:p>
+      <w:pPr>
+        <w:pStyle w:val="ListParagraph"/>
+        <w:numPr>
+          <w:ilvl w:val="0"/>
+          <w:numId w:val="6"/>
+        </w:numPr>
+        <w:rPr>
+          <w:b/>
+          <w:bCs/>
+        </w:rPr>
+      </w:pPr>
+      <w:r>
+        <w:rPr>
+          <w:b/>
+          <w:bCs/>
+        </w:rPr>
+        <w:t>Python Installed</w:t>
+      </w:r>
+    </w:p>
+    <w:p>
+      <w:pPr>
+        <w:pStyle w:val="ListParagraph"/>
+        <w:numPr>
+          <w:ilvl w:val="0"/>
+          <w:numId w:val="6"/>
+        </w:numPr>
+        <w:rPr>
+          <w:b/>
+          <w:bCs/>
+        </w:rPr>
+      </w:pPr>
+      <w:r>
+        <w:rPr>
+          <w:b/>
+          <w:bCs/>
+        </w:rPr>
+        <w:t>Python Interpreter</w:t>
+      </w:r>
+      <w:r>
+        <w:rPr>
+          <w:b/>
+          <w:bCs/>
+        </w:rPr>
+        <w:t xml:space="preserve"> – </w:t>
+      </w:r>
+      <w:r>
+        <w:t>PyCharm</w:t>
+      </w:r>
+      <w:r>
+        <w:t xml:space="preserve"> is recommended while there are other </w:t>
+      </w:r>
+      <w:r>
+        <w:t>interpreters</w:t>
+      </w:r>
+      <w:r>
+        <w:t xml:space="preserve"> that you can use to run this application</w:t>
+      </w:r>
+    </w:p>
+    <w:p>
+      <w:pPr>
+        <w:pStyle w:val="ListParagraph"/>
+        <w:numPr>
+          <w:ilvl w:val="0"/>
+          <w:numId w:val="6"/>
+        </w:numPr>
+      </w:pPr>
+      <w:r>
+        <w:rPr>
+          <w:b/>
+          <w:bCs/>
+        </w:rPr>
+        <w:t>Web Browser</w:t>
+      </w:r>
+      <w:r>
+        <w:t xml:space="preserve"> - </w:t>
+      </w:r>
+      <w:r>
+        <w:t>Chrome, Edge, Firefox or safari (latest version)</w:t>
+      </w:r>
+    </w:p>
+    <w:p>
+      <w:pPr>
+        <w:pStyle w:val="ListParagraph"/>
+      </w:pPr>
+    </w:p>
+    <w:p>
+      <w:pPr>
+        <w:rPr>
+          <w:b/>
+          <w:bCs/>
+          <w:sz w:val="24"/>
+          <w:szCs w:val="24"/>
+          <w:u w:val="single"/>
+        </w:rPr>
+      </w:pPr>
+      <w:r>
+        <w:rPr>
+          <w:b/>
+          <w:bCs/>
+          <w:sz w:val="24"/>
+          <w:szCs w:val="24"/>
+          <w:u w:val="single"/>
+        </w:rPr>
+        <w:t xml:space="preserve">Python </w:t>
+      </w:r>
+      <w:r>
+        <w:rPr>
+          <w:b/>
+          <w:bCs/>
+          <w:sz w:val="24"/>
+          <w:szCs w:val="24"/>
+          <w:u w:val="single"/>
+        </w:rPr>
+        <w:t>Libraries</w:t>
+      </w:r>
+    </w:p>
+    <w:p>
+      <w:pPr>
+        <w:pStyle w:val="ListParagraph"/>
+        <w:numPr>
+          <w:ilvl w:val="0"/>
+          <w:numId w:val="13"/>
+        </w:numPr>
+      </w:pPr>
+      <w:r>
+        <w:t>Tkinter for python</w:t>
+      </w:r>
+    </w:p>
+    <w:p>
+      <w:pPr>
+        <w:pStyle w:val="ListParagraph"/>
+        <w:numPr>
+          <w:ilvl w:val="0"/>
+          <w:numId w:val="13"/>
+        </w:numPr>
+      </w:pPr>
+      <w:r>
+        <w:t>SQLite to connect to database</w:t>
+      </w:r>
     </w:p>
     <w:p/>
     <w:p/>
@@ -2393,55 +4190,7 @@
         <w:br w:type="page"/>
       </w:r>
     </w:p>
-    <w:p>
-      <w:pPr>
-        <w:pStyle w:val="Heading2"/>
-      </w:pPr>
-      <w:sdt>
-        <w:sdtPr>
-          <w:tag w:val="goog_rdk_14"/>
-          <w:id w:val="223106233"/>
-          <w:showingPlcHdr/>
-        </w:sdtPr>
-        <w:sdtContent>
-          <w:r>
-            <w:t xml:space="preserve">    </w:t>
-          </w:r>
-          <w:bookmarkStart w:id="21" w:name="_Toc166830182"/>
-          <w:r>
-            <w:t xml:space="preserve"> </w:t>
-          </w:r>
-          <w:commentRangeStart w:id="22"/>
-        </w:sdtContent>
-      </w:sdt>
-      <w:r>
-        <w:t xml:space="preserve">1.6 Hardware and software requirements </w:t>
-      </w:r>
-      <w:commentRangeEnd w:id="22"/>
-      <w:r>
-        <w:commentReference w:id="22"/>
-      </w:r>
-      <w:bookmarkEnd w:id="21"/>
-    </w:p>
-    <w:p/>
-    <w:p>
-      <w:r>
-        <w:t>Hardware</w:t>
-      </w:r>
-    </w:p>
-    <w:p/>
-    <w:p>
-      <w:r>
-        <w:t xml:space="preserve">Software </w:t>
-      </w:r>
-    </w:p>
-    <w:p/>
-    <w:p>
-      <w:r>
-        <w:br w:type="page"/>
-      </w:r>
-    </w:p>
-    <w:bookmarkStart w:id="23" w:name="_Toc166830183"/>
+    <w:bookmarkStart w:id="22" w:name="_Toc166830183"/>
     <w:p>
       <w:pPr>
         <w:pStyle w:val="Heading2"/>
@@ -2452,24 +4201,785 @@
           <w:id w:val="560988868"/>
         </w:sdtPr>
         <w:sdtContent>
-          <w:commentRangeStart w:id="24"/>
+          <w:commentRangeStart w:id="23"/>
         </w:sdtContent>
       </w:sdt>
       <w:r>
         <w:t>1.8 The requirements of the solution</w:t>
       </w:r>
-      <w:commentRangeEnd w:id="24"/>
-      <w:r>
-        <w:commentReference w:id="24"/>
-      </w:r>
-      <w:bookmarkEnd w:id="23"/>
-    </w:p>
-    <w:p>
+      <w:bookmarkEnd w:id="22"/>
+      <w:commentRangeEnd w:id="23"/>
+      <w:r>
+        <w:rPr>
+          <w:rStyle w:val="CommentReference"/>
+          <w:sz w:val="36"/>
+          <w:szCs w:val="26"/>
+        </w:rPr>
+        <w:commentReference w:id="23"/>
+      </w:r>
+    </w:p>
+    <w:p>
+      <w:pPr>
+        <w:rPr>
+          <w:b/>
+          <w:bCs/>
+          <w:sz w:val="28"/>
+          <w:szCs w:val="28"/>
+          <w:u w:val="single"/>
+        </w:rPr>
+      </w:pPr>
+      <w:r>
+        <w:rPr>
+          <w:b/>
+          <w:bCs/>
+          <w:sz w:val="28"/>
+          <w:szCs w:val="28"/>
+          <w:u w:val="single"/>
+        </w:rPr>
+        <w:t>Design</w:t>
+      </w:r>
+    </w:p>
+    <w:tbl>
+      <w:tblPr>
+        <w:tblStyle w:val="GridTable4"/>
+        <w:tblW w:w="0" w:type="auto"/>
+        <w:tblLook w:val="04A0" w:firstRow="1" w:lastRow="0" w:firstColumn="1" w:lastColumn="0" w:noHBand="0" w:noVBand="1"/>
+      </w:tblPr>
+      <w:tblGrid>
+        <w:gridCol w:w="4508"/>
+        <w:gridCol w:w="4508"/>
+      </w:tblGrid>
+      <w:tr>
+        <w:trPr>
+          <w:cnfStyle w:val="100000000000" w:firstRow="1" w:lastRow="0" w:firstColumn="0" w:lastColumn="0" w:oddVBand="0" w:evenVBand="0" w:oddHBand="0" w:evenHBand="0" w:firstRowFirstColumn="0" w:firstRowLastColumn="0" w:lastRowFirstColumn="0" w:lastRowLastColumn="0"/>
+        </w:trPr>
+        <w:tc>
+          <w:tcPr>
+            <w:cnfStyle w:val="001000000000" w:firstRow="0" w:lastRow="0" w:firstColumn="1" w:lastColumn="0" w:oddVBand="0" w:evenVBand="0" w:oddHBand="0" w:evenHBand="0" w:firstRowFirstColumn="0" w:firstRowLastColumn="0" w:lastRowFirstColumn="0" w:lastRowLastColumn="0"/>
+            <w:tcW w:w="4508" w:type="dxa"/>
+          </w:tcPr>
+          <w:p>
+            <w:pPr>
+              <w:jc w:val="center"/>
+            </w:pPr>
+            <w:r>
+              <w:rPr>
+                <w:color w:val="auto"/>
+              </w:rPr>
+              <w:t>Requirement</w:t>
+            </w:r>
+          </w:p>
+        </w:tc>
+        <w:tc>
+          <w:tcPr>
+            <w:tcW w:w="4508" w:type="dxa"/>
+          </w:tcPr>
+          <w:p>
+            <w:pPr>
+              <w:jc w:val="center"/>
+              <w:cnfStyle w:val="100000000000" w:firstRow="1" w:lastRow="0" w:firstColumn="0" w:lastColumn="0" w:oddVBand="0" w:evenVBand="0" w:oddHBand="0" w:evenHBand="0" w:firstRowFirstColumn="0" w:firstRowLastColumn="0" w:lastRowFirstColumn="0" w:lastRowLastColumn="0"/>
+            </w:pPr>
+            <w:r>
+              <w:t>Explanation</w:t>
+            </w:r>
+          </w:p>
+        </w:tc>
+      </w:tr>
+      <w:tr>
+        <w:trPr>
+          <w:cnfStyle w:val="000000100000" w:firstRow="0" w:lastRow="0" w:firstColumn="0" w:lastColumn="0" w:oddVBand="0" w:evenVBand="0" w:oddHBand="1" w:evenHBand="0" w:firstRowFirstColumn="0" w:firstRowLastColumn="0" w:lastRowFirstColumn="0" w:lastRowLastColumn="0"/>
+        </w:trPr>
+        <w:tc>
+          <w:tcPr>
+            <w:cnfStyle w:val="001000000000" w:firstRow="0" w:lastRow="0" w:firstColumn="1" w:lastColumn="0" w:oddVBand="0" w:evenVBand="0" w:oddHBand="0" w:evenHBand="0" w:firstRowFirstColumn="0" w:firstRowLastColumn="0" w:lastRowFirstColumn="0" w:lastRowLastColumn="0"/>
+            <w:tcW w:w="4508" w:type="dxa"/>
+          </w:tcPr>
+          <w:p>
+            <w:pPr>
+              <w:rPr>
+                <w:b w:val="0"/>
+                <w:bCs w:val="0"/>
+              </w:rPr>
+            </w:pPr>
+            <w:r>
+              <w:rPr>
+                <w:b w:val="0"/>
+                <w:bCs w:val="0"/>
+              </w:rPr>
+              <w:t>Clean and simple layout</w:t>
+            </w:r>
+          </w:p>
+        </w:tc>
+        <w:tc>
+          <w:tcPr>
+            <w:tcW w:w="4508" w:type="dxa"/>
+          </w:tcPr>
+          <w:p>
+            <w:pPr>
+              <w:cnfStyle w:val="000000100000" w:firstRow="0" w:lastRow="0" w:firstColumn="0" w:lastColumn="0" w:oddVBand="0" w:evenVBand="0" w:oddHBand="1" w:evenHBand="0" w:firstRowFirstColumn="0" w:firstRowLastColumn="0" w:lastRowFirstColumn="0" w:lastRowLastColumn="0"/>
+            </w:pPr>
+            <w:r>
+              <w:t>Because the target audience might not be expert in using computational software this application needs to simpler so everyone can use it to transfer their playlists.</w:t>
+            </w:r>
+            <w:r>
+              <w:t xml:space="preserve"> And also all of the pages should have a similar pattern so the user wouldn’t get confused by the layout.</w:t>
+            </w:r>
+          </w:p>
+        </w:tc>
+      </w:tr>
+      <w:tr>
+        <w:tc>
+          <w:tcPr>
+            <w:cnfStyle w:val="001000000000" w:firstRow="0" w:lastRow="0" w:firstColumn="1" w:lastColumn="0" w:oddVBand="0" w:evenVBand="0" w:oddHBand="0" w:evenHBand="0" w:firstRowFirstColumn="0" w:firstRowLastColumn="0" w:lastRowFirstColumn="0" w:lastRowLastColumn="0"/>
+            <w:tcW w:w="4508" w:type="dxa"/>
+          </w:tcPr>
+          <w:p>
+            <w:pPr>
+              <w:rPr>
+                <w:b w:val="0"/>
+                <w:bCs w:val="0"/>
+              </w:rPr>
+            </w:pPr>
+            <w:r>
+              <w:rPr>
+                <w:b w:val="0"/>
+                <w:bCs w:val="0"/>
+              </w:rPr>
+              <w:t>Contrasting colours in layout</w:t>
+            </w:r>
+          </w:p>
+        </w:tc>
+        <w:tc>
+          <w:tcPr>
+            <w:tcW w:w="4508" w:type="dxa"/>
+          </w:tcPr>
+          <w:p>
+            <w:pPr>
+              <w:cnfStyle w:val="000000000000" w:firstRow="0" w:lastRow="0" w:firstColumn="0" w:lastColumn="0" w:oddVBand="0" w:evenVBand="0" w:oddHBand="0" w:evenHBand="0" w:firstRowFirstColumn="0" w:firstRowLastColumn="0" w:lastRowFirstColumn="0" w:lastRowLastColumn="0"/>
+            </w:pPr>
+            <w:r>
+              <w:t>i.e. Buttons and labels need to be in contrasting and at the same time colour blind friendly so anyone can use it.</w:t>
+            </w:r>
+          </w:p>
+        </w:tc>
+      </w:tr>
+      <w:tr>
+        <w:trPr>
+          <w:cnfStyle w:val="000000100000" w:firstRow="0" w:lastRow="0" w:firstColumn="0" w:lastColumn="0" w:oddVBand="0" w:evenVBand="0" w:oddHBand="1" w:evenHBand="0" w:firstRowFirstColumn="0" w:firstRowLastColumn="0" w:lastRowFirstColumn="0" w:lastRowLastColumn="0"/>
+        </w:trPr>
+        <w:tc>
+          <w:tcPr>
+            <w:cnfStyle w:val="001000000000" w:firstRow="0" w:lastRow="0" w:firstColumn="1" w:lastColumn="0" w:oddVBand="0" w:evenVBand="0" w:oddHBand="0" w:evenHBand="0" w:firstRowFirstColumn="0" w:firstRowLastColumn="0" w:lastRowFirstColumn="0" w:lastRowLastColumn="0"/>
+            <w:tcW w:w="4508" w:type="dxa"/>
+          </w:tcPr>
+          <w:p>
+            <w:pPr>
+              <w:rPr>
+                <w:b w:val="0"/>
+                <w:bCs w:val="0"/>
+              </w:rPr>
+            </w:pPr>
+            <w:r>
+              <w:rPr>
+                <w:b w:val="0"/>
+                <w:bCs w:val="0"/>
+              </w:rPr>
+              <w:t>Each step to be clearly described</w:t>
+            </w:r>
+          </w:p>
+        </w:tc>
+        <w:tc>
+          <w:tcPr>
+            <w:tcW w:w="4508" w:type="dxa"/>
+          </w:tcPr>
+          <w:p>
+            <w:pPr>
+              <w:cnfStyle w:val="000000100000" w:firstRow="0" w:lastRow="0" w:firstColumn="0" w:lastColumn="0" w:oddVBand="0" w:evenVBand="0" w:oddHBand="1" w:evenHBand="0" w:firstRowFirstColumn="0" w:firstRowLastColumn="0" w:lastRowFirstColumn="0" w:lastRowLastColumn="0"/>
+            </w:pPr>
+            <w:r>
+              <w:t>So the user wouldn’t enter wrong inputs for the application which may cause errors.</w:t>
+            </w:r>
+          </w:p>
+        </w:tc>
+      </w:tr>
+      <w:tr>
+        <w:tc>
+          <w:tcPr>
+            <w:cnfStyle w:val="001000000000" w:firstRow="0" w:lastRow="0" w:firstColumn="1" w:lastColumn="0" w:oddVBand="0" w:evenVBand="0" w:oddHBand="0" w:evenHBand="0" w:firstRowFirstColumn="0" w:firstRowLastColumn="0" w:lastRowFirstColumn="0" w:lastRowLastColumn="0"/>
+            <w:tcW w:w="4508" w:type="dxa"/>
+          </w:tcPr>
+          <w:p>
+            <w:pPr>
+              <w:rPr>
+                <w:b w:val="0"/>
+                <w:bCs w:val="0"/>
+              </w:rPr>
+            </w:pPr>
+            <w:r>
+              <w:rPr>
+                <w:b w:val="0"/>
+                <w:bCs w:val="0"/>
+              </w:rPr>
+              <w:t>Error messages</w:t>
+            </w:r>
+          </w:p>
+        </w:tc>
+        <w:tc>
+          <w:tcPr>
+            <w:tcW w:w="4508" w:type="dxa"/>
+          </w:tcPr>
+          <w:p>
+            <w:pPr>
+              <w:cnfStyle w:val="000000000000" w:firstRow="0" w:lastRow="0" w:firstColumn="0" w:lastColumn="0" w:oddVBand="0" w:evenVBand="0" w:oddHBand="0" w:evenHBand="0" w:firstRowFirstColumn="0" w:firstRowLastColumn="0" w:lastRowFirstColumn="0" w:lastRowLastColumn="0"/>
+            </w:pPr>
+            <w:r>
+              <w:t>Error messages need to clearly shown to the user when a user provides incorrect information to the software (i.e. incorrect playlist link)</w:t>
+            </w:r>
+          </w:p>
+        </w:tc>
+      </w:tr>
+      <w:tr>
+        <w:trPr>
+          <w:cnfStyle w:val="000000100000" w:firstRow="0" w:lastRow="0" w:firstColumn="0" w:lastColumn="0" w:oddVBand="0" w:evenVBand="0" w:oddHBand="1" w:evenHBand="0" w:firstRowFirstColumn="0" w:firstRowLastColumn="0" w:lastRowFirstColumn="0" w:lastRowLastColumn="0"/>
+        </w:trPr>
+        <w:tc>
+          <w:tcPr>
+            <w:cnfStyle w:val="001000000000" w:firstRow="0" w:lastRow="0" w:firstColumn="1" w:lastColumn="0" w:oddVBand="0" w:evenVBand="0" w:oddHBand="0" w:evenHBand="0" w:firstRowFirstColumn="0" w:firstRowLastColumn="0" w:lastRowFirstColumn="0" w:lastRowLastColumn="0"/>
+            <w:tcW w:w="4508" w:type="dxa"/>
+          </w:tcPr>
+          <w:p>
+            <w:pPr>
+              <w:rPr>
+                <w:b w:val="0"/>
+                <w:bCs w:val="0"/>
+              </w:rPr>
+            </w:pPr>
+            <w:r>
+              <w:rPr>
+                <w:b w:val="0"/>
+                <w:bCs w:val="0"/>
+              </w:rPr>
+              <w:t>Application in progress signs</w:t>
+            </w:r>
+          </w:p>
+        </w:tc>
+        <w:tc>
+          <w:tcPr>
+            <w:tcW w:w="4508" w:type="dxa"/>
+          </w:tcPr>
+          <w:p>
+            <w:pPr>
+              <w:cnfStyle w:val="000000100000" w:firstRow="0" w:lastRow="0" w:firstColumn="0" w:lastColumn="0" w:oddVBand="0" w:evenVBand="0" w:oddHBand="1" w:evenHBand="0" w:firstRowFirstColumn="0" w:firstRowLastColumn="0" w:lastRowFirstColumn="0" w:lastRowLastColumn="0"/>
+            </w:pPr>
+            <w:r>
+              <w:t>When the application is still running but taking some time to complete a task a loading indicator should be shown to indicate the user that the application is still running.</w:t>
+            </w:r>
+          </w:p>
+        </w:tc>
+      </w:tr>
+      <w:tr>
+        <w:tc>
+          <w:tcPr>
+            <w:cnfStyle w:val="001000000000" w:firstRow="0" w:lastRow="0" w:firstColumn="1" w:lastColumn="0" w:oddVBand="0" w:evenVBand="0" w:oddHBand="0" w:evenHBand="0" w:firstRowFirstColumn="0" w:firstRowLastColumn="0" w:lastRowFirstColumn="0" w:lastRowLastColumn="0"/>
+            <w:tcW w:w="4508" w:type="dxa"/>
+          </w:tcPr>
+          <w:p>
+            <w:pPr>
+              <w:rPr>
+                <w:b w:val="0"/>
+                <w:bCs w:val="0"/>
+              </w:rPr>
+            </w:pPr>
+            <w:r>
+              <w:rPr>
+                <w:b w:val="0"/>
+                <w:bCs w:val="0"/>
+              </w:rPr>
+              <w:t>Analysis to be graphical</w:t>
+            </w:r>
+          </w:p>
+        </w:tc>
+        <w:tc>
+          <w:tcPr>
+            <w:tcW w:w="4508" w:type="dxa"/>
+          </w:tcPr>
+          <w:p>
+            <w:pPr>
+              <w:cnfStyle w:val="000000000000" w:firstRow="0" w:lastRow="0" w:firstColumn="0" w:lastColumn="0" w:oddVBand="0" w:evenVBand="0" w:oddHBand="0" w:evenHBand="0" w:firstRowFirstColumn="0" w:firstRowLastColumn="0" w:lastRowFirstColumn="0" w:lastRowLastColumn="0"/>
+            </w:pPr>
+            <w:r>
+              <w:t>Users would tend to find it easier to extract data from a visual graph rather than a paragraph. So graphs need to be simpler and with common language so everyone who use it can understand.</w:t>
+            </w:r>
+          </w:p>
+        </w:tc>
+      </w:tr>
+    </w:tbl>
+    <w:p/>
+    <w:p>
+      <w:pPr>
+        <w:rPr>
+          <w:b/>
+          <w:bCs/>
+          <w:sz w:val="28"/>
+          <w:szCs w:val="28"/>
+          <w:u w:val="single"/>
+        </w:rPr>
+      </w:pPr>
+    </w:p>
+    <w:p>
+      <w:pPr>
+        <w:rPr>
+          <w:b/>
+          <w:bCs/>
+          <w:sz w:val="28"/>
+          <w:szCs w:val="28"/>
+          <w:u w:val="single"/>
+        </w:rPr>
+      </w:pPr>
+      <w:r>
+        <w:rPr>
+          <w:b/>
+          <w:bCs/>
+          <w:sz w:val="28"/>
+          <w:szCs w:val="28"/>
+          <w:u w:val="single"/>
+        </w:rPr>
+        <w:t>Functionality</w:t>
+      </w:r>
+    </w:p>
+    <w:tbl>
+      <w:tblPr>
+        <w:tblStyle w:val="GridTable4"/>
+        <w:tblW w:w="0" w:type="auto"/>
+        <w:tblLook w:val="04A0" w:firstRow="1" w:lastRow="0" w:firstColumn="1" w:lastColumn="0" w:noHBand="0" w:noVBand="1"/>
+      </w:tblPr>
+      <w:tblGrid>
+        <w:gridCol w:w="4508"/>
+        <w:gridCol w:w="4508"/>
+      </w:tblGrid>
+      <w:tr>
+        <w:trPr>
+          <w:cnfStyle w:val="100000000000" w:firstRow="1" w:lastRow="0" w:firstColumn="0" w:lastColumn="0" w:oddVBand="0" w:evenVBand="0" w:oddHBand="0" w:evenHBand="0" w:firstRowFirstColumn="0" w:firstRowLastColumn="0" w:lastRowFirstColumn="0" w:lastRowLastColumn="0"/>
+        </w:trPr>
+        <w:tc>
+          <w:tcPr>
+            <w:cnfStyle w:val="001000000000" w:firstRow="0" w:lastRow="0" w:firstColumn="1" w:lastColumn="0" w:oddVBand="0" w:evenVBand="0" w:oddHBand="0" w:evenHBand="0" w:firstRowFirstColumn="0" w:firstRowLastColumn="0" w:lastRowFirstColumn="0" w:lastRowLastColumn="0"/>
+            <w:tcW w:w="4508" w:type="dxa"/>
+          </w:tcPr>
+          <w:p>
+            <w:pPr>
+              <w:jc w:val="center"/>
+            </w:pPr>
+            <w:r>
+              <w:rPr>
+                <w:color w:val="auto"/>
+              </w:rPr>
+              <w:t>Requirement</w:t>
+            </w:r>
+          </w:p>
+        </w:tc>
+        <w:tc>
+          <w:tcPr>
+            <w:tcW w:w="4508" w:type="dxa"/>
+          </w:tcPr>
+          <w:p>
+            <w:pPr>
+              <w:jc w:val="center"/>
+              <w:cnfStyle w:val="100000000000" w:firstRow="1" w:lastRow="0" w:firstColumn="0" w:lastColumn="0" w:oddVBand="0" w:evenVBand="0" w:oddHBand="0" w:evenHBand="0" w:firstRowFirstColumn="0" w:firstRowLastColumn="0" w:lastRowFirstColumn="0" w:lastRowLastColumn="0"/>
+            </w:pPr>
+            <w:r>
+              <w:t>Explanation</w:t>
+            </w:r>
+          </w:p>
+        </w:tc>
+      </w:tr>
+      <w:tr>
+        <w:trPr>
+          <w:cnfStyle w:val="000000100000" w:firstRow="0" w:lastRow="0" w:firstColumn="0" w:lastColumn="0" w:oddVBand="0" w:evenVBand="0" w:oddHBand="1" w:evenHBand="0" w:firstRowFirstColumn="0" w:firstRowLastColumn="0" w:lastRowFirstColumn="0" w:lastRowLastColumn="0"/>
+        </w:trPr>
+        <w:tc>
+          <w:tcPr>
+            <w:cnfStyle w:val="001000000000" w:firstRow="0" w:lastRow="0" w:firstColumn="1" w:lastColumn="0" w:oddVBand="0" w:evenVBand="0" w:oddHBand="0" w:evenHBand="0" w:firstRowFirstColumn="0" w:firstRowLastColumn="0" w:lastRowFirstColumn="0" w:lastRowLastColumn="0"/>
+            <w:tcW w:w="4508" w:type="dxa"/>
+          </w:tcPr>
+          <w:p>
+            <w:pPr>
+              <w:rPr>
+                <w:b w:val="0"/>
+                <w:bCs w:val="0"/>
+              </w:rPr>
+            </w:pPr>
+            <w:r>
+              <w:rPr>
+                <w:b w:val="0"/>
+                <w:bCs w:val="0"/>
+              </w:rPr>
+              <w:t>User Authentication</w:t>
+            </w:r>
+          </w:p>
+        </w:tc>
+        <w:tc>
+          <w:tcPr>
+            <w:tcW w:w="4508" w:type="dxa"/>
+          </w:tcPr>
+          <w:p>
+            <w:pPr>
+              <w:cnfStyle w:val="000000100000" w:firstRow="0" w:lastRow="0" w:firstColumn="0" w:lastColumn="0" w:oddVBand="0" w:evenVBand="0" w:oddHBand="1" w:evenHBand="0" w:firstRowFirstColumn="0" w:firstRowLastColumn="0" w:lastRowFirstColumn="0" w:lastRowLastColumn="0"/>
+            </w:pPr>
+            <w:r>
+              <w:t xml:space="preserve">User must be logged into the </w:t>
+            </w:r>
+            <w:r>
+              <w:t>application</w:t>
+            </w:r>
+            <w:r>
+              <w:t xml:space="preserve"> then must allow them to login with their Spotify and YouTube Music accounts to get OAuth authentication</w:t>
+            </w:r>
+          </w:p>
+        </w:tc>
+      </w:tr>
+      <w:tr>
+        <w:tc>
+          <w:tcPr>
+            <w:cnfStyle w:val="001000000000" w:firstRow="0" w:lastRow="0" w:firstColumn="1" w:lastColumn="0" w:oddVBand="0" w:evenVBand="0" w:oddHBand="0" w:evenHBand="0" w:firstRowFirstColumn="0" w:firstRowLastColumn="0" w:lastRowFirstColumn="0" w:lastRowLastColumn="0"/>
+            <w:tcW w:w="4508" w:type="dxa"/>
+          </w:tcPr>
+          <w:p>
+            <w:pPr>
+              <w:rPr>
+                <w:b w:val="0"/>
+                <w:bCs w:val="0"/>
+              </w:rPr>
+            </w:pPr>
+            <w:r>
+              <w:rPr>
+                <w:b w:val="0"/>
+                <w:bCs w:val="0"/>
+              </w:rPr>
+              <w:t>Validation</w:t>
+            </w:r>
+          </w:p>
+        </w:tc>
+        <w:tc>
+          <w:tcPr>
+            <w:tcW w:w="4508" w:type="dxa"/>
+          </w:tcPr>
+          <w:p>
+            <w:pPr>
+              <w:cnfStyle w:val="000000000000" w:firstRow="0" w:lastRow="0" w:firstColumn="0" w:lastColumn="0" w:oddVBand="0" w:evenVBand="0" w:oddHBand="0" w:evenHBand="0" w:firstRowFirstColumn="0" w:firstRowLastColumn="0" w:lastRowFirstColumn="0" w:lastRowLastColumn="0"/>
+            </w:pPr>
+            <w:r>
+              <w:t xml:space="preserve">All of the data inputted to the </w:t>
+            </w:r>
+            <w:r>
+              <w:t xml:space="preserve">application </w:t>
+            </w:r>
+            <w:r>
+              <w:t xml:space="preserve">should be validated so the user wouldn’t enter anything wrong (i.e. playlist URL </w:t>
+            </w:r>
+            <w:r>
+              <w:t>being</w:t>
+            </w:r>
+            <w:r>
+              <w:t xml:space="preserve"> incorrect) and also users wouldn’t log to other user’s accounts</w:t>
+            </w:r>
+          </w:p>
+        </w:tc>
+      </w:tr>
+      <w:tr>
+        <w:trPr>
+          <w:cnfStyle w:val="000000100000" w:firstRow="0" w:lastRow="0" w:firstColumn="0" w:lastColumn="0" w:oddVBand="0" w:evenVBand="0" w:oddHBand="1" w:evenHBand="0" w:firstRowFirstColumn="0" w:firstRowLastColumn="0" w:lastRowFirstColumn="0" w:lastRowLastColumn="0"/>
+        </w:trPr>
+        <w:tc>
+          <w:tcPr>
+            <w:cnfStyle w:val="001000000000" w:firstRow="0" w:lastRow="0" w:firstColumn="1" w:lastColumn="0" w:oddVBand="0" w:evenVBand="0" w:oddHBand="0" w:evenHBand="0" w:firstRowFirstColumn="0" w:firstRowLastColumn="0" w:lastRowFirstColumn="0" w:lastRowLastColumn="0"/>
+            <w:tcW w:w="4508" w:type="dxa"/>
+          </w:tcPr>
+          <w:p>
+            <w:pPr>
+              <w:rPr>
+                <w:b w:val="0"/>
+                <w:bCs w:val="0"/>
+              </w:rPr>
+            </w:pPr>
+            <w:r>
+              <w:rPr>
+                <w:b w:val="0"/>
+                <w:bCs w:val="0"/>
+              </w:rPr>
+              <w:t>Playlist fetch</w:t>
+            </w:r>
+          </w:p>
+        </w:tc>
+        <w:tc>
+          <w:tcPr>
+            <w:tcW w:w="4508" w:type="dxa"/>
+          </w:tcPr>
+          <w:p>
+            <w:pPr>
+              <w:cnfStyle w:val="000000100000" w:firstRow="0" w:lastRow="0" w:firstColumn="0" w:lastColumn="0" w:oddVBand="0" w:evenVBand="0" w:oddHBand="1" w:evenHBand="0" w:firstRowFirstColumn="0" w:firstRowLastColumn="0" w:lastRowFirstColumn="0" w:lastRowLastColumn="0"/>
+            </w:pPr>
+            <w:r>
+              <w:t xml:space="preserve">The </w:t>
+            </w:r>
+            <w:r>
+              <w:t xml:space="preserve">application </w:t>
+            </w:r>
+            <w:r>
+              <w:t>should fetch playlists from selected platforms using APIs</w:t>
+            </w:r>
+          </w:p>
+        </w:tc>
+      </w:tr>
+      <w:tr>
+        <w:tc>
+          <w:tcPr>
+            <w:cnfStyle w:val="001000000000" w:firstRow="0" w:lastRow="0" w:firstColumn="1" w:lastColumn="0" w:oddVBand="0" w:evenVBand="0" w:oddHBand="0" w:evenHBand="0" w:firstRowFirstColumn="0" w:firstRowLastColumn="0" w:lastRowFirstColumn="0" w:lastRowLastColumn="0"/>
+            <w:tcW w:w="4508" w:type="dxa"/>
+          </w:tcPr>
+          <w:p>
+            <w:pPr>
+              <w:rPr>
+                <w:b w:val="0"/>
+                <w:bCs w:val="0"/>
+              </w:rPr>
+            </w:pPr>
+            <w:r>
+              <w:rPr>
+                <w:b w:val="0"/>
+                <w:bCs w:val="0"/>
+              </w:rPr>
+              <w:t>Data extraction</w:t>
+            </w:r>
+          </w:p>
+        </w:tc>
+        <w:tc>
+          <w:tcPr>
+            <w:tcW w:w="4508" w:type="dxa"/>
+          </w:tcPr>
+          <w:p>
+            <w:pPr>
+              <w:cnfStyle w:val="000000000000" w:firstRow="0" w:lastRow="0" w:firstColumn="0" w:lastColumn="0" w:oddVBand="0" w:evenVBand="0" w:oddHBand="0" w:evenHBand="0" w:firstRowFirstColumn="0" w:firstRowLastColumn="0" w:lastRowFirstColumn="0" w:lastRowLastColumn="0"/>
+            </w:pPr>
+            <w:r>
+              <w:t xml:space="preserve">Application </w:t>
+            </w:r>
+            <w:r>
+              <w:t>should extract relevant data needed to transfer the given playlist tracks to the other platform</w:t>
+            </w:r>
+          </w:p>
+        </w:tc>
+      </w:tr>
+      <w:tr>
+        <w:trPr>
+          <w:cnfStyle w:val="000000100000" w:firstRow="0" w:lastRow="0" w:firstColumn="0" w:lastColumn="0" w:oddVBand="0" w:evenVBand="0" w:oddHBand="1" w:evenHBand="0" w:firstRowFirstColumn="0" w:firstRowLastColumn="0" w:lastRowFirstColumn="0" w:lastRowLastColumn="0"/>
+        </w:trPr>
+        <w:tc>
+          <w:tcPr>
+            <w:cnfStyle w:val="001000000000" w:firstRow="0" w:lastRow="0" w:firstColumn="1" w:lastColumn="0" w:oddVBand="0" w:evenVBand="0" w:oddHBand="0" w:evenHBand="0" w:firstRowFirstColumn="0" w:firstRowLastColumn="0" w:lastRowFirstColumn="0" w:lastRowLastColumn="0"/>
+            <w:tcW w:w="4508" w:type="dxa"/>
+          </w:tcPr>
+          <w:p>
+            <w:pPr>
+              <w:rPr>
+                <w:b w:val="0"/>
+                <w:bCs w:val="0"/>
+              </w:rPr>
+            </w:pPr>
+            <w:r>
+              <w:rPr>
+                <w:b w:val="0"/>
+                <w:bCs w:val="0"/>
+              </w:rPr>
+              <w:lastRenderedPageBreak/>
+              <w:t>Track transfer</w:t>
+            </w:r>
+          </w:p>
+        </w:tc>
+        <w:tc>
+          <w:tcPr>
+            <w:tcW w:w="4508" w:type="dxa"/>
+          </w:tcPr>
+          <w:p>
+            <w:pPr>
+              <w:cnfStyle w:val="000000100000" w:firstRow="0" w:lastRow="0" w:firstColumn="0" w:lastColumn="0" w:oddVBand="0" w:evenVBand="0" w:oddHBand="1" w:evenHBand="0" w:firstRowFirstColumn="0" w:firstRowLastColumn="0" w:lastRowFirstColumn="0" w:lastRowLastColumn="0"/>
+            </w:pPr>
+            <w:r>
+              <w:t>Tracks should be transferred to other platform using a metric to determine their matching track on the other platform to increase the accuracy of the track being same one that we fetched from the other platform</w:t>
+            </w:r>
+          </w:p>
+          <w:p>
+            <w:pPr>
+              <w:cnfStyle w:val="000000100000" w:firstRow="0" w:lastRow="0" w:firstColumn="0" w:lastColumn="0" w:oddVBand="0" w:evenVBand="0" w:oddHBand="1" w:evenHBand="0" w:firstRowFirstColumn="0" w:firstRowLastColumn="0" w:lastRowFirstColumn="0" w:lastRowLastColumn="0"/>
+            </w:pPr>
+          </w:p>
+          <w:p>
+            <w:pPr>
+              <w:cnfStyle w:val="000000100000" w:firstRow="0" w:lastRow="0" w:firstColumn="0" w:lastColumn="0" w:oddVBand="0" w:evenVBand="0" w:oddHBand="1" w:evenHBand="0" w:firstRowFirstColumn="0" w:firstRowLastColumn="0" w:lastRowFirstColumn="0" w:lastRowLastColumn="0"/>
+            </w:pPr>
+          </w:p>
+        </w:tc>
+      </w:tr>
+      <w:tr>
+        <w:tc>
+          <w:tcPr>
+            <w:cnfStyle w:val="001000000000" w:firstRow="0" w:lastRow="0" w:firstColumn="1" w:lastColumn="0" w:oddVBand="0" w:evenVBand="0" w:oddHBand="0" w:evenHBand="0" w:firstRowFirstColumn="0" w:firstRowLastColumn="0" w:lastRowFirstColumn="0" w:lastRowLastColumn="0"/>
+            <w:tcW w:w="4508" w:type="dxa"/>
+          </w:tcPr>
+          <w:p>
+            <w:pPr>
+              <w:rPr>
+                <w:b w:val="0"/>
+                <w:bCs w:val="0"/>
+              </w:rPr>
+            </w:pPr>
+            <w:r>
+              <w:rPr>
+                <w:b w:val="0"/>
+                <w:bCs w:val="0"/>
+              </w:rPr>
+              <w:t>Graph generation</w:t>
+            </w:r>
+          </w:p>
+        </w:tc>
+        <w:tc>
+          <w:tcPr>
+            <w:tcW w:w="4508" w:type="dxa"/>
+          </w:tcPr>
+          <w:p>
+            <w:pPr>
+              <w:cnfStyle w:val="000000000000" w:firstRow="0" w:lastRow="0" w:firstColumn="0" w:lastColumn="0" w:oddVBand="0" w:evenVBand="0" w:oddHBand="0" w:evenHBand="0" w:firstRowFirstColumn="0" w:firstRowLastColumn="0" w:lastRowFirstColumn="0" w:lastRowLastColumn="0"/>
+            </w:pPr>
+            <w:r>
+              <w:t>Graphs should be generated while the application is dealing with transferring the songs to make the application seamless and quick</w:t>
+            </w:r>
+          </w:p>
+        </w:tc>
+      </w:tr>
+      <w:tr>
+        <w:trPr>
+          <w:cnfStyle w:val="000000100000" w:firstRow="0" w:lastRow="0" w:firstColumn="0" w:lastColumn="0" w:oddVBand="0" w:evenVBand="0" w:oddHBand="1" w:evenHBand="0" w:firstRowFirstColumn="0" w:firstRowLastColumn="0" w:lastRowFirstColumn="0" w:lastRowLastColumn="0"/>
+        </w:trPr>
+        <w:tc>
+          <w:tcPr>
+            <w:cnfStyle w:val="001000000000" w:firstRow="0" w:lastRow="0" w:firstColumn="1" w:lastColumn="0" w:oddVBand="0" w:evenVBand="0" w:oddHBand="0" w:evenHBand="0" w:firstRowFirstColumn="0" w:firstRowLastColumn="0" w:lastRowFirstColumn="0" w:lastRowLastColumn="0"/>
+            <w:tcW w:w="4508" w:type="dxa"/>
+          </w:tcPr>
+          <w:p>
+            <w:pPr>
+              <w:rPr>
+                <w:b w:val="0"/>
+                <w:bCs w:val="0"/>
+              </w:rPr>
+            </w:pPr>
+            <w:r>
+              <w:rPr>
+                <w:b w:val="0"/>
+                <w:bCs w:val="0"/>
+              </w:rPr>
+              <w:t>Missing Tracks</w:t>
+            </w:r>
+          </w:p>
+        </w:tc>
+        <w:tc>
+          <w:tcPr>
+            <w:tcW w:w="4508" w:type="dxa"/>
+          </w:tcPr>
+          <w:p>
+            <w:pPr>
+              <w:cnfStyle w:val="000000100000" w:firstRow="0" w:lastRow="0" w:firstColumn="0" w:lastColumn="0" w:oddVBand="0" w:evenVBand="0" w:oddHBand="1" w:evenHBand="0" w:firstRowFirstColumn="0" w:firstRowLastColumn="0" w:lastRowFirstColumn="0" w:lastRowLastColumn="0"/>
+            </w:pPr>
+            <w:r>
+              <w:t>If any tracks are missing or multiple variations of the track is too similar to each other, they should be prompted to the user asking them to manually select what they need or abandon those tracks</w:t>
+            </w:r>
+          </w:p>
+        </w:tc>
+      </w:tr>
+      <w:tr>
+        <w:tc>
+          <w:tcPr>
+            <w:cnfStyle w:val="001000000000" w:firstRow="0" w:lastRow="0" w:firstColumn="1" w:lastColumn="0" w:oddVBand="0" w:evenVBand="0" w:oddHBand="0" w:evenHBand="0" w:firstRowFirstColumn="0" w:firstRowLastColumn="0" w:lastRowFirstColumn="0" w:lastRowLastColumn="0"/>
+            <w:tcW w:w="4508" w:type="dxa"/>
+          </w:tcPr>
+          <w:p>
+            <w:pPr>
+              <w:rPr>
+                <w:b w:val="0"/>
+                <w:bCs w:val="0"/>
+              </w:rPr>
+            </w:pPr>
+            <w:r>
+              <w:rPr>
+                <w:b w:val="0"/>
+                <w:bCs w:val="0"/>
+              </w:rPr>
+              <w:t>Analysis Display</w:t>
+            </w:r>
+          </w:p>
+        </w:tc>
+        <w:tc>
+          <w:tcPr>
+            <w:tcW w:w="4508" w:type="dxa"/>
+          </w:tcPr>
+          <w:p>
+            <w:pPr>
+              <w:cnfStyle w:val="000000000000" w:firstRow="0" w:lastRow="0" w:firstColumn="0" w:lastColumn="0" w:oddVBand="0" w:evenVBand="0" w:oddHBand="0" w:evenHBand="0" w:firstRowFirstColumn="0" w:firstRowLastColumn="0" w:lastRowFirstColumn="0" w:lastRowLastColumn="0"/>
+            </w:pPr>
+            <w:r>
+              <w:t>The application should show how many songs were successfully transferred and how much failed/abandoned in the process and then show the graphs generated earlier to the user</w:t>
+            </w:r>
+          </w:p>
+        </w:tc>
+      </w:tr>
+      <w:tr>
+        <w:trPr>
+          <w:cnfStyle w:val="000000100000" w:firstRow="0" w:lastRow="0" w:firstColumn="0" w:lastColumn="0" w:oddVBand="0" w:evenVBand="0" w:oddHBand="1" w:evenHBand="0" w:firstRowFirstColumn="0" w:firstRowLastColumn="0" w:lastRowFirstColumn="0" w:lastRowLastColumn="0"/>
+        </w:trPr>
+        <w:tc>
+          <w:tcPr>
+            <w:cnfStyle w:val="001000000000" w:firstRow="0" w:lastRow="0" w:firstColumn="1" w:lastColumn="0" w:oddVBand="0" w:evenVBand="0" w:oddHBand="0" w:evenHBand="0" w:firstRowFirstColumn="0" w:firstRowLastColumn="0" w:lastRowFirstColumn="0" w:lastRowLastColumn="0"/>
+            <w:tcW w:w="4508" w:type="dxa"/>
+          </w:tcPr>
+          <w:p>
+            <w:pPr>
+              <w:rPr>
+                <w:b w:val="0"/>
+                <w:bCs w:val="0"/>
+              </w:rPr>
+            </w:pPr>
+            <w:r>
+              <w:rPr>
+                <w:b w:val="0"/>
+                <w:bCs w:val="0"/>
+              </w:rPr>
+              <w:t>Logging out</w:t>
+            </w:r>
+          </w:p>
+        </w:tc>
+        <w:tc>
+          <w:tcPr>
+            <w:tcW w:w="4508" w:type="dxa"/>
+          </w:tcPr>
+          <w:p>
+            <w:pPr>
+              <w:cnfStyle w:val="000000100000" w:firstRow="0" w:lastRow="0" w:firstColumn="0" w:lastColumn="0" w:oddVBand="0" w:evenVBand="0" w:oddHBand="1" w:evenHBand="0" w:firstRowFirstColumn="0" w:firstRowLastColumn="0" w:lastRowFirstColumn="0" w:lastRowLastColumn="0"/>
+            </w:pPr>
+            <w:r>
+              <w:t>After the process is complete user should be able to log out and in the process it should delete OAuth authentication tokens for given platforms to ensure users privacy along with any data stored apart from there login.</w:t>
+            </w:r>
+          </w:p>
+        </w:tc>
+      </w:tr>
+    </w:tbl>
+    <w:p/>
+    <w:p>
+      <w:r>
+        <w:t>These requirements would make sure that the application is working efficiently and in the way its intended to do so.</w:t>
+      </w:r>
       <w:r>
         <w:br w:type="page"/>
       </w:r>
     </w:p>
-    <w:p/>
     <w:p>
       <w:pPr>
         <w:pStyle w:val="Heading2"/>
@@ -2484,11 +4994,11 @@
           <w:r>
             <w:t xml:space="preserve">    </w:t>
           </w:r>
-          <w:bookmarkStart w:id="25" w:name="_Toc166830184"/>
+          <w:bookmarkStart w:id="24" w:name="_Toc166830184"/>
           <w:r>
             <w:t xml:space="preserve"> </w:t>
           </w:r>
-          <w:commentRangeStart w:id="26"/>
+          <w:commentRangeStart w:id="25"/>
         </w:sdtContent>
       </w:sdt>
       <w:r>
@@ -2503,18 +5013,366 @@
       <w:r>
         <w:t xml:space="preserve">Features of the solution </w:t>
       </w:r>
-      <w:commentRangeEnd w:id="26"/>
-      <w:r>
-        <w:commentReference w:id="26"/>
-      </w:r>
-      <w:bookmarkEnd w:id="25"/>
-    </w:p>
+      <w:bookmarkEnd w:id="24"/>
+      <w:commentRangeEnd w:id="25"/>
+      <w:r>
+        <w:rPr>
+          <w:rStyle w:val="CommentReference"/>
+          <w:sz w:val="36"/>
+          <w:szCs w:val="26"/>
+        </w:rPr>
+        <w:commentReference w:id="25"/>
+      </w:r>
+    </w:p>
+    <w:p>
+      <w:r>
+        <w:t>The following features are the main features that will be included in my program</w:t>
+      </w:r>
+    </w:p>
+    <w:tbl>
+      <w:tblPr>
+        <w:tblStyle w:val="GridTable4"/>
+        <w:tblW w:w="0" w:type="auto"/>
+        <w:tblLook w:val="04A0" w:firstRow="1" w:lastRow="0" w:firstColumn="1" w:lastColumn="0" w:noHBand="0" w:noVBand="1"/>
+      </w:tblPr>
+      <w:tblGrid>
+        <w:gridCol w:w="4508"/>
+        <w:gridCol w:w="4508"/>
+      </w:tblGrid>
+      <w:tr>
+        <w:trPr>
+          <w:cnfStyle w:val="100000000000" w:firstRow="1" w:lastRow="0" w:firstColumn="0" w:lastColumn="0" w:oddVBand="0" w:evenVBand="0" w:oddHBand="0" w:evenHBand="0" w:firstRowFirstColumn="0" w:firstRowLastColumn="0" w:lastRowFirstColumn="0" w:lastRowLastColumn="0"/>
+        </w:trPr>
+        <w:tc>
+          <w:tcPr>
+            <w:cnfStyle w:val="001000000000" w:firstRow="0" w:lastRow="0" w:firstColumn="1" w:lastColumn="0" w:oddVBand="0" w:evenVBand="0" w:oddHBand="0" w:evenHBand="0" w:firstRowFirstColumn="0" w:firstRowLastColumn="0" w:lastRowFirstColumn="0" w:lastRowLastColumn="0"/>
+            <w:tcW w:w="4508" w:type="dxa"/>
+          </w:tcPr>
+          <w:p>
+            <w:pPr>
+              <w:jc w:val="center"/>
+              <w:rPr>
+                <w:sz w:val="24"/>
+                <w:szCs w:val="24"/>
+              </w:rPr>
+            </w:pPr>
+            <w:r>
+              <w:rPr>
+                <w:color w:val="auto"/>
+                <w:sz w:val="24"/>
+                <w:szCs w:val="24"/>
+              </w:rPr>
+              <w:t>Feature</w:t>
+            </w:r>
+          </w:p>
+        </w:tc>
+        <w:tc>
+          <w:tcPr>
+            <w:tcW w:w="4508" w:type="dxa"/>
+          </w:tcPr>
+          <w:p>
+            <w:pPr>
+              <w:jc w:val="center"/>
+              <w:cnfStyle w:val="100000000000" w:firstRow="1" w:lastRow="0" w:firstColumn="0" w:lastColumn="0" w:oddVBand="0" w:evenVBand="0" w:oddHBand="0" w:evenHBand="0" w:firstRowFirstColumn="0" w:firstRowLastColumn="0" w:lastRowFirstColumn="0" w:lastRowLastColumn="0"/>
+            </w:pPr>
+            <w:r>
+              <w:t>Description</w:t>
+            </w:r>
+          </w:p>
+        </w:tc>
+      </w:tr>
+      <w:tr>
+        <w:trPr>
+          <w:cnfStyle w:val="000000100000" w:firstRow="0" w:lastRow="0" w:firstColumn="0" w:lastColumn="0" w:oddVBand="0" w:evenVBand="0" w:oddHBand="1" w:evenHBand="0" w:firstRowFirstColumn="0" w:firstRowLastColumn="0" w:lastRowFirstColumn="0" w:lastRowLastColumn="0"/>
+        </w:trPr>
+        <w:tc>
+          <w:tcPr>
+            <w:cnfStyle w:val="001000000000" w:firstRow="0" w:lastRow="0" w:firstColumn="1" w:lastColumn="0" w:oddVBand="0" w:evenVBand="0" w:oddHBand="0" w:evenHBand="0" w:firstRowFirstColumn="0" w:firstRowLastColumn="0" w:lastRowFirstColumn="0" w:lastRowLastColumn="0"/>
+            <w:tcW w:w="4508" w:type="dxa"/>
+          </w:tcPr>
+          <w:p>
+            <w:pPr>
+              <w:rPr>
+                <w:b w:val="0"/>
+                <w:bCs w:val="0"/>
+                <w:sz w:val="24"/>
+                <w:szCs w:val="24"/>
+              </w:rPr>
+            </w:pPr>
+            <w:r>
+              <w:rPr>
+                <w:b w:val="0"/>
+                <w:bCs w:val="0"/>
+              </w:rPr>
+              <w:t>User Login</w:t>
+            </w:r>
+          </w:p>
+        </w:tc>
+        <w:tc>
+          <w:tcPr>
+            <w:tcW w:w="4508" w:type="dxa"/>
+          </w:tcPr>
+          <w:p>
+            <w:pPr>
+              <w:cnfStyle w:val="000000100000" w:firstRow="0" w:lastRow="0" w:firstColumn="0" w:lastColumn="0" w:oddVBand="0" w:evenVBand="0" w:oddHBand="1" w:evenHBand="0" w:firstRowFirstColumn="0" w:firstRowLastColumn="0" w:lastRowFirstColumn="0" w:lastRowLastColumn="0"/>
+            </w:pPr>
+            <w:r>
+              <w:t>User should be able to login to their account at the start of the process</w:t>
+            </w:r>
+          </w:p>
+        </w:tc>
+      </w:tr>
+      <w:tr>
+        <w:tc>
+          <w:tcPr>
+            <w:cnfStyle w:val="001000000000" w:firstRow="0" w:lastRow="0" w:firstColumn="1" w:lastColumn="0" w:oddVBand="0" w:evenVBand="0" w:oddHBand="0" w:evenHBand="0" w:firstRowFirstColumn="0" w:firstRowLastColumn="0" w:lastRowFirstColumn="0" w:lastRowLastColumn="0"/>
+            <w:tcW w:w="4508" w:type="dxa"/>
+          </w:tcPr>
+          <w:p>
+            <w:pPr>
+              <w:rPr>
+                <w:b w:val="0"/>
+                <w:bCs w:val="0"/>
+              </w:rPr>
+            </w:pPr>
+            <w:r>
+              <w:rPr>
+                <w:b w:val="0"/>
+                <w:bCs w:val="0"/>
+              </w:rPr>
+              <w:t>Account Authentication</w:t>
+            </w:r>
+          </w:p>
+        </w:tc>
+        <w:tc>
+          <w:tcPr>
+            <w:tcW w:w="4508" w:type="dxa"/>
+          </w:tcPr>
+          <w:p>
+            <w:pPr>
+              <w:cnfStyle w:val="000000000000" w:firstRow="0" w:lastRow="0" w:firstColumn="0" w:lastColumn="0" w:oddVBand="0" w:evenVBand="0" w:oddHBand="0" w:evenHBand="0" w:firstRowFirstColumn="0" w:firstRowLastColumn="0" w:lastRowFirstColumn="0" w:lastRowLastColumn="0"/>
+            </w:pPr>
+            <w:r>
+              <w:t xml:space="preserve">For each platform (Spotify and YouTube Music) users should be able to login to their platform and grant access for the </w:t>
+            </w:r>
+            <w:r>
+              <w:t xml:space="preserve">application </w:t>
+            </w:r>
+            <w:r>
+              <w:t>to access their data</w:t>
+            </w:r>
+          </w:p>
+        </w:tc>
+      </w:tr>
+      <w:tr>
+        <w:trPr>
+          <w:cnfStyle w:val="000000100000" w:firstRow="0" w:lastRow="0" w:firstColumn="0" w:lastColumn="0" w:oddVBand="0" w:evenVBand="0" w:oddHBand="1" w:evenHBand="0" w:firstRowFirstColumn="0" w:firstRowLastColumn="0" w:lastRowFirstColumn="0" w:lastRowLastColumn="0"/>
+        </w:trPr>
+        <w:tc>
+          <w:tcPr>
+            <w:cnfStyle w:val="001000000000" w:firstRow="0" w:lastRow="0" w:firstColumn="1" w:lastColumn="0" w:oddVBand="0" w:evenVBand="0" w:oddHBand="0" w:evenHBand="0" w:firstRowFirstColumn="0" w:firstRowLastColumn="0" w:lastRowFirstColumn="0" w:lastRowLastColumn="0"/>
+            <w:tcW w:w="4508" w:type="dxa"/>
+          </w:tcPr>
+          <w:p>
+            <w:pPr>
+              <w:rPr>
+                <w:b w:val="0"/>
+                <w:bCs w:val="0"/>
+              </w:rPr>
+            </w:pPr>
+            <w:r>
+              <w:rPr>
+                <w:b w:val="0"/>
+                <w:bCs w:val="0"/>
+              </w:rPr>
+              <w:t>Track essential data extraction</w:t>
+            </w:r>
+          </w:p>
+        </w:tc>
+        <w:tc>
+          <w:tcPr>
+            <w:tcW w:w="4508" w:type="dxa"/>
+          </w:tcPr>
+          <w:p>
+            <w:pPr>
+              <w:cnfStyle w:val="000000100000" w:firstRow="0" w:lastRow="0" w:firstColumn="0" w:lastColumn="0" w:oddVBand="0" w:evenVBand="0" w:oddHBand="1" w:evenHBand="0" w:firstRowFirstColumn="0" w:firstRowLastColumn="0" w:lastRowFirstColumn="0" w:lastRowLastColumn="0"/>
+            </w:pPr>
+            <w:r>
+              <w:t xml:space="preserve">The </w:t>
+            </w:r>
+            <w:r>
+              <w:t xml:space="preserve">application </w:t>
+            </w:r>
+            <w:r>
+              <w:t>should extract essential data needed for the transfer from each track provided</w:t>
+            </w:r>
+          </w:p>
+        </w:tc>
+      </w:tr>
+      <w:tr>
+        <w:tc>
+          <w:tcPr>
+            <w:cnfStyle w:val="001000000000" w:firstRow="0" w:lastRow="0" w:firstColumn="1" w:lastColumn="0" w:oddVBand="0" w:evenVBand="0" w:oddHBand="0" w:evenHBand="0" w:firstRowFirstColumn="0" w:firstRowLastColumn="0" w:lastRowFirstColumn="0" w:lastRowLastColumn="0"/>
+            <w:tcW w:w="4508" w:type="dxa"/>
+          </w:tcPr>
+          <w:p>
+            <w:pPr>
+              <w:rPr>
+                <w:b w:val="0"/>
+                <w:bCs w:val="0"/>
+              </w:rPr>
+            </w:pPr>
+            <w:r>
+              <w:rPr>
+                <w:b w:val="0"/>
+                <w:bCs w:val="0"/>
+              </w:rPr>
+              <w:t>Generate a new playlist</w:t>
+            </w:r>
+          </w:p>
+        </w:tc>
+        <w:tc>
+          <w:tcPr>
+            <w:tcW w:w="4508" w:type="dxa"/>
+          </w:tcPr>
+          <w:p>
+            <w:pPr>
+              <w:cnfStyle w:val="000000000000" w:firstRow="0" w:lastRow="0" w:firstColumn="0" w:lastColumn="0" w:oddVBand="0" w:evenVBand="0" w:oddHBand="0" w:evenHBand="0" w:firstRowFirstColumn="0" w:firstRowLastColumn="0" w:lastRowFirstColumn="0" w:lastRowLastColumn="0"/>
+            </w:pPr>
+            <w:r>
+              <w:t xml:space="preserve">The </w:t>
+            </w:r>
+            <w:r>
+              <w:t xml:space="preserve">application </w:t>
+            </w:r>
+            <w:r>
+              <w:t>should generate a new playlist on the platform that the user is transferring songs to</w:t>
+            </w:r>
+          </w:p>
+        </w:tc>
+      </w:tr>
+      <w:tr>
+        <w:trPr>
+          <w:cnfStyle w:val="000000100000" w:firstRow="0" w:lastRow="0" w:firstColumn="0" w:lastColumn="0" w:oddVBand="0" w:evenVBand="0" w:oddHBand="1" w:evenHBand="0" w:firstRowFirstColumn="0" w:firstRowLastColumn="0" w:lastRowFirstColumn="0" w:lastRowLastColumn="0"/>
+        </w:trPr>
+        <w:tc>
+          <w:tcPr>
+            <w:cnfStyle w:val="001000000000" w:firstRow="0" w:lastRow="0" w:firstColumn="1" w:lastColumn="0" w:oddVBand="0" w:evenVBand="0" w:oddHBand="0" w:evenHBand="0" w:firstRowFirstColumn="0" w:firstRowLastColumn="0" w:lastRowFirstColumn="0" w:lastRowLastColumn="0"/>
+            <w:tcW w:w="4508" w:type="dxa"/>
+          </w:tcPr>
+          <w:p>
+            <w:pPr>
+              <w:rPr>
+                <w:b w:val="0"/>
+                <w:bCs w:val="0"/>
+              </w:rPr>
+            </w:pPr>
+            <w:r>
+              <w:rPr>
+                <w:b w:val="0"/>
+                <w:bCs w:val="0"/>
+              </w:rPr>
+              <w:t>Track transfer</w:t>
+            </w:r>
+          </w:p>
+        </w:tc>
+        <w:tc>
+          <w:tcPr>
+            <w:tcW w:w="4508" w:type="dxa"/>
+          </w:tcPr>
+          <w:p>
+            <w:pPr>
+              <w:cnfStyle w:val="000000100000" w:firstRow="0" w:lastRow="0" w:firstColumn="0" w:lastColumn="0" w:oddVBand="0" w:evenVBand="0" w:oddHBand="1" w:evenHBand="0" w:firstRowFirstColumn="0" w:firstRowLastColumn="0" w:lastRowFirstColumn="0" w:lastRowLastColumn="0"/>
+            </w:pPr>
+            <w:r>
+              <w:t>Program should transfer the tracks in a iterative manner to transfer the tracks provided to it if matching track is founded on the other platform</w:t>
+            </w:r>
+          </w:p>
+        </w:tc>
+      </w:tr>
+      <w:tr>
+        <w:tc>
+          <w:tcPr>
+            <w:cnfStyle w:val="001000000000" w:firstRow="0" w:lastRow="0" w:firstColumn="1" w:lastColumn="0" w:oddVBand="0" w:evenVBand="0" w:oddHBand="0" w:evenHBand="0" w:firstRowFirstColumn="0" w:firstRowLastColumn="0" w:lastRowFirstColumn="0" w:lastRowLastColumn="0"/>
+            <w:tcW w:w="4508" w:type="dxa"/>
+          </w:tcPr>
+          <w:p>
+            <w:pPr>
+              <w:rPr>
+                <w:b w:val="0"/>
+                <w:bCs w:val="0"/>
+              </w:rPr>
+            </w:pPr>
+            <w:r>
+              <w:rPr>
+                <w:b w:val="0"/>
+                <w:bCs w:val="0"/>
+              </w:rPr>
+              <w:t>Error Handling</w:t>
+            </w:r>
+          </w:p>
+        </w:tc>
+        <w:tc>
+          <w:tcPr>
+            <w:tcW w:w="4508" w:type="dxa"/>
+          </w:tcPr>
+          <w:p>
+            <w:pPr>
+              <w:cnfStyle w:val="000000000000" w:firstRow="0" w:lastRow="0" w:firstColumn="0" w:lastColumn="0" w:oddVBand="0" w:evenVBand="0" w:oddHBand="0" w:evenHBand="0" w:firstRowFirstColumn="0" w:firstRowLastColumn="0" w:lastRowFirstColumn="0" w:lastRowLastColumn="0"/>
+            </w:pPr>
+            <w:r>
+              <w:t>Any of the errors occurred should be clearly displayed to the user to avoid any confusion</w:t>
+            </w:r>
+          </w:p>
+        </w:tc>
+      </w:tr>
+      <w:tr>
+        <w:trPr>
+          <w:cnfStyle w:val="000000100000" w:firstRow="0" w:lastRow="0" w:firstColumn="0" w:lastColumn="0" w:oddVBand="0" w:evenVBand="0" w:oddHBand="1" w:evenHBand="0" w:firstRowFirstColumn="0" w:firstRowLastColumn="0" w:lastRowFirstColumn="0" w:lastRowLastColumn="0"/>
+        </w:trPr>
+        <w:tc>
+          <w:tcPr>
+            <w:cnfStyle w:val="001000000000" w:firstRow="0" w:lastRow="0" w:firstColumn="1" w:lastColumn="0" w:oddVBand="0" w:evenVBand="0" w:oddHBand="0" w:evenHBand="0" w:firstRowFirstColumn="0" w:firstRowLastColumn="0" w:lastRowFirstColumn="0" w:lastRowLastColumn="0"/>
+            <w:tcW w:w="4508" w:type="dxa"/>
+          </w:tcPr>
+          <w:p>
+            <w:pPr>
+              <w:rPr>
+                <w:b w:val="0"/>
+                <w:bCs w:val="0"/>
+              </w:rPr>
+            </w:pPr>
+            <w:r>
+              <w:rPr>
+                <w:b w:val="0"/>
+                <w:bCs w:val="0"/>
+              </w:rPr>
+              <w:t>Provide the analysis</w:t>
+            </w:r>
+          </w:p>
+        </w:tc>
+        <w:tc>
+          <w:tcPr>
+            <w:tcW w:w="4508" w:type="dxa"/>
+          </w:tcPr>
+          <w:p>
+            <w:pPr>
+              <w:cnfStyle w:val="000000100000" w:firstRow="0" w:lastRow="0" w:firstColumn="0" w:lastColumn="0" w:oddVBand="0" w:evenVBand="0" w:oddHBand="1" w:evenHBand="0" w:firstRowFirstColumn="0" w:firstRowLastColumn="0" w:lastRowFirstColumn="0" w:lastRowLastColumn="0"/>
+            </w:pPr>
+            <w:r>
+              <w:t>After the song transfer is complete user should be provided with analysis for the tracks that were in that playlist with visual graphs for clear representation of data</w:t>
+            </w:r>
+          </w:p>
+        </w:tc>
+      </w:tr>
+    </w:tbl>
+    <w:p/>
     <w:p>
       <w:r>
         <w:br w:type="page"/>
       </w:r>
     </w:p>
-    <w:bookmarkStart w:id="27" w:name="_Toc166830185"/>
+    <w:bookmarkStart w:id="26" w:name="_Toc166830185"/>
     <w:p>
       <w:pPr>
         <w:pStyle w:val="Heading2"/>
@@ -2525,7 +5383,7 @@
           <w:id w:val="499770478"/>
         </w:sdtPr>
         <w:sdtContent>
-          <w:commentRangeStart w:id="28"/>
+          <w:commentRangeStart w:id="27"/>
         </w:sdtContent>
       </w:sdt>
       <w:r>
@@ -2537,18 +5395,1318 @@
       <w:r>
         <w:t xml:space="preserve"> Success Criteria</w:t>
       </w:r>
-      <w:commentRangeEnd w:id="28"/>
-      <w:r>
-        <w:commentReference w:id="28"/>
-      </w:r>
-      <w:bookmarkEnd w:id="27"/>
+      <w:bookmarkEnd w:id="26"/>
+      <w:commentRangeEnd w:id="27"/>
+      <w:r>
+        <w:rPr>
+          <w:rStyle w:val="CommentReference"/>
+          <w:sz w:val="36"/>
+          <w:szCs w:val="26"/>
+        </w:rPr>
+        <w:commentReference w:id="27"/>
+      </w:r>
+    </w:p>
+    <w:p>
+      <w:r>
+        <w:t>The following criteria’s will be used in evaluation to see whether my given targets for the application is achieved.</w:t>
+      </w:r>
+    </w:p>
+    <w:p/>
+    <w:p>
+      <w:pPr>
+        <w:rPr>
+          <w:b/>
+          <w:bCs/>
+          <w:sz w:val="28"/>
+          <w:szCs w:val="28"/>
+        </w:rPr>
+      </w:pPr>
+      <w:r>
+        <w:rPr>
+          <w:b/>
+          <w:bCs/>
+          <w:sz w:val="28"/>
+          <w:szCs w:val="28"/>
+        </w:rPr>
+        <w:t>Functionality and Performance success criteria</w:t>
+      </w:r>
+    </w:p>
+    <w:tbl>
+      <w:tblPr>
+        <w:tblStyle w:val="GridTable4"/>
+        <w:tblW w:w="0" w:type="auto"/>
+        <w:tblLook w:val="04A0" w:firstRow="1" w:lastRow="0" w:firstColumn="1" w:lastColumn="0" w:noHBand="0" w:noVBand="1"/>
+      </w:tblPr>
+      <w:tblGrid>
+        <w:gridCol w:w="2254"/>
+        <w:gridCol w:w="2254"/>
+        <w:gridCol w:w="2254"/>
+        <w:gridCol w:w="2254"/>
+      </w:tblGrid>
+      <w:tr>
+        <w:trPr>
+          <w:cnfStyle w:val="100000000000" w:firstRow="1" w:lastRow="0" w:firstColumn="0" w:lastColumn="0" w:oddVBand="0" w:evenVBand="0" w:oddHBand="0" w:evenHBand="0" w:firstRowFirstColumn="0" w:firstRowLastColumn="0" w:lastRowFirstColumn="0" w:lastRowLastColumn="0"/>
+        </w:trPr>
+        <w:tc>
+          <w:tcPr>
+            <w:cnfStyle w:val="001000000000" w:firstRow="0" w:lastRow="0" w:firstColumn="1" w:lastColumn="0" w:oddVBand="0" w:evenVBand="0" w:oddHBand="0" w:evenHBand="0" w:firstRowFirstColumn="0" w:firstRowLastColumn="0" w:lastRowFirstColumn="0" w:lastRowLastColumn="0"/>
+            <w:tcW w:w="2254" w:type="dxa"/>
+          </w:tcPr>
+          <w:p>
+            <w:pPr>
+              <w:jc w:val="center"/>
+            </w:pPr>
+            <w:r>
+              <w:t>Requirements</w:t>
+            </w:r>
+          </w:p>
+        </w:tc>
+        <w:tc>
+          <w:tcPr>
+            <w:tcW w:w="2254" w:type="dxa"/>
+          </w:tcPr>
+          <w:p>
+            <w:pPr>
+              <w:jc w:val="center"/>
+              <w:cnfStyle w:val="100000000000" w:firstRow="1" w:lastRow="0" w:firstColumn="0" w:lastColumn="0" w:oddVBand="0" w:evenVBand="0" w:oddHBand="0" w:evenHBand="0" w:firstRowFirstColumn="0" w:firstRowLastColumn="0" w:lastRowFirstColumn="0" w:lastRowLastColumn="0"/>
+            </w:pPr>
+            <w:r>
+              <w:t>Explanation of it</w:t>
+            </w:r>
+          </w:p>
+        </w:tc>
+        <w:tc>
+          <w:tcPr>
+            <w:tcW w:w="2254" w:type="dxa"/>
+          </w:tcPr>
+          <w:p>
+            <w:pPr>
+              <w:jc w:val="center"/>
+              <w:cnfStyle w:val="100000000000" w:firstRow="1" w:lastRow="0" w:firstColumn="0" w:lastColumn="0" w:oddVBand="0" w:evenVBand="0" w:oddHBand="0" w:evenHBand="0" w:firstRowFirstColumn="0" w:firstRowLastColumn="0" w:lastRowFirstColumn="0" w:lastRowLastColumn="0"/>
+            </w:pPr>
+            <w:r>
+              <w:t>How it will be achieved</w:t>
+            </w:r>
+          </w:p>
+        </w:tc>
+        <w:tc>
+          <w:tcPr>
+            <w:tcW w:w="2254" w:type="dxa"/>
+          </w:tcPr>
+          <w:p>
+            <w:pPr>
+              <w:jc w:val="center"/>
+              <w:cnfStyle w:val="100000000000" w:firstRow="1" w:lastRow="0" w:firstColumn="0" w:lastColumn="0" w:oddVBand="0" w:evenVBand="0" w:oddHBand="0" w:evenHBand="0" w:firstRowFirstColumn="0" w:firstRowLastColumn="0" w:lastRowFirstColumn="0" w:lastRowLastColumn="0"/>
+            </w:pPr>
+            <w:r>
+              <w:t>How the evidence will be provided</w:t>
+            </w:r>
+          </w:p>
+        </w:tc>
+      </w:tr>
+      <w:tr>
+        <w:trPr>
+          <w:cnfStyle w:val="000000100000" w:firstRow="0" w:lastRow="0" w:firstColumn="0" w:lastColumn="0" w:oddVBand="0" w:evenVBand="0" w:oddHBand="1" w:evenHBand="0" w:firstRowFirstColumn="0" w:firstRowLastColumn="0" w:lastRowFirstColumn="0" w:lastRowLastColumn="0"/>
+        </w:trPr>
+        <w:tc>
+          <w:tcPr>
+            <w:cnfStyle w:val="001000000000" w:firstRow="0" w:lastRow="0" w:firstColumn="1" w:lastColumn="0" w:oddVBand="0" w:evenVBand="0" w:oddHBand="0" w:evenHBand="0" w:firstRowFirstColumn="0" w:firstRowLastColumn="0" w:lastRowFirstColumn="0" w:lastRowLastColumn="0"/>
+            <w:tcW w:w="2254" w:type="dxa"/>
+          </w:tcPr>
+          <w:p>
+            <w:pPr>
+              <w:rPr>
+                <w:b w:val="0"/>
+                <w:bCs w:val="0"/>
+              </w:rPr>
+            </w:pPr>
+            <w:r>
+              <w:rPr>
+                <w:b w:val="0"/>
+                <w:bCs w:val="0"/>
+              </w:rPr>
+              <w:t xml:space="preserve">The </w:t>
+            </w:r>
+            <w:r>
+              <w:rPr>
+                <w:b w:val="0"/>
+                <w:bCs w:val="0"/>
+              </w:rPr>
+              <w:t xml:space="preserve">application </w:t>
+            </w:r>
+            <w:r>
+              <w:rPr>
+                <w:b w:val="0"/>
+                <w:bCs w:val="0"/>
+              </w:rPr>
+              <w:t>should let user login to each platform</w:t>
+            </w:r>
+          </w:p>
+        </w:tc>
+        <w:tc>
+          <w:tcPr>
+            <w:tcW w:w="2254" w:type="dxa"/>
+          </w:tcPr>
+          <w:p>
+            <w:pPr>
+              <w:cnfStyle w:val="000000100000" w:firstRow="0" w:lastRow="0" w:firstColumn="0" w:lastColumn="0" w:oddVBand="0" w:evenVBand="0" w:oddHBand="1" w:evenHBand="0" w:firstRowFirstColumn="0" w:firstRowLastColumn="0" w:lastRowFirstColumn="0" w:lastRowLastColumn="0"/>
+            </w:pPr>
+            <w:r>
+              <w:t xml:space="preserve">For the </w:t>
+            </w:r>
+            <w:r>
+              <w:t xml:space="preserve">application </w:t>
+            </w:r>
+            <w:r>
+              <w:t xml:space="preserve">to get authentication token for user’s accounts from each platform </w:t>
+            </w:r>
+            <w:r>
+              <w:t xml:space="preserve">application </w:t>
+            </w:r>
+            <w:r>
+              <w:t>should let user to login to their Spotify and YouTube music accounts</w:t>
+            </w:r>
+          </w:p>
+        </w:tc>
+        <w:tc>
+          <w:tcPr>
+            <w:tcW w:w="2254" w:type="dxa"/>
+          </w:tcPr>
+          <w:p>
+            <w:pPr>
+              <w:cnfStyle w:val="000000100000" w:firstRow="0" w:lastRow="0" w:firstColumn="0" w:lastColumn="0" w:oddVBand="0" w:evenVBand="0" w:oddHBand="1" w:evenHBand="0" w:firstRowFirstColumn="0" w:firstRowLastColumn="0" w:lastRowFirstColumn="0" w:lastRowLastColumn="0"/>
+            </w:pPr>
+            <w:r>
+              <w:t xml:space="preserve">Using OAuth authentication will be used though APIs so when the user logs in it returns the access tokens to their respective platform so </w:t>
+            </w:r>
+            <w:r>
+              <w:t xml:space="preserve">application </w:t>
+            </w:r>
+            <w:r>
+              <w:t>can access the playlist</w:t>
+            </w:r>
+          </w:p>
+        </w:tc>
+        <w:tc>
+          <w:tcPr>
+            <w:tcW w:w="2254" w:type="dxa"/>
+          </w:tcPr>
+          <w:p>
+            <w:pPr>
+              <w:cnfStyle w:val="000000100000" w:firstRow="0" w:lastRow="0" w:firstColumn="0" w:lastColumn="0" w:oddVBand="0" w:evenVBand="0" w:oddHBand="1" w:evenHBand="0" w:firstRowFirstColumn="0" w:firstRowLastColumn="0" w:lastRowFirstColumn="0" w:lastRowLastColumn="0"/>
+            </w:pPr>
+            <w:r>
+              <w:t>Screenshots of my database and login page for each platform when the application is running will be provided</w:t>
+            </w:r>
+          </w:p>
+        </w:tc>
+      </w:tr>
+      <w:tr>
+        <w:tc>
+          <w:tcPr>
+            <w:cnfStyle w:val="001000000000" w:firstRow="0" w:lastRow="0" w:firstColumn="1" w:lastColumn="0" w:oddVBand="0" w:evenVBand="0" w:oddHBand="0" w:evenHBand="0" w:firstRowFirstColumn="0" w:firstRowLastColumn="0" w:lastRowFirstColumn="0" w:lastRowLastColumn="0"/>
+            <w:tcW w:w="2254" w:type="dxa"/>
+          </w:tcPr>
+          <w:p>
+            <w:pPr>
+              <w:rPr>
+                <w:b w:val="0"/>
+                <w:bCs w:val="0"/>
+              </w:rPr>
+            </w:pPr>
+            <w:r>
+              <w:rPr>
+                <w:b w:val="0"/>
+                <w:bCs w:val="0"/>
+              </w:rPr>
+              <w:t>A</w:t>
+            </w:r>
+            <w:r>
+              <w:rPr>
+                <w:b w:val="0"/>
+                <w:bCs w:val="0"/>
+              </w:rPr>
+              <w:t xml:space="preserve">pplication </w:t>
+            </w:r>
+            <w:r>
+              <w:rPr>
+                <w:b w:val="0"/>
+                <w:bCs w:val="0"/>
+              </w:rPr>
+              <w:t>should fetch or validate the given playlist</w:t>
+            </w:r>
+          </w:p>
+        </w:tc>
+        <w:tc>
+          <w:tcPr>
+            <w:tcW w:w="2254" w:type="dxa"/>
+          </w:tcPr>
+          <w:p>
+            <w:pPr>
+              <w:cnfStyle w:val="000000000000" w:firstRow="0" w:lastRow="0" w:firstColumn="0" w:lastColumn="0" w:oddVBand="0" w:evenVBand="0" w:oddHBand="0" w:evenHBand="0" w:firstRowFirstColumn="0" w:firstRowLastColumn="0" w:lastRowFirstColumn="0" w:lastRowLastColumn="0"/>
+            </w:pPr>
+            <w:r>
+              <w:t>User will be asked to enter playlist they want to transfer for YouTube music and that URL should be validated upon running the application to avoid errors. For Spotify user will be asked which playlist we need to access</w:t>
+            </w:r>
+          </w:p>
+        </w:tc>
+        <w:tc>
+          <w:tcPr>
+            <w:tcW w:w="2254" w:type="dxa"/>
+          </w:tcPr>
+          <w:p>
+            <w:pPr>
+              <w:cnfStyle w:val="000000000000" w:firstRow="0" w:lastRow="0" w:firstColumn="0" w:lastColumn="0" w:oddVBand="0" w:evenVBand="0" w:oddHBand="0" w:evenHBand="0" w:firstRowFirstColumn="0" w:firstRowLastColumn="0" w:lastRowFirstColumn="0" w:lastRowLastColumn="0"/>
+            </w:pPr>
+            <w:r>
+              <w:t>Spotify API will retrieve the names of all playlists that the user has and user will be asked to select the one they need to transfer</w:t>
+            </w:r>
+          </w:p>
+        </w:tc>
+        <w:tc>
+          <w:tcPr>
+            <w:tcW w:w="2254" w:type="dxa"/>
+          </w:tcPr>
+          <w:p>
+            <w:pPr>
+              <w:cnfStyle w:val="000000000000" w:firstRow="0" w:lastRow="0" w:firstColumn="0" w:lastColumn="0" w:oddVBand="0" w:evenVBand="0" w:oddHBand="0" w:evenHBand="0" w:firstRowFirstColumn="0" w:firstRowLastColumn="0" w:lastRowFirstColumn="0" w:lastRowLastColumn="0"/>
+            </w:pPr>
+            <w:r>
+              <w:t>Screenshots will be provided of the tkinter interface</w:t>
+            </w:r>
+          </w:p>
+        </w:tc>
+      </w:tr>
+      <w:tr>
+        <w:trPr>
+          <w:cnfStyle w:val="000000100000" w:firstRow="0" w:lastRow="0" w:firstColumn="0" w:lastColumn="0" w:oddVBand="0" w:evenVBand="0" w:oddHBand="1" w:evenHBand="0" w:firstRowFirstColumn="0" w:firstRowLastColumn="0" w:lastRowFirstColumn="0" w:lastRowLastColumn="0"/>
+        </w:trPr>
+        <w:tc>
+          <w:tcPr>
+            <w:cnfStyle w:val="001000000000" w:firstRow="0" w:lastRow="0" w:firstColumn="1" w:lastColumn="0" w:oddVBand="0" w:evenVBand="0" w:oddHBand="0" w:evenHBand="0" w:firstRowFirstColumn="0" w:firstRowLastColumn="0" w:lastRowFirstColumn="0" w:lastRowLastColumn="0"/>
+            <w:tcW w:w="2254" w:type="dxa"/>
+          </w:tcPr>
+          <w:p>
+            <w:pPr>
+              <w:rPr>
+                <w:b w:val="0"/>
+                <w:bCs w:val="0"/>
+              </w:rPr>
+            </w:pPr>
+            <w:r>
+              <w:rPr>
+                <w:b w:val="0"/>
+                <w:bCs w:val="0"/>
+              </w:rPr>
+              <w:t>A</w:t>
+            </w:r>
+            <w:r>
+              <w:rPr>
+                <w:b w:val="0"/>
+                <w:bCs w:val="0"/>
+              </w:rPr>
+              <w:t xml:space="preserve">pplication </w:t>
+            </w:r>
+            <w:r>
+              <w:rPr>
+                <w:b w:val="0"/>
+                <w:bCs w:val="0"/>
+              </w:rPr>
+              <w:t>should extract necessary details for each track from the metadata given</w:t>
+            </w:r>
+          </w:p>
+        </w:tc>
+        <w:tc>
+          <w:tcPr>
+            <w:tcW w:w="2254" w:type="dxa"/>
+          </w:tcPr>
+          <w:p>
+            <w:pPr>
+              <w:cnfStyle w:val="000000100000" w:firstRow="0" w:lastRow="0" w:firstColumn="0" w:lastColumn="0" w:oddVBand="0" w:evenVBand="0" w:oddHBand="1" w:evenHBand="0" w:firstRowFirstColumn="0" w:firstRowLastColumn="0" w:lastRowFirstColumn="0" w:lastRowLastColumn="0"/>
+            </w:pPr>
+            <w:r>
+              <w:t xml:space="preserve">Each track will return a really long metadata and the </w:t>
+            </w:r>
+            <w:r>
+              <w:t xml:space="preserve">application </w:t>
+            </w:r>
+            <w:r>
+              <w:t>needs to extract relevant details</w:t>
+            </w:r>
+          </w:p>
+        </w:tc>
+        <w:tc>
+          <w:tcPr>
+            <w:tcW w:w="2254" w:type="dxa"/>
+          </w:tcPr>
+          <w:p>
+            <w:pPr>
+              <w:cnfStyle w:val="000000100000" w:firstRow="0" w:lastRow="0" w:firstColumn="0" w:lastColumn="0" w:oddVBand="0" w:evenVBand="0" w:oddHBand="1" w:evenHBand="0" w:firstRowFirstColumn="0" w:firstRowLastColumn="0" w:lastRowFirstColumn="0" w:lastRowLastColumn="0"/>
+            </w:pPr>
+            <w:r>
+              <w:t>It will loop through each track metadata and extract relevant data such as name, artist, duration, explicit etc…</w:t>
+            </w:r>
+          </w:p>
+        </w:tc>
+        <w:tc>
+          <w:tcPr>
+            <w:tcW w:w="2254" w:type="dxa"/>
+          </w:tcPr>
+          <w:p>
+            <w:pPr>
+              <w:cnfStyle w:val="000000100000" w:firstRow="0" w:lastRow="0" w:firstColumn="0" w:lastColumn="0" w:oddVBand="0" w:evenVBand="0" w:oddHBand="1" w:evenHBand="0" w:firstRowFirstColumn="0" w:firstRowLastColumn="0" w:lastRowFirstColumn="0" w:lastRowLastColumn="0"/>
+            </w:pPr>
+            <w:r>
+              <w:t>Screenshots of the process will be provided from the test phase or using print function</w:t>
+            </w:r>
+          </w:p>
+        </w:tc>
+      </w:tr>
+      <w:tr>
+        <w:tc>
+          <w:tcPr>
+            <w:cnfStyle w:val="001000000000" w:firstRow="0" w:lastRow="0" w:firstColumn="1" w:lastColumn="0" w:oddVBand="0" w:evenVBand="0" w:oddHBand="0" w:evenHBand="0" w:firstRowFirstColumn="0" w:firstRowLastColumn="0" w:lastRowFirstColumn="0" w:lastRowLastColumn="0"/>
+            <w:tcW w:w="2254" w:type="dxa"/>
+          </w:tcPr>
+          <w:p>
+            <w:pPr>
+              <w:rPr>
+                <w:b w:val="0"/>
+                <w:bCs w:val="0"/>
+              </w:rPr>
+            </w:pPr>
+            <w:r>
+              <w:rPr>
+                <w:b w:val="0"/>
+                <w:bCs w:val="0"/>
+              </w:rPr>
+              <w:t>The application should search matching songs</w:t>
+            </w:r>
+          </w:p>
+        </w:tc>
+        <w:tc>
+          <w:tcPr>
+            <w:tcW w:w="2254" w:type="dxa"/>
+          </w:tcPr>
+          <w:p>
+            <w:pPr>
+              <w:cnfStyle w:val="000000000000" w:firstRow="0" w:lastRow="0" w:firstColumn="0" w:lastColumn="0" w:oddVBand="0" w:evenVBand="0" w:oddHBand="0" w:evenHBand="0" w:firstRowFirstColumn="0" w:firstRowLastColumn="0" w:lastRowFirstColumn="0" w:lastRowLastColumn="0"/>
+            </w:pPr>
+            <w:r>
+              <w:t>Due to them being two different music streaming platforms each song must be searched individually to find matching ones</w:t>
+            </w:r>
+          </w:p>
+        </w:tc>
+        <w:tc>
+          <w:tcPr>
+            <w:tcW w:w="2254" w:type="dxa"/>
+          </w:tcPr>
+          <w:p>
+            <w:pPr>
+              <w:cnfStyle w:val="000000000000" w:firstRow="0" w:lastRow="0" w:firstColumn="0" w:lastColumn="0" w:oddVBand="0" w:evenVBand="0" w:oddHBand="0" w:evenHBand="0" w:firstRowFirstColumn="0" w:firstRowLastColumn="0" w:lastRowFirstColumn="0" w:lastRowLastColumn="0"/>
+            </w:pPr>
+            <w:r>
+              <w:t>Search API from each platform will be used to search the song and match them based on the data provided</w:t>
+            </w:r>
+          </w:p>
+        </w:tc>
+        <w:tc>
+          <w:tcPr>
+            <w:tcW w:w="2254" w:type="dxa"/>
+          </w:tcPr>
+          <w:p>
+            <w:pPr>
+              <w:cnfStyle w:val="000000000000" w:firstRow="0" w:lastRow="0" w:firstColumn="0" w:lastColumn="0" w:oddVBand="0" w:evenVBand="0" w:oddHBand="0" w:evenHBand="0" w:firstRowFirstColumn="0" w:firstRowLastColumn="0" w:lastRowFirstColumn="0" w:lastRowLastColumn="0"/>
+            </w:pPr>
+            <w:r>
+              <w:t>Screenshots will be provided of the transferred songs.</w:t>
+            </w:r>
+          </w:p>
+        </w:tc>
+      </w:tr>
+      <w:tr>
+        <w:trPr>
+          <w:cnfStyle w:val="000000100000" w:firstRow="0" w:lastRow="0" w:firstColumn="0" w:lastColumn="0" w:oddVBand="0" w:evenVBand="0" w:oddHBand="1" w:evenHBand="0" w:firstRowFirstColumn="0" w:firstRowLastColumn="0" w:lastRowFirstColumn="0" w:lastRowLastColumn="0"/>
+        </w:trPr>
+        <w:tc>
+          <w:tcPr>
+            <w:cnfStyle w:val="001000000000" w:firstRow="0" w:lastRow="0" w:firstColumn="1" w:lastColumn="0" w:oddVBand="0" w:evenVBand="0" w:oddHBand="0" w:evenHBand="0" w:firstRowFirstColumn="0" w:firstRowLastColumn="0" w:lastRowFirstColumn="0" w:lastRowLastColumn="0"/>
+            <w:tcW w:w="2254" w:type="dxa"/>
+          </w:tcPr>
+          <w:p>
+            <w:pPr>
+              <w:rPr>
+                <w:b w:val="0"/>
+                <w:bCs w:val="0"/>
+              </w:rPr>
+            </w:pPr>
+            <w:r>
+              <w:rPr>
+                <w:b w:val="0"/>
+                <w:bCs w:val="0"/>
+              </w:rPr>
+              <w:t xml:space="preserve">The </w:t>
+            </w:r>
+            <w:r>
+              <w:rPr>
+                <w:b w:val="0"/>
+                <w:bCs w:val="0"/>
+              </w:rPr>
+              <w:t xml:space="preserve">application </w:t>
+            </w:r>
+            <w:r>
+              <w:rPr>
+                <w:b w:val="0"/>
+                <w:bCs w:val="0"/>
+              </w:rPr>
+              <w:t>should create a new playlist on the platform user is transferring tracks to</w:t>
+            </w:r>
+          </w:p>
+        </w:tc>
+        <w:tc>
+          <w:tcPr>
+            <w:tcW w:w="2254" w:type="dxa"/>
+          </w:tcPr>
+          <w:p>
+            <w:pPr>
+              <w:cnfStyle w:val="000000100000" w:firstRow="0" w:lastRow="0" w:firstColumn="0" w:lastColumn="0" w:oddVBand="0" w:evenVBand="0" w:oddHBand="1" w:evenHBand="0" w:firstRowFirstColumn="0" w:firstRowLastColumn="0" w:lastRowFirstColumn="0" w:lastRowLastColumn="0"/>
+            </w:pPr>
+            <w:r>
+              <w:t>On the platform that the user is transferring songs to a new playlist should be created with the same name from the playlist that is getting transferred</w:t>
+            </w:r>
+          </w:p>
+        </w:tc>
+        <w:tc>
+          <w:tcPr>
+            <w:tcW w:w="2254" w:type="dxa"/>
+          </w:tcPr>
+          <w:p>
+            <w:pPr>
+              <w:cnfStyle w:val="000000100000" w:firstRow="0" w:lastRow="0" w:firstColumn="0" w:lastColumn="0" w:oddVBand="0" w:evenVBand="0" w:oddHBand="1" w:evenHBand="0" w:firstRowFirstColumn="0" w:firstRowLastColumn="0" w:lastRowFirstColumn="0" w:lastRowLastColumn="0"/>
+            </w:pPr>
+            <w:r>
+              <w:t>The program will use API to send request to the platform to generate a new playlist with the given name</w:t>
+            </w:r>
+          </w:p>
+          <w:p>
+            <w:pPr>
+              <w:cnfStyle w:val="000000100000" w:firstRow="0" w:lastRow="0" w:firstColumn="0" w:lastColumn="0" w:oddVBand="0" w:evenVBand="0" w:oddHBand="1" w:evenHBand="0" w:firstRowFirstColumn="0" w:firstRowLastColumn="0" w:lastRowFirstColumn="0" w:lastRowLastColumn="0"/>
+            </w:pPr>
+          </w:p>
+        </w:tc>
+        <w:tc>
+          <w:tcPr>
+            <w:tcW w:w="2254" w:type="dxa"/>
+          </w:tcPr>
+          <w:p>
+            <w:pPr>
+              <w:cnfStyle w:val="000000100000" w:firstRow="0" w:lastRow="0" w:firstColumn="0" w:lastColumn="0" w:oddVBand="0" w:evenVBand="0" w:oddHBand="1" w:evenHBand="0" w:firstRowFirstColumn="0" w:firstRowLastColumn="0" w:lastRowFirstColumn="0" w:lastRowLastColumn="0"/>
+            </w:pPr>
+            <w:r>
+              <w:t>Screenshots of the generated playlist will be provided</w:t>
+            </w:r>
+          </w:p>
+        </w:tc>
+      </w:tr>
+      <w:tr>
+        <w:tc>
+          <w:tcPr>
+            <w:cnfStyle w:val="001000000000" w:firstRow="0" w:lastRow="0" w:firstColumn="1" w:lastColumn="0" w:oddVBand="0" w:evenVBand="0" w:oddHBand="0" w:evenHBand="0" w:firstRowFirstColumn="0" w:firstRowLastColumn="0" w:lastRowFirstColumn="0" w:lastRowLastColumn="0"/>
+            <w:tcW w:w="2254" w:type="dxa"/>
+          </w:tcPr>
+          <w:p>
+            <w:pPr>
+              <w:rPr>
+                <w:b w:val="0"/>
+                <w:bCs w:val="0"/>
+              </w:rPr>
+            </w:pPr>
+            <w:r>
+              <w:rPr>
+                <w:b w:val="0"/>
+                <w:bCs w:val="0"/>
+              </w:rPr>
+              <w:lastRenderedPageBreak/>
+              <w:t>Tracks should be transferred to that given platform</w:t>
+            </w:r>
+          </w:p>
+        </w:tc>
+        <w:tc>
+          <w:tcPr>
+            <w:tcW w:w="2254" w:type="dxa"/>
+          </w:tcPr>
+          <w:p>
+            <w:pPr>
+              <w:cnfStyle w:val="000000000000" w:firstRow="0" w:lastRow="0" w:firstColumn="0" w:lastColumn="0" w:oddVBand="0" w:evenVBand="0" w:oddHBand="0" w:evenHBand="0" w:firstRowFirstColumn="0" w:firstRowLastColumn="0" w:lastRowFirstColumn="0" w:lastRowLastColumn="0"/>
+            </w:pPr>
+            <w:r>
+              <w:t xml:space="preserve">The </w:t>
+            </w:r>
+            <w:r>
+              <w:t>application</w:t>
+            </w:r>
+            <w:r>
+              <w:t xml:space="preserve"> should find the same tracks from the other platform and add them to the playlist</w:t>
+            </w:r>
+          </w:p>
+        </w:tc>
+        <w:tc>
+          <w:tcPr>
+            <w:tcW w:w="2254" w:type="dxa"/>
+          </w:tcPr>
+          <w:p>
+            <w:pPr>
+              <w:cnfStyle w:val="000000000000" w:firstRow="0" w:lastRow="0" w:firstColumn="0" w:lastColumn="0" w:oddVBand="0" w:evenVBand="0" w:oddHBand="0" w:evenHBand="0" w:firstRowFirstColumn="0" w:firstRowLastColumn="0" w:lastRowFirstColumn="0" w:lastRowLastColumn="0"/>
+            </w:pPr>
+            <w:r>
+              <w:t>Iterative techniques will be used to add each matched song to that new playlist</w:t>
+            </w:r>
+          </w:p>
+        </w:tc>
+        <w:tc>
+          <w:tcPr>
+            <w:tcW w:w="2254" w:type="dxa"/>
+          </w:tcPr>
+          <w:p>
+            <w:pPr>
+              <w:cnfStyle w:val="000000000000" w:firstRow="0" w:lastRow="0" w:firstColumn="0" w:lastColumn="0" w:oddVBand="0" w:evenVBand="0" w:oddHBand="0" w:evenHBand="0" w:firstRowFirstColumn="0" w:firstRowLastColumn="0" w:lastRowFirstColumn="0" w:lastRowLastColumn="0"/>
+            </w:pPr>
+            <w:r>
+              <w:t>Screenshots of that new playlist will be provided side by side to the original playlist</w:t>
+            </w:r>
+          </w:p>
+        </w:tc>
+      </w:tr>
+      <w:tr>
+        <w:trPr>
+          <w:cnfStyle w:val="000000100000" w:firstRow="0" w:lastRow="0" w:firstColumn="0" w:lastColumn="0" w:oddVBand="0" w:evenVBand="0" w:oddHBand="1" w:evenHBand="0" w:firstRowFirstColumn="0" w:firstRowLastColumn="0" w:lastRowFirstColumn="0" w:lastRowLastColumn="0"/>
+        </w:trPr>
+        <w:tc>
+          <w:tcPr>
+            <w:cnfStyle w:val="001000000000" w:firstRow="0" w:lastRow="0" w:firstColumn="1" w:lastColumn="0" w:oddVBand="0" w:evenVBand="0" w:oddHBand="0" w:evenHBand="0" w:firstRowFirstColumn="0" w:firstRowLastColumn="0" w:lastRowFirstColumn="0" w:lastRowLastColumn="0"/>
+            <w:tcW w:w="2254" w:type="dxa"/>
+          </w:tcPr>
+          <w:p>
+            <w:pPr>
+              <w:rPr>
+                <w:b w:val="0"/>
+                <w:bCs w:val="0"/>
+              </w:rPr>
+            </w:pPr>
+            <w:r>
+              <w:rPr>
+                <w:b w:val="0"/>
+                <w:bCs w:val="0"/>
+              </w:rPr>
+              <w:t>Application</w:t>
+            </w:r>
+            <w:r>
+              <w:rPr>
+                <w:b w:val="0"/>
+                <w:bCs w:val="0"/>
+              </w:rPr>
+              <w:t xml:space="preserve"> should generate and display the graphs</w:t>
+            </w:r>
+          </w:p>
+        </w:tc>
+        <w:tc>
+          <w:tcPr>
+            <w:tcW w:w="2254" w:type="dxa"/>
+          </w:tcPr>
+          <w:p>
+            <w:pPr>
+              <w:cnfStyle w:val="000000100000" w:firstRow="0" w:lastRow="0" w:firstColumn="0" w:lastColumn="0" w:oddVBand="0" w:evenVBand="0" w:oddHBand="1" w:evenHBand="0" w:firstRowFirstColumn="0" w:firstRowLastColumn="0" w:lastRowFirstColumn="0" w:lastRowLastColumn="0"/>
+            </w:pPr>
+            <w:r>
+              <w:t>Application should give a summary of the songs transferred and insight of the tracks used in that playlist along with it</w:t>
+            </w:r>
+          </w:p>
+        </w:tc>
+        <w:tc>
+          <w:tcPr>
+            <w:tcW w:w="2254" w:type="dxa"/>
+          </w:tcPr>
+          <w:p>
+            <w:pPr>
+              <w:cnfStyle w:val="000000100000" w:firstRow="0" w:lastRow="0" w:firstColumn="0" w:lastColumn="0" w:oddVBand="0" w:evenVBand="0" w:oddHBand="1" w:evenHBand="0" w:firstRowFirstColumn="0" w:firstRowLastColumn="0" w:lastRowFirstColumn="0" w:lastRowLastColumn="0"/>
+            </w:pPr>
+            <w:r>
+              <w:t>Python graph generating tools will be used to generate graphs and display them on tkinter. And for the number of successful transfers will also be displayed in there</w:t>
+            </w:r>
+          </w:p>
+        </w:tc>
+        <w:tc>
+          <w:tcPr>
+            <w:tcW w:w="2254" w:type="dxa"/>
+          </w:tcPr>
+          <w:p>
+            <w:pPr>
+              <w:cnfStyle w:val="000000100000" w:firstRow="0" w:lastRow="0" w:firstColumn="0" w:lastColumn="0" w:oddVBand="0" w:evenVBand="0" w:oddHBand="1" w:evenHBand="0" w:firstRowFirstColumn="0" w:firstRowLastColumn="0" w:lastRowFirstColumn="0" w:lastRowLastColumn="0"/>
+            </w:pPr>
+            <w:r>
+              <w:t>Screenshots of the graphs generated will be provided alongside the tkinter layout as well.</w:t>
+            </w:r>
+          </w:p>
+        </w:tc>
+      </w:tr>
+      <w:tr>
+        <w:tc>
+          <w:tcPr>
+            <w:cnfStyle w:val="001000000000" w:firstRow="0" w:lastRow="0" w:firstColumn="1" w:lastColumn="0" w:oddVBand="0" w:evenVBand="0" w:oddHBand="0" w:evenHBand="0" w:firstRowFirstColumn="0" w:firstRowLastColumn="0" w:lastRowFirstColumn="0" w:lastRowLastColumn="0"/>
+            <w:tcW w:w="2254" w:type="dxa"/>
+          </w:tcPr>
+          <w:p>
+            <w:pPr>
+              <w:rPr>
+                <w:b w:val="0"/>
+                <w:bCs w:val="0"/>
+              </w:rPr>
+            </w:pPr>
+            <w:r>
+              <w:rPr>
+                <w:b w:val="0"/>
+                <w:bCs w:val="0"/>
+              </w:rPr>
+              <w:t>The program should not crash while doing the process</w:t>
+            </w:r>
+          </w:p>
+        </w:tc>
+        <w:tc>
+          <w:tcPr>
+            <w:tcW w:w="2254" w:type="dxa"/>
+          </w:tcPr>
+          <w:p>
+            <w:pPr>
+              <w:cnfStyle w:val="000000000000" w:firstRow="0" w:lastRow="0" w:firstColumn="0" w:lastColumn="0" w:oddVBand="0" w:evenVBand="0" w:oddHBand="0" w:evenHBand="0" w:firstRowFirstColumn="0" w:firstRowLastColumn="0" w:lastRowFirstColumn="0" w:lastRowLastColumn="0"/>
+            </w:pPr>
+            <w:r>
+              <w:t xml:space="preserve">The application should be responsive and indicate to the user its still working because a frozen interface will make them think that the application is not working </w:t>
+            </w:r>
+          </w:p>
+        </w:tc>
+        <w:tc>
+          <w:tcPr>
+            <w:tcW w:w="2254" w:type="dxa"/>
+          </w:tcPr>
+          <w:p>
+            <w:pPr>
+              <w:cnfStyle w:val="000000000000" w:firstRow="0" w:lastRow="0" w:firstColumn="0" w:lastColumn="0" w:oddVBand="0" w:evenVBand="0" w:oddHBand="0" w:evenHBand="0" w:firstRowFirstColumn="0" w:firstRowLastColumn="0" w:lastRowFirstColumn="0" w:lastRowLastColumn="0"/>
+            </w:pPr>
+            <w:r>
+              <w:t>Loading indicators in the interface will make sure that the program is still in the work</w:t>
+            </w:r>
+          </w:p>
+        </w:tc>
+        <w:tc>
+          <w:tcPr>
+            <w:tcW w:w="2254" w:type="dxa"/>
+          </w:tcPr>
+          <w:p>
+            <w:pPr>
+              <w:cnfStyle w:val="000000000000" w:firstRow="0" w:lastRow="0" w:firstColumn="0" w:lastColumn="0" w:oddVBand="0" w:evenVBand="0" w:oddHBand="0" w:evenHBand="0" w:firstRowFirstColumn="0" w:firstRowLastColumn="0" w:lastRowFirstColumn="0" w:lastRowLastColumn="0"/>
+            </w:pPr>
+            <w:r>
+              <w:t>Screen recording and screenshots of the loading indicators will be provided</w:t>
+            </w:r>
+          </w:p>
+        </w:tc>
+      </w:tr>
+      <w:tr>
+        <w:trPr>
+          <w:cnfStyle w:val="000000100000" w:firstRow="0" w:lastRow="0" w:firstColumn="0" w:lastColumn="0" w:oddVBand="0" w:evenVBand="0" w:oddHBand="1" w:evenHBand="0" w:firstRowFirstColumn="0" w:firstRowLastColumn="0" w:lastRowFirstColumn="0" w:lastRowLastColumn="0"/>
+        </w:trPr>
+        <w:tc>
+          <w:tcPr>
+            <w:cnfStyle w:val="001000000000" w:firstRow="0" w:lastRow="0" w:firstColumn="1" w:lastColumn="0" w:oddVBand="0" w:evenVBand="0" w:oddHBand="0" w:evenHBand="0" w:firstRowFirstColumn="0" w:firstRowLastColumn="0" w:lastRowFirstColumn="0" w:lastRowLastColumn="0"/>
+            <w:tcW w:w="2254" w:type="dxa"/>
+          </w:tcPr>
+          <w:p>
+            <w:pPr>
+              <w:rPr>
+                <w:b w:val="0"/>
+                <w:bCs w:val="0"/>
+              </w:rPr>
+            </w:pPr>
+            <w:r>
+              <w:rPr>
+                <w:b w:val="0"/>
+                <w:bCs w:val="0"/>
+              </w:rPr>
+              <w:t>Should avoid unnecessary API calls during the process</w:t>
+            </w:r>
+          </w:p>
+        </w:tc>
+        <w:tc>
+          <w:tcPr>
+            <w:tcW w:w="2254" w:type="dxa"/>
+          </w:tcPr>
+          <w:p>
+            <w:pPr>
+              <w:cnfStyle w:val="000000100000" w:firstRow="0" w:lastRow="0" w:firstColumn="0" w:lastColumn="0" w:oddVBand="0" w:evenVBand="0" w:oddHBand="1" w:evenHBand="0" w:firstRowFirstColumn="0" w:firstRowLastColumn="0" w:lastRowFirstColumn="0" w:lastRowLastColumn="0"/>
+            </w:pPr>
+            <w:r>
+              <w:t xml:space="preserve">Calling APIs more than required might slow down the internet while cause rate </w:t>
+            </w:r>
+            <w:r>
+              <w:t>limitations</w:t>
+            </w:r>
+            <w:r>
+              <w:t xml:space="preserve"> (or get flagged if it’s the same platform that is getting too many API requests</w:t>
+            </w:r>
+            <w:r>
+              <w:t xml:space="preserve"> and the process might get halted</w:t>
+            </w:r>
+            <w:r>
+              <w:t>)</w:t>
+            </w:r>
+            <w:r>
+              <w:t xml:space="preserve"> </w:t>
+            </w:r>
+            <w:r>
+              <w:t xml:space="preserve">and </w:t>
+            </w:r>
+            <w:r>
+              <w:t>will slow down the device as well</w:t>
+            </w:r>
+          </w:p>
+        </w:tc>
+        <w:tc>
+          <w:tcPr>
+            <w:tcW w:w="2254" w:type="dxa"/>
+          </w:tcPr>
+          <w:p>
+            <w:pPr>
+              <w:cnfStyle w:val="000000100000" w:firstRow="0" w:lastRow="0" w:firstColumn="0" w:lastColumn="0" w:oddVBand="0" w:evenVBand="0" w:oddHBand="1" w:evenHBand="0" w:firstRowFirstColumn="0" w:firstRowLastColumn="0" w:lastRowFirstColumn="0" w:lastRowLastColumn="0"/>
+            </w:pPr>
+            <w:r>
+              <w:t xml:space="preserve">Fetching tracks and transferring tracks will be done efficiently so each track can be dealt with the minimum number of requests </w:t>
+            </w:r>
+          </w:p>
+        </w:tc>
+        <w:tc>
+          <w:tcPr>
+            <w:tcW w:w="2254" w:type="dxa"/>
+          </w:tcPr>
+          <w:p>
+            <w:pPr>
+              <w:cnfStyle w:val="000000100000" w:firstRow="0" w:lastRow="0" w:firstColumn="0" w:lastColumn="0" w:oddVBand="0" w:evenVBand="0" w:oddHBand="1" w:evenHBand="0" w:firstRowFirstColumn="0" w:firstRowLastColumn="0" w:lastRowFirstColumn="0" w:lastRowLastColumn="0"/>
+            </w:pPr>
+            <w:r>
+              <w:t>Screenshots of the coding along with the maximum number of successful song that can be transferred will be shown with screenshots</w:t>
+            </w:r>
+          </w:p>
+        </w:tc>
+      </w:tr>
+      <w:tr>
+        <w:tc>
+          <w:tcPr>
+            <w:cnfStyle w:val="001000000000" w:firstRow="0" w:lastRow="0" w:firstColumn="1" w:lastColumn="0" w:oddVBand="0" w:evenVBand="0" w:oddHBand="0" w:evenHBand="0" w:firstRowFirstColumn="0" w:firstRowLastColumn="0" w:lastRowFirstColumn="0" w:lastRowLastColumn="0"/>
+            <w:tcW w:w="2254" w:type="dxa"/>
+          </w:tcPr>
+          <w:p>
+            <w:pPr>
+              <w:rPr>
+                <w:b w:val="0"/>
+                <w:bCs w:val="0"/>
+              </w:rPr>
+            </w:pPr>
+            <w:r>
+              <w:rPr>
+                <w:b w:val="0"/>
+                <w:bCs w:val="0"/>
+              </w:rPr>
+              <w:t>Application should transfer large number of tracks without crashing</w:t>
+            </w:r>
+          </w:p>
+        </w:tc>
+        <w:tc>
+          <w:tcPr>
+            <w:tcW w:w="2254" w:type="dxa"/>
+          </w:tcPr>
+          <w:p>
+            <w:pPr>
+              <w:cnfStyle w:val="000000000000" w:firstRow="0" w:lastRow="0" w:firstColumn="0" w:lastColumn="0" w:oddVBand="0" w:evenVBand="0" w:oddHBand="0" w:evenHBand="0" w:firstRowFirstColumn="0" w:firstRowLastColumn="0" w:lastRowFirstColumn="0" w:lastRowLastColumn="0"/>
+            </w:pPr>
+            <w:r>
+              <w:t xml:space="preserve">Some playlists may contain many tracks even if they do </w:t>
+            </w:r>
+            <w:r>
+              <w:t xml:space="preserve">application </w:t>
+            </w:r>
+            <w:r>
+              <w:t>should not crash in the process of transfer</w:t>
+            </w:r>
+          </w:p>
+        </w:tc>
+        <w:tc>
+          <w:tcPr>
+            <w:tcW w:w="2254" w:type="dxa"/>
+          </w:tcPr>
+          <w:p>
+            <w:pPr>
+              <w:cnfStyle w:val="000000000000" w:firstRow="0" w:lastRow="0" w:firstColumn="0" w:lastColumn="0" w:oddVBand="0" w:evenVBand="0" w:oddHBand="0" w:evenHBand="0" w:firstRowFirstColumn="0" w:firstRowLastColumn="0" w:lastRowFirstColumn="0" w:lastRowLastColumn="0"/>
+            </w:pPr>
+            <w:r>
+              <w:t>Tracks will be processed individually in an iterative manner alongside with API calls to minimize the workload on the system</w:t>
+            </w:r>
+          </w:p>
+        </w:tc>
+        <w:tc>
+          <w:tcPr>
+            <w:tcW w:w="2254" w:type="dxa"/>
+          </w:tcPr>
+          <w:p>
+            <w:pPr>
+              <w:cnfStyle w:val="000000000000" w:firstRow="0" w:lastRow="0" w:firstColumn="0" w:lastColumn="0" w:oddVBand="0" w:evenVBand="0" w:oddHBand="0" w:evenHBand="0" w:firstRowFirstColumn="0" w:firstRowLastColumn="0" w:lastRowFirstColumn="0" w:lastRowLastColumn="0"/>
+            </w:pPr>
+            <w:r>
+              <w:t xml:space="preserve">Screenshots of large number of successive tracks transferred will be provided alongside screen recordings of the process </w:t>
+            </w:r>
+          </w:p>
+        </w:tc>
+      </w:tr>
+    </w:tbl>
+    <w:p/>
+    <w:p>
+      <w:pPr>
+        <w:rPr>
+          <w:b/>
+          <w:bCs/>
+          <w:sz w:val="28"/>
+          <w:szCs w:val="28"/>
+        </w:rPr>
+      </w:pPr>
+    </w:p>
+    <w:p>
+      <w:pPr>
+        <w:rPr>
+          <w:b/>
+          <w:bCs/>
+          <w:sz w:val="28"/>
+          <w:szCs w:val="28"/>
+        </w:rPr>
+      </w:pPr>
+    </w:p>
+    <w:p>
+      <w:pPr>
+        <w:rPr>
+          <w:b/>
+          <w:bCs/>
+          <w:sz w:val="28"/>
+          <w:szCs w:val="28"/>
+        </w:rPr>
+      </w:pPr>
+    </w:p>
+    <w:p>
+      <w:pPr>
+        <w:rPr>
+          <w:b/>
+          <w:bCs/>
+          <w:sz w:val="28"/>
+          <w:szCs w:val="28"/>
+        </w:rPr>
+      </w:pPr>
+    </w:p>
+    <w:p>
+      <w:pPr>
+        <w:rPr>
+          <w:b/>
+          <w:bCs/>
+          <w:sz w:val="28"/>
+          <w:szCs w:val="28"/>
+        </w:rPr>
+      </w:pPr>
+      <w:r>
+        <w:rPr>
+          <w:b/>
+          <w:bCs/>
+          <w:sz w:val="28"/>
+          <w:szCs w:val="28"/>
+        </w:rPr>
+        <w:lastRenderedPageBreak/>
+        <w:t>Useability success criteria</w:t>
+      </w:r>
+    </w:p>
+    <w:tbl>
+      <w:tblPr>
+        <w:tblStyle w:val="GridTable4"/>
+        <w:tblW w:w="0" w:type="auto"/>
+        <w:tblLook w:val="04A0" w:firstRow="1" w:lastRow="0" w:firstColumn="1" w:lastColumn="0" w:noHBand="0" w:noVBand="1"/>
+      </w:tblPr>
+      <w:tblGrid>
+        <w:gridCol w:w="2254"/>
+        <w:gridCol w:w="2254"/>
+        <w:gridCol w:w="2254"/>
+        <w:gridCol w:w="2254"/>
+      </w:tblGrid>
+      <w:tr>
+        <w:trPr>
+          <w:cnfStyle w:val="100000000000" w:firstRow="1" w:lastRow="0" w:firstColumn="0" w:lastColumn="0" w:oddVBand="0" w:evenVBand="0" w:oddHBand="0" w:evenHBand="0" w:firstRowFirstColumn="0" w:firstRowLastColumn="0" w:lastRowFirstColumn="0" w:lastRowLastColumn="0"/>
+        </w:trPr>
+        <w:tc>
+          <w:tcPr>
+            <w:cnfStyle w:val="001000000000" w:firstRow="0" w:lastRow="0" w:firstColumn="1" w:lastColumn="0" w:oddVBand="0" w:evenVBand="0" w:oddHBand="0" w:evenHBand="0" w:firstRowFirstColumn="0" w:firstRowLastColumn="0" w:lastRowFirstColumn="0" w:lastRowLastColumn="0"/>
+            <w:tcW w:w="2254" w:type="dxa"/>
+          </w:tcPr>
+          <w:p>
+            <w:pPr>
+              <w:jc w:val="center"/>
+              <w:rPr>
+                <w:b w:val="0"/>
+                <w:bCs w:val="0"/>
+                <w:sz w:val="28"/>
+                <w:szCs w:val="28"/>
+              </w:rPr>
+            </w:pPr>
+            <w:r>
+              <w:t>Requirements</w:t>
+            </w:r>
+          </w:p>
+        </w:tc>
+        <w:tc>
+          <w:tcPr>
+            <w:tcW w:w="2254" w:type="dxa"/>
+          </w:tcPr>
+          <w:p>
+            <w:pPr>
+              <w:jc w:val="center"/>
+              <w:cnfStyle w:val="100000000000" w:firstRow="1" w:lastRow="0" w:firstColumn="0" w:lastColumn="0" w:oddVBand="0" w:evenVBand="0" w:oddHBand="0" w:evenHBand="0" w:firstRowFirstColumn="0" w:firstRowLastColumn="0" w:lastRowFirstColumn="0" w:lastRowLastColumn="0"/>
+              <w:rPr>
+                <w:b w:val="0"/>
+                <w:bCs w:val="0"/>
+                <w:sz w:val="28"/>
+                <w:szCs w:val="28"/>
+              </w:rPr>
+            </w:pPr>
+            <w:r>
+              <w:t>Explanation of it</w:t>
+            </w:r>
+          </w:p>
+        </w:tc>
+        <w:tc>
+          <w:tcPr>
+            <w:tcW w:w="2254" w:type="dxa"/>
+          </w:tcPr>
+          <w:p>
+            <w:pPr>
+              <w:jc w:val="center"/>
+              <w:cnfStyle w:val="100000000000" w:firstRow="1" w:lastRow="0" w:firstColumn="0" w:lastColumn="0" w:oddVBand="0" w:evenVBand="0" w:oddHBand="0" w:evenHBand="0" w:firstRowFirstColumn="0" w:firstRowLastColumn="0" w:lastRowFirstColumn="0" w:lastRowLastColumn="0"/>
+              <w:rPr>
+                <w:b w:val="0"/>
+                <w:bCs w:val="0"/>
+                <w:sz w:val="28"/>
+                <w:szCs w:val="28"/>
+              </w:rPr>
+            </w:pPr>
+            <w:r>
+              <w:t>How it will be achieved</w:t>
+            </w:r>
+          </w:p>
+        </w:tc>
+        <w:tc>
+          <w:tcPr>
+            <w:tcW w:w="2254" w:type="dxa"/>
+          </w:tcPr>
+          <w:p>
+            <w:pPr>
+              <w:jc w:val="center"/>
+              <w:cnfStyle w:val="100000000000" w:firstRow="1" w:lastRow="0" w:firstColumn="0" w:lastColumn="0" w:oddVBand="0" w:evenVBand="0" w:oddHBand="0" w:evenHBand="0" w:firstRowFirstColumn="0" w:firstRowLastColumn="0" w:lastRowFirstColumn="0" w:lastRowLastColumn="0"/>
+              <w:rPr>
+                <w:b w:val="0"/>
+                <w:bCs w:val="0"/>
+                <w:sz w:val="28"/>
+                <w:szCs w:val="28"/>
+              </w:rPr>
+            </w:pPr>
+            <w:r>
+              <w:t>How the evidence will be provided</w:t>
+            </w:r>
+          </w:p>
+        </w:tc>
+      </w:tr>
+      <w:tr>
+        <w:trPr>
+          <w:cnfStyle w:val="000000100000" w:firstRow="0" w:lastRow="0" w:firstColumn="0" w:lastColumn="0" w:oddVBand="0" w:evenVBand="0" w:oddHBand="1" w:evenHBand="0" w:firstRowFirstColumn="0" w:firstRowLastColumn="0" w:lastRowFirstColumn="0" w:lastRowLastColumn="0"/>
+        </w:trPr>
+        <w:tc>
+          <w:tcPr>
+            <w:cnfStyle w:val="001000000000" w:firstRow="0" w:lastRow="0" w:firstColumn="1" w:lastColumn="0" w:oddVBand="0" w:evenVBand="0" w:oddHBand="0" w:evenHBand="0" w:firstRowFirstColumn="0" w:firstRowLastColumn="0" w:lastRowFirstColumn="0" w:lastRowLastColumn="0"/>
+            <w:tcW w:w="2254" w:type="dxa"/>
+          </w:tcPr>
+          <w:p>
+            <w:pPr>
+              <w:rPr>
+                <w:b w:val="0"/>
+                <w:bCs w:val="0"/>
+              </w:rPr>
+            </w:pPr>
+            <w:r>
+              <w:rPr>
+                <w:b w:val="0"/>
+                <w:bCs w:val="0"/>
+              </w:rPr>
+              <w:t>The application should have a clean and simple layout</w:t>
+            </w:r>
+          </w:p>
+        </w:tc>
+        <w:tc>
+          <w:tcPr>
+            <w:tcW w:w="2254" w:type="dxa"/>
+          </w:tcPr>
+          <w:p>
+            <w:pPr>
+              <w:cnfStyle w:val="000000100000" w:firstRow="0" w:lastRow="0" w:firstColumn="0" w:lastColumn="0" w:oddVBand="0" w:evenVBand="0" w:oddHBand="1" w:evenHBand="0" w:firstRowFirstColumn="0" w:firstRowLastColumn="0" w:lastRowFirstColumn="0" w:lastRowLastColumn="0"/>
+            </w:pPr>
+            <w:r>
+              <w:t xml:space="preserve">Target audience (users that will be using the application) is </w:t>
+            </w:r>
+            <w:r>
+              <w:t>assumed</w:t>
+            </w:r>
+            <w:r>
+              <w:t xml:space="preserve"> not to have a technical knowledge so to make it easier for them application should have </w:t>
+            </w:r>
+            <w:r>
+              <w:t>a simpler UI and be easier to navigate</w:t>
+            </w:r>
+          </w:p>
+        </w:tc>
+        <w:tc>
+          <w:tcPr>
+            <w:tcW w:w="2254" w:type="dxa"/>
+          </w:tcPr>
+          <w:p>
+            <w:pPr>
+              <w:cnfStyle w:val="000000100000" w:firstRow="0" w:lastRow="0" w:firstColumn="0" w:lastColumn="0" w:oddVBand="0" w:evenVBand="0" w:oddHBand="1" w:evenHBand="0" w:firstRowFirstColumn="0" w:firstRowLastColumn="0" w:lastRowFirstColumn="0" w:lastRowLastColumn="0"/>
+            </w:pPr>
+            <w:r>
+              <w:t>Graphical interface will be designed with simpler buttons and clear instructions with contrasting colours</w:t>
+            </w:r>
+          </w:p>
+        </w:tc>
+        <w:tc>
+          <w:tcPr>
+            <w:tcW w:w="2254" w:type="dxa"/>
+          </w:tcPr>
+          <w:p>
+            <w:pPr>
+              <w:cnfStyle w:val="000000100000" w:firstRow="0" w:lastRow="0" w:firstColumn="0" w:lastColumn="0" w:oddVBand="0" w:evenVBand="0" w:oddHBand="1" w:evenHBand="0" w:firstRowFirstColumn="0" w:firstRowLastColumn="0" w:lastRowFirstColumn="0" w:lastRowLastColumn="0"/>
+            </w:pPr>
+            <w:r>
+              <w:t>Screenshots of the tkinter layout will be provided</w:t>
+            </w:r>
+          </w:p>
+        </w:tc>
+      </w:tr>
+      <w:tr>
+        <w:tc>
+          <w:tcPr>
+            <w:cnfStyle w:val="001000000000" w:firstRow="0" w:lastRow="0" w:firstColumn="1" w:lastColumn="0" w:oddVBand="0" w:evenVBand="0" w:oddHBand="0" w:evenHBand="0" w:firstRowFirstColumn="0" w:firstRowLastColumn="0" w:lastRowFirstColumn="0" w:lastRowLastColumn="0"/>
+            <w:tcW w:w="2254" w:type="dxa"/>
+          </w:tcPr>
+          <w:p>
+            <w:pPr>
+              <w:rPr>
+                <w:b w:val="0"/>
+                <w:bCs w:val="0"/>
+              </w:rPr>
+            </w:pPr>
+            <w:r>
+              <w:rPr>
+                <w:b w:val="0"/>
+                <w:bCs w:val="0"/>
+              </w:rPr>
+              <w:t>Instructions should be clear to the end user</w:t>
+            </w:r>
+          </w:p>
+        </w:tc>
+        <w:tc>
+          <w:tcPr>
+            <w:tcW w:w="2254" w:type="dxa"/>
+          </w:tcPr>
+          <w:p>
+            <w:pPr>
+              <w:cnfStyle w:val="000000000000" w:firstRow="0" w:lastRow="0" w:firstColumn="0" w:lastColumn="0" w:oddVBand="0" w:evenVBand="0" w:oddHBand="0" w:evenHBand="0" w:firstRowFirstColumn="0" w:firstRowLastColumn="0" w:lastRowFirstColumn="0" w:lastRowLastColumn="0"/>
+            </w:pPr>
+            <w:r>
+              <w:t>Instructions should guide the user step by step through the process so the user has a clear idea on what to do from login to the end of song transfer without a hassle.</w:t>
+            </w:r>
+          </w:p>
+        </w:tc>
+        <w:tc>
+          <w:tcPr>
+            <w:tcW w:w="2254" w:type="dxa"/>
+          </w:tcPr>
+          <w:p>
+            <w:pPr>
+              <w:cnfStyle w:val="000000000000" w:firstRow="0" w:lastRow="0" w:firstColumn="0" w:lastColumn="0" w:oddVBand="0" w:evenVBand="0" w:oddHBand="0" w:evenHBand="0" w:firstRowFirstColumn="0" w:firstRowLastColumn="0" w:lastRowFirstColumn="0" w:lastRowLastColumn="0"/>
+            </w:pPr>
+            <w:r>
+              <w:t>Short paragraph explaining on how to do the next process will be provided upon and buttons and labels will be clear and efficient</w:t>
+            </w:r>
+          </w:p>
+        </w:tc>
+        <w:tc>
+          <w:tcPr>
+            <w:tcW w:w="2254" w:type="dxa"/>
+          </w:tcPr>
+          <w:p>
+            <w:pPr>
+              <w:cnfStyle w:val="000000000000" w:firstRow="0" w:lastRow="0" w:firstColumn="0" w:lastColumn="0" w:oddVBand="0" w:evenVBand="0" w:oddHBand="0" w:evenHBand="0" w:firstRowFirstColumn="0" w:firstRowLastColumn="0" w:lastRowFirstColumn="0" w:lastRowLastColumn="0"/>
+            </w:pPr>
+            <w:r>
+              <w:t>Screenshots of the tkinter layout will be provided</w:t>
+            </w:r>
+          </w:p>
+        </w:tc>
+      </w:tr>
+      <w:tr>
+        <w:trPr>
+          <w:cnfStyle w:val="000000100000" w:firstRow="0" w:lastRow="0" w:firstColumn="0" w:lastColumn="0" w:oddVBand="0" w:evenVBand="0" w:oddHBand="1" w:evenHBand="0" w:firstRowFirstColumn="0" w:firstRowLastColumn="0" w:lastRowFirstColumn="0" w:lastRowLastColumn="0"/>
+        </w:trPr>
+        <w:tc>
+          <w:tcPr>
+            <w:cnfStyle w:val="001000000000" w:firstRow="0" w:lastRow="0" w:firstColumn="1" w:lastColumn="0" w:oddVBand="0" w:evenVBand="0" w:oddHBand="0" w:evenHBand="0" w:firstRowFirstColumn="0" w:firstRowLastColumn="0" w:lastRowFirstColumn="0" w:lastRowLastColumn="0"/>
+            <w:tcW w:w="2254" w:type="dxa"/>
+          </w:tcPr>
+          <w:p>
+            <w:pPr>
+              <w:rPr>
+                <w:b w:val="0"/>
+                <w:bCs w:val="0"/>
+              </w:rPr>
+            </w:pPr>
+            <w:r>
+              <w:rPr>
+                <w:b w:val="0"/>
+                <w:bCs w:val="0"/>
+              </w:rPr>
+              <w:t>Buttons and text should be clear and contrasting</w:t>
+            </w:r>
+          </w:p>
+        </w:tc>
+        <w:tc>
+          <w:tcPr>
+            <w:tcW w:w="2254" w:type="dxa"/>
+          </w:tcPr>
+          <w:p>
+            <w:pPr>
+              <w:cnfStyle w:val="000000100000" w:firstRow="0" w:lastRow="0" w:firstColumn="0" w:lastColumn="0" w:oddVBand="0" w:evenVBand="0" w:oddHBand="1" w:evenHBand="0" w:firstRowFirstColumn="0" w:firstRowLastColumn="0" w:lastRowFirstColumn="0" w:lastRowLastColumn="0"/>
+            </w:pPr>
+            <w:r>
+              <w:t>All of the buttons and labels that are in the graphical user interface should be clear and contrasting so everyone can see them without any problem (some users might be colour blind so that should be considered as well when choosing colours)</w:t>
+            </w:r>
+          </w:p>
+        </w:tc>
+        <w:tc>
+          <w:tcPr>
+            <w:tcW w:w="2254" w:type="dxa"/>
+          </w:tcPr>
+          <w:p>
+            <w:pPr>
+              <w:cnfStyle w:val="000000100000" w:firstRow="0" w:lastRow="0" w:firstColumn="0" w:lastColumn="0" w:oddVBand="0" w:evenVBand="0" w:oddHBand="1" w:evenHBand="0" w:firstRowFirstColumn="0" w:firstRowLastColumn="0" w:lastRowFirstColumn="0" w:lastRowLastColumn="0"/>
+            </w:pPr>
+            <w:r>
+              <w:t>Contrasting and cleaner colour pallets will be chosen beforehand, readable font sizes will also be used in text of all the buttons, labels and texts.</w:t>
+            </w:r>
+          </w:p>
+        </w:tc>
+        <w:tc>
+          <w:tcPr>
+            <w:tcW w:w="2254" w:type="dxa"/>
+          </w:tcPr>
+          <w:p>
+            <w:pPr>
+              <w:cnfStyle w:val="000000100000" w:firstRow="0" w:lastRow="0" w:firstColumn="0" w:lastColumn="0" w:oddVBand="0" w:evenVBand="0" w:oddHBand="1" w:evenHBand="0" w:firstRowFirstColumn="0" w:firstRowLastColumn="0" w:lastRowFirstColumn="0" w:lastRowLastColumn="0"/>
+            </w:pPr>
+            <w:r>
+              <w:t>Screenshots of the tkinter layout will be provided</w:t>
+            </w:r>
+          </w:p>
+        </w:tc>
+      </w:tr>
+      <w:tr>
+        <w:tc>
+          <w:tcPr>
+            <w:cnfStyle w:val="001000000000" w:firstRow="0" w:lastRow="0" w:firstColumn="1" w:lastColumn="0" w:oddVBand="0" w:evenVBand="0" w:oddHBand="0" w:evenHBand="0" w:firstRowFirstColumn="0" w:firstRowLastColumn="0" w:lastRowFirstColumn="0" w:lastRowLastColumn="0"/>
+            <w:tcW w:w="2254" w:type="dxa"/>
+          </w:tcPr>
+          <w:p>
+            <w:pPr>
+              <w:rPr>
+                <w:b w:val="0"/>
+                <w:bCs w:val="0"/>
+              </w:rPr>
+            </w:pPr>
+            <w:r>
+              <w:rPr>
+                <w:b w:val="0"/>
+                <w:bCs w:val="0"/>
+              </w:rPr>
+              <w:t>Error messages should be clear</w:t>
+            </w:r>
+          </w:p>
+        </w:tc>
+        <w:tc>
+          <w:tcPr>
+            <w:tcW w:w="2254" w:type="dxa"/>
+          </w:tcPr>
+          <w:p>
+            <w:pPr>
+              <w:cnfStyle w:val="000000000000" w:firstRow="0" w:lastRow="0" w:firstColumn="0" w:lastColumn="0" w:oddVBand="0" w:evenVBand="0" w:oddHBand="0" w:evenHBand="0" w:firstRowFirstColumn="0" w:firstRowLastColumn="0" w:lastRowFirstColumn="0" w:lastRowLastColumn="0"/>
+            </w:pPr>
+            <w:r>
+              <w:t>As the target audience is assumed have no technical knowledge all of the error messages should be clear, visible and informative to the end user.</w:t>
+            </w:r>
+          </w:p>
+        </w:tc>
+        <w:tc>
+          <w:tcPr>
+            <w:tcW w:w="2254" w:type="dxa"/>
+          </w:tcPr>
+          <w:p>
+            <w:pPr>
+              <w:cnfStyle w:val="000000000000" w:firstRow="0" w:lastRow="0" w:firstColumn="0" w:lastColumn="0" w:oddVBand="0" w:evenVBand="0" w:oddHBand="0" w:evenHBand="0" w:firstRowFirstColumn="0" w:firstRowLastColumn="0" w:lastRowFirstColumn="0" w:lastRowLastColumn="0"/>
+            </w:pPr>
+            <w:r>
+              <w:t xml:space="preserve">Pop ups might be used in appropriate scenarios </w:t>
+            </w:r>
+            <w:r>
+              <w:t>while all of them will be descriptive and in a contrasting colour to be clearly visible</w:t>
+            </w:r>
+          </w:p>
+        </w:tc>
+        <w:tc>
+          <w:tcPr>
+            <w:tcW w:w="2254" w:type="dxa"/>
+          </w:tcPr>
+          <w:p>
+            <w:pPr>
+              <w:cnfStyle w:val="000000000000" w:firstRow="0" w:lastRow="0" w:firstColumn="0" w:lastColumn="0" w:oddVBand="0" w:evenVBand="0" w:oddHBand="0" w:evenHBand="0" w:firstRowFirstColumn="0" w:firstRowLastColumn="0" w:lastRowFirstColumn="0" w:lastRowLastColumn="0"/>
+            </w:pPr>
+            <w:r>
+              <w:t>Screenshots of the error messages (pop ups) and tkinter interface will be provided</w:t>
+            </w:r>
+          </w:p>
+        </w:tc>
+      </w:tr>
+    </w:tbl>
+    <w:p>
+      <w:pPr>
+        <w:rPr>
+          <w:b/>
+          <w:bCs/>
+          <w:sz w:val="28"/>
+          <w:szCs w:val="28"/>
+        </w:rPr>
+      </w:pPr>
     </w:p>
     <w:p>
       <w:r>
         <w:br w:type="page"/>
       </w:r>
     </w:p>
-    <w:bookmarkStart w:id="29" w:name="_Toc166830186"/>
+    <w:bookmarkStart w:id="28" w:name="_Toc166830186"/>
     <w:p>
       <w:pPr>
         <w:pStyle w:val="Heading2"/>
@@ -2560,21 +6718,254 @@
           <w:id w:val="1288325351"/>
         </w:sdtPr>
         <w:sdtContent>
-          <w:commentRangeStart w:id="30"/>
+          <w:commentRangeStart w:id="29"/>
         </w:sdtContent>
       </w:sdt>
       <w:r>
         <w:t xml:space="preserve">1.11 Limitations of the solution </w:t>
       </w:r>
-      <w:commentRangeEnd w:id="30"/>
-      <w:r>
-        <w:commentReference w:id="30"/>
-      </w:r>
-      <w:bookmarkEnd w:id="29"/>
+      <w:bookmarkEnd w:id="28"/>
+      <w:commentRangeEnd w:id="29"/>
+      <w:r>
+        <w:rPr>
+          <w:rStyle w:val="CommentReference"/>
+          <w:sz w:val="36"/>
+          <w:szCs w:val="26"/>
+        </w:rPr>
+        <w:commentReference w:id="29"/>
+      </w:r>
+    </w:p>
+    <w:p/>
+    <w:p>
+      <w:pPr>
+        <w:pStyle w:val="ListParagraph"/>
+        <w:numPr>
+          <w:ilvl w:val="0"/>
+          <w:numId w:val="15"/>
+        </w:numPr>
+        <w:rPr>
+          <w:b/>
+          <w:bCs/>
+          <w:sz w:val="24"/>
+          <w:szCs w:val="24"/>
+        </w:rPr>
+      </w:pPr>
+      <w:r>
+        <w:rPr>
+          <w:b/>
+          <w:bCs/>
+          <w:sz w:val="24"/>
+          <w:szCs w:val="24"/>
+        </w:rPr>
+        <w:t>Some of the tracks might not exist in both platforms</w:t>
+      </w:r>
+    </w:p>
+    <w:p>
+      <w:pPr>
+        <w:pStyle w:val="ListParagraph"/>
+      </w:pPr>
+      <w:r>
+        <w:t>Some tracks are not going to be available on both platforms might be due to artists not being on that platforms or those tracks are removed to any violations of that platforms policies, therefore certain songs will not be transferred resulting some of the tracks being missing compared to the original playlist provided (not being a replica of that)</w:t>
+      </w:r>
+    </w:p>
+    <w:p>
+      <w:pPr>
+        <w:pStyle w:val="ListParagraph"/>
+      </w:pPr>
+    </w:p>
+    <w:p>
+      <w:pPr>
+        <w:pStyle w:val="ListParagraph"/>
+        <w:numPr>
+          <w:ilvl w:val="0"/>
+          <w:numId w:val="15"/>
+        </w:numPr>
+      </w:pPr>
+      <w:r>
+        <w:rPr>
+          <w:b/>
+          <w:bCs/>
+          <w:sz w:val="24"/>
+          <w:szCs w:val="24"/>
+        </w:rPr>
+        <w:t>Track matching might not be accurate</w:t>
+      </w:r>
+    </w:p>
+    <w:p>
+      <w:pPr>
+        <w:pStyle w:val="ListParagraph"/>
+      </w:pPr>
+      <w:r>
+        <w:t>Because tracks might have multiple variations while all of them having similar attributes this will cause a different version of the same track being transferred to the playlist in the receiving platform</w:t>
+      </w:r>
+    </w:p>
+    <w:p>
+      <w:pPr>
+        <w:pStyle w:val="ListParagraph"/>
+      </w:pPr>
+    </w:p>
+    <w:p>
+      <w:pPr>
+        <w:pStyle w:val="ListParagraph"/>
+        <w:numPr>
+          <w:ilvl w:val="0"/>
+          <w:numId w:val="15"/>
+        </w:numPr>
+      </w:pPr>
+      <w:r>
+        <w:rPr>
+          <w:b/>
+          <w:bCs/>
+          <w:sz w:val="24"/>
+          <w:szCs w:val="24"/>
+        </w:rPr>
+        <w:t>API Limitations</w:t>
+      </w:r>
+    </w:p>
+    <w:p>
+      <w:pPr>
+        <w:pStyle w:val="ListParagraph"/>
+      </w:pPr>
+      <w:r>
+        <w:t>APIs have rate limitations in place for their own safety and to avoid overloading their servers with requests so larger playlists may cause some problems in transferring all of the songs due to these limitations so the user might be prompted to break the playlist into two if needed</w:t>
+      </w:r>
+    </w:p>
+    <w:p>
+      <w:pPr>
+        <w:pStyle w:val="ListParagraph"/>
+      </w:pPr>
+    </w:p>
+    <w:p>
+      <w:pPr>
+        <w:pStyle w:val="ListParagraph"/>
+        <w:numPr>
+          <w:ilvl w:val="0"/>
+          <w:numId w:val="15"/>
+        </w:numPr>
+      </w:pPr>
+      <w:r>
+        <w:rPr>
+          <w:b/>
+          <w:bCs/>
+          <w:sz w:val="24"/>
+          <w:szCs w:val="24"/>
+        </w:rPr>
+        <w:t>Internet connection issues</w:t>
+      </w:r>
+    </w:p>
+    <w:p>
+      <w:pPr>
+        <w:pStyle w:val="ListParagraph"/>
+      </w:pPr>
+      <w:r>
+        <w:t>If the user has a slow internet connection this might cause problem in API communication which will raise errors so if the users internet connection is slow and unstable that might not transfer the tracks or might take a longer time.</w:t>
+      </w:r>
+    </w:p>
+    <w:p>
+      <w:pPr>
+        <w:pStyle w:val="ListParagraph"/>
+      </w:pPr>
+    </w:p>
+    <w:p>
+      <w:pPr>
+        <w:pStyle w:val="ListParagraph"/>
+        <w:numPr>
+          <w:ilvl w:val="0"/>
+          <w:numId w:val="15"/>
+        </w:numPr>
+        <w:rPr>
+          <w:b/>
+          <w:bCs/>
+          <w:sz w:val="24"/>
+          <w:szCs w:val="24"/>
+        </w:rPr>
+      </w:pPr>
+      <w:r>
+        <w:rPr>
+          <w:b/>
+          <w:bCs/>
+          <w:sz w:val="24"/>
+          <w:szCs w:val="24"/>
+        </w:rPr>
+        <w:t>Users account permission</w:t>
+      </w:r>
+    </w:p>
+    <w:p>
+      <w:pPr>
+        <w:pStyle w:val="ListParagraph"/>
+      </w:pPr>
+      <w:r>
+        <w:t>Some of the playlists that user provides might be private which will raise errors cause APIs can only access public data so the users should be asked to make their playlists public beforehand if they need to transfer the given playlist</w:t>
+      </w:r>
+    </w:p>
+    <w:p>
+      <w:pPr>
+        <w:pStyle w:val="ListParagraph"/>
+      </w:pPr>
+    </w:p>
+    <w:p>
+      <w:pPr>
+        <w:pStyle w:val="ListParagraph"/>
+        <w:numPr>
+          <w:ilvl w:val="0"/>
+          <w:numId w:val="15"/>
+        </w:numPr>
+      </w:pPr>
+      <w:r>
+        <w:rPr>
+          <w:b/>
+          <w:bCs/>
+          <w:sz w:val="24"/>
+          <w:szCs w:val="24"/>
+        </w:rPr>
+        <w:t>Liked songs transfer issue</w:t>
+      </w:r>
+    </w:p>
+    <w:p>
+      <w:pPr>
+        <w:pStyle w:val="ListParagraph"/>
+      </w:pPr>
+      <w:r>
+        <w:t>Liked songs cannot be treated as a regular playlist and be transferred instead the user will be asked to manually create a new playlist (possibly selecting all and dragging them to a new playlist) if they need to transfer liked songs</w:t>
+      </w:r>
+    </w:p>
+    <w:p>
+      <w:pPr>
+        <w:pStyle w:val="ListParagraph"/>
+      </w:pPr>
+    </w:p>
+    <w:p>
+      <w:pPr>
+        <w:pStyle w:val="ListParagraph"/>
+        <w:numPr>
+          <w:ilvl w:val="0"/>
+          <w:numId w:val="15"/>
+        </w:numPr>
+      </w:pPr>
+      <w:r>
+        <w:rPr>
+          <w:b/>
+          <w:bCs/>
+          <w:sz w:val="24"/>
+          <w:szCs w:val="24"/>
+        </w:rPr>
+        <w:t>API and Library issues</w:t>
+      </w:r>
+    </w:p>
+    <w:p>
+      <w:pPr>
+        <w:pStyle w:val="ListParagraph"/>
+      </w:pPr>
+      <w:r>
+        <w:t xml:space="preserve">Because this application relies on third party libraries and APIs if they get modified or disconnected </w:t>
+      </w:r>
+      <w:r>
+        <w:t>the application might need updates to keep on working</w:t>
+      </w:r>
     </w:p>
     <w:sectPr>
-      <w:headerReference w:type="default" r:id="rId18"/>
-      <w:footerReference w:type="default" r:id="rId19"/>
+      <w:headerReference w:type="default" r:id="rId22"/>
+      <w:footerReference w:type="default" r:id="rId23"/>
       <w:pgSz w:w="11906" w:h="16838"/>
       <w:pgMar w:top="1440" w:right="1440" w:bottom="1440" w:left="1440" w:header="708" w:footer="708" w:gutter="0"/>
       <w:cols w:space="720" w:equalWidth="0">
@@ -2606,6 +6997,12 @@
       </w:pPr>
       <w:r>
         <w:rPr>
+          <w:rStyle w:val="CommentReference"/>
+        </w:rPr>
+        <w:annotationRef/>
+      </w:r>
+      <w:r>
+        <w:rPr>
           <w:rFonts w:ascii="Arial" w:eastAsia="Arial" w:hAnsi="Arial" w:cs="Arial"/>
           <w:color w:val="000000"/>
         </w:rPr>
@@ -2632,6 +7029,12 @@
       </w:pPr>
       <w:r>
         <w:rPr>
+          <w:rStyle w:val="CommentReference"/>
+        </w:rPr>
+        <w:annotationRef/>
+      </w:r>
+      <w:r>
+        <w:rPr>
           <w:rFonts w:ascii="Arial" w:eastAsia="Arial" w:hAnsi="Arial" w:cs="Arial"/>
           <w:color w:val="000000"/>
         </w:rPr>
@@ -2658,6 +7061,12 @@
       </w:pPr>
       <w:r>
         <w:rPr>
+          <w:rStyle w:val="CommentReference"/>
+        </w:rPr>
+        <w:annotationRef/>
+      </w:r>
+      <w:r>
+        <w:rPr>
           <w:rFonts w:ascii="Arial" w:eastAsia="Arial" w:hAnsi="Arial" w:cs="Arial"/>
           <w:color w:val="000000"/>
         </w:rPr>
@@ -2886,6 +7295,12 @@
       </w:pPr>
       <w:r>
         <w:rPr>
+          <w:rStyle w:val="CommentReference"/>
+        </w:rPr>
+        <w:annotationRef/>
+      </w:r>
+      <w:r>
+        <w:rPr>
           <w:rFonts w:ascii="Arial" w:eastAsia="Arial" w:hAnsi="Arial" w:cs="Arial"/>
           <w:color w:val="000000"/>
         </w:rPr>
@@ -2900,64 +7315,36 @@
       </w:r>
     </w:p>
   </w:comment>
-  <w:comment w:id="10" w:author="Aissa" w:date="2020-04-02T10:40:00Z" w:initials="">
-    <w:p>
-      <w:pPr>
-        <w:widowControl w:val="0"/>
-        <w:pBdr>
-          <w:top w:val="nil"/>
-          <w:left w:val="nil"/>
-          <w:bottom w:val="nil"/>
-          <w:right w:val="nil"/>
-          <w:between w:val="nil"/>
-        </w:pBdr>
-        <w:spacing w:after="0" w:line="240" w:lineRule="auto"/>
-        <w:rPr>
-          <w:rFonts w:ascii="Arial" w:eastAsia="Arial" w:hAnsi="Arial" w:cs="Arial"/>
-          <w:color w:val="000000"/>
-        </w:rPr>
-      </w:pPr>
-      <w:r>
-        <w:t xml:space="preserve">discuss why </w:t>
-      </w:r>
-      <w:r>
-        <w:t xml:space="preserve">your </w:t>
-      </w:r>
-      <w:r>
-        <w:t>project will be solvable using computational methods</w:t>
+  <w:comment w:id="11" w:author="Abd Alkareem Issa (SFC)" w:date="2022-06-29T07:52:00Z" w:initials="AAI(">
+    <w:p>
+      <w:pPr>
+        <w:pStyle w:val="CommentText"/>
+      </w:pPr>
+      <w:r>
+        <w:rPr>
+          <w:rStyle w:val="CommentReference"/>
+        </w:rPr>
+        <w:annotationRef/>
+      </w:r>
+      <w:r>
+        <w:t xml:space="preserve">You may divide this section into smaller divisions or write one large section. </w:t>
+      </w:r>
+    </w:p>
+    <w:p>
+      <w:pPr>
+        <w:pStyle w:val="CommentText"/>
+      </w:pPr>
+    </w:p>
+    <w:p>
+      <w:pPr>
+        <w:pStyle w:val="CommentText"/>
+      </w:pPr>
+      <w:r>
+        <w:t>Clearly identify your stakeholders, and the roles they will play</w:t>
       </w:r>
     </w:p>
   </w:comment>
-  <w:comment w:id="12" w:author="Abd Alkareem Issa (SFC)" w:date="2022-06-29T07:52:00Z" w:initials="AAI(">
-    <w:p>
-      <w:pPr>
-        <w:pStyle w:val="CommentText"/>
-      </w:pPr>
-      <w:r>
-        <w:rPr>
-          <w:rStyle w:val="CommentReference"/>
-        </w:rPr>
-        <w:annotationRef/>
-      </w:r>
-      <w:r>
-        <w:t xml:space="preserve">You may divide this section into smaller divisions or write one large section. </w:t>
-      </w:r>
-    </w:p>
-    <w:p>
-      <w:pPr>
-        <w:pStyle w:val="CommentText"/>
-      </w:pPr>
-    </w:p>
-    <w:p>
-      <w:pPr>
-        <w:pStyle w:val="CommentText"/>
-      </w:pPr>
-      <w:r>
-        <w:t>Clearly identify your stakeholders, and the roles they will play</w:t>
-      </w:r>
-    </w:p>
-  </w:comment>
-  <w:comment w:id="15" w:author="Aissa" w:date="2020-04-02T10:57:00Z" w:initials="">
+  <w:comment w:id="14" w:author="Aissa" w:date="2020-04-02T10:57:00Z" w:initials="">
     <w:p>
       <w:pPr>
         <w:pStyle w:val="ListParagraph"/>
@@ -2976,6 +7363,12 @@
           <w:color w:val="000000"/>
         </w:rPr>
       </w:pPr>
+      <w:r>
+        <w:rPr>
+          <w:rStyle w:val="CommentReference"/>
+        </w:rPr>
+        <w:annotationRef/>
+      </w:r>
     </w:p>
     <w:p>
       <w:pPr>
@@ -3643,7 +8036,7 @@
       </w:r>
     </w:p>
   </w:comment>
-  <w:comment w:id="20" w:author="Aissa" w:date="2020-04-02T10:41:00Z" w:initials="">
+  <w:comment w:id="19" w:author="Aissa" w:date="2020-04-02T10:41:00Z" w:initials="">
     <w:p>
       <w:pPr>
         <w:widowControl w:val="0"/>
@@ -3660,6 +8053,12 @@
           <w:color w:val="000000"/>
         </w:rPr>
       </w:pPr>
+      <w:r>
+        <w:rPr>
+          <w:rStyle w:val="CommentReference"/>
+        </w:rPr>
+        <w:annotationRef/>
+      </w:r>
     </w:p>
     <w:p>
       <w:pPr>
@@ -4066,7 +8465,7 @@
       </w:pPr>
     </w:p>
   </w:comment>
-  <w:comment w:id="22" w:author="Aissa" w:date="2020-04-02T10:42:00Z" w:initials="">
+  <w:comment w:id="21" w:author="Aissa" w:date="2020-04-02T10:42:00Z" w:initials="">
     <w:p>
       <w:pPr>
         <w:widowControl w:val="0"/>
@@ -4085,6 +8484,12 @@
       </w:pPr>
       <w:r>
         <w:rPr>
+          <w:rStyle w:val="CommentReference"/>
+        </w:rPr>
+        <w:annotationRef/>
+      </w:r>
+      <w:r>
+        <w:rPr>
           <w:rFonts w:ascii="Arial" w:eastAsia="Arial" w:hAnsi="Arial" w:cs="Arial"/>
           <w:color w:val="000000"/>
         </w:rPr>
@@ -4353,7 +8758,7 @@
       </w:r>
     </w:p>
   </w:comment>
-  <w:comment w:id="24" w:author="Aissa" w:date="2020-04-02T10:43:00Z" w:initials="">
+  <w:comment w:id="23" w:author="Aissa" w:date="2020-04-02T10:43:00Z" w:initials="">
     <w:p>
       <w:pPr>
         <w:widowControl w:val="0"/>
@@ -4372,6 +8777,12 @@
       </w:pPr>
       <w:r>
         <w:rPr>
+          <w:rStyle w:val="CommentReference"/>
+        </w:rPr>
+        <w:annotationRef/>
+      </w:r>
+      <w:r>
+        <w:rPr>
           <w:rFonts w:ascii="Arial" w:eastAsia="Arial" w:hAnsi="Arial" w:cs="Arial"/>
           <w:color w:val="000000"/>
         </w:rPr>
@@ -4545,7 +8956,7 @@
       </w:pPr>
     </w:p>
   </w:comment>
-  <w:comment w:id="26" w:author="Aissa" w:date="2020-04-02T10:41:00Z" w:initials="">
+  <w:comment w:id="25" w:author="Aissa" w:date="2020-04-02T10:41:00Z" w:initials="">
     <w:p>
       <w:pPr>
         <w:widowControl w:val="0"/>
@@ -4562,6 +8973,12 @@
           <w:color w:val="000000"/>
         </w:rPr>
       </w:pPr>
+      <w:r>
+        <w:rPr>
+          <w:rStyle w:val="CommentReference"/>
+        </w:rPr>
+        <w:annotationRef/>
+      </w:r>
       <w:r>
         <w:rPr>
           <w:rFonts w:ascii="Arial" w:eastAsia="Arial" w:hAnsi="Arial" w:cs="Arial"/>
@@ -4836,7 +9253,7 @@
       </w:r>
     </w:p>
   </w:comment>
-  <w:comment w:id="28" w:author="Aissa" w:date="2020-04-02T10:54:00Z" w:initials="">
+  <w:comment w:id="27" w:author="Aissa" w:date="2020-04-02T10:54:00Z" w:initials="">
     <w:p>
       <w:pPr>
         <w:widowControl w:val="0"/>
@@ -4853,6 +9270,12 @@
           <w:color w:val="000000"/>
         </w:rPr>
       </w:pPr>
+      <w:r>
+        <w:rPr>
+          <w:rStyle w:val="CommentReference"/>
+        </w:rPr>
+        <w:annotationRef/>
+      </w:r>
     </w:p>
     <w:p>
       <w:pPr>
@@ -5101,7 +9524,7 @@
       </w:pPr>
     </w:p>
   </w:comment>
-  <w:comment w:id="30" w:author="Aissa" w:date="2020-04-02T10:41:00Z" w:initials="">
+  <w:comment w:id="29" w:author="Aissa" w:date="2020-04-02T10:41:00Z" w:initials="">
     <w:p>
       <w:pPr>
         <w:widowControl w:val="0"/>
@@ -5118,6 +9541,12 @@
           <w:color w:val="000000"/>
         </w:rPr>
       </w:pPr>
+      <w:r>
+        <w:rPr>
+          <w:rStyle w:val="CommentReference"/>
+        </w:rPr>
+        <w:annotationRef/>
+      </w:r>
       <w:r>
         <w:rPr>
           <w:rFonts w:ascii="Arial" w:eastAsia="Arial" w:hAnsi="Arial" w:cs="Arial"/>
@@ -5312,7 +9741,6 @@
   <w15:commentEx w15:paraId="354BD7EF" w15:done="0"/>
   <w15:commentEx w15:paraId="354BD7F9" w15:done="0"/>
   <w15:commentEx w15:paraId="354BD7FA" w15:done="0"/>
-  <w15:commentEx w15:paraId="354BD7FB" w15:done="0"/>
   <w15:commentEx w15:paraId="3D881A5F" w15:done="0"/>
   <w15:commentEx w15:paraId="354BD815" w15:done="0"/>
   <w15:commentEx w15:paraId="354BD81E" w15:done="0"/>
@@ -5330,7 +9758,6 @@
   <w16cid:commentId w16cid:paraId="354BD7EF" w16cid:durableId="280F1FBA"/>
   <w16cid:commentId w16cid:paraId="354BD7F9" w16cid:durableId="280F1FB9"/>
   <w16cid:commentId w16cid:paraId="354BD7FA" w16cid:durableId="280F1FB8"/>
-  <w16cid:commentId w16cid:paraId="354BD7FB" w16cid:durableId="280F1FB7"/>
   <w16cid:commentId w16cid:paraId="3D881A5F" w16cid:durableId="280F1FAC"/>
   <w16cid:commentId w16cid:paraId="354BD815" w16cid:durableId="280F1FB6"/>
   <w16cid:commentId w16cid:paraId="354BD81E" w16cid:durableId="280F1FB3"/>
@@ -5763,6 +10190,92 @@
     </w:lvl>
   </w:abstractNum>
   <w:abstractNum w:abstractNumId="1" w15:restartNumberingAfterBreak="0">
+    <w:nsid w:val="048E78DB"/>
+    <w:multiLevelType w:val="hybridMultilevel"/>
+    <w:tmpl w:val="16FE7616"/>
+    <w:lvl w:ilvl="0" w:tplc="0409000F">
+      <w:start w:val="1"/>
+      <w:numFmt w:val="decimal"/>
+      <w:lvlText w:val="%1."/>
+      <w:lvlJc w:val="left"/>
+      <w:pPr>
+        <w:ind w:left="1440" w:hanging="360"/>
+      </w:pPr>
+    </w:lvl>
+    <w:lvl w:ilvl="1" w:tplc="04090019" w:tentative="1">
+      <w:start w:val="1"/>
+      <w:numFmt w:val="lowerLetter"/>
+      <w:lvlText w:val="%2."/>
+      <w:lvlJc w:val="left"/>
+      <w:pPr>
+        <w:ind w:left="2160" w:hanging="360"/>
+      </w:pPr>
+    </w:lvl>
+    <w:lvl w:ilvl="2" w:tplc="0409001B" w:tentative="1">
+      <w:start w:val="1"/>
+      <w:numFmt w:val="lowerRoman"/>
+      <w:lvlText w:val="%3."/>
+      <w:lvlJc w:val="right"/>
+      <w:pPr>
+        <w:ind w:left="2880" w:hanging="180"/>
+      </w:pPr>
+    </w:lvl>
+    <w:lvl w:ilvl="3" w:tplc="0409000F" w:tentative="1">
+      <w:start w:val="1"/>
+      <w:numFmt w:val="decimal"/>
+      <w:lvlText w:val="%4."/>
+      <w:lvlJc w:val="left"/>
+      <w:pPr>
+        <w:ind w:left="3600" w:hanging="360"/>
+      </w:pPr>
+    </w:lvl>
+    <w:lvl w:ilvl="4" w:tplc="04090019" w:tentative="1">
+      <w:start w:val="1"/>
+      <w:numFmt w:val="lowerLetter"/>
+      <w:lvlText w:val="%5."/>
+      <w:lvlJc w:val="left"/>
+      <w:pPr>
+        <w:ind w:left="4320" w:hanging="360"/>
+      </w:pPr>
+    </w:lvl>
+    <w:lvl w:ilvl="5" w:tplc="0409001B" w:tentative="1">
+      <w:start w:val="1"/>
+      <w:numFmt w:val="lowerRoman"/>
+      <w:lvlText w:val="%6."/>
+      <w:lvlJc w:val="right"/>
+      <w:pPr>
+        <w:ind w:left="5040" w:hanging="180"/>
+      </w:pPr>
+    </w:lvl>
+    <w:lvl w:ilvl="6" w:tplc="0409000F" w:tentative="1">
+      <w:start w:val="1"/>
+      <w:numFmt w:val="decimal"/>
+      <w:lvlText w:val="%7."/>
+      <w:lvlJc w:val="left"/>
+      <w:pPr>
+        <w:ind w:left="5760" w:hanging="360"/>
+      </w:pPr>
+    </w:lvl>
+    <w:lvl w:ilvl="7" w:tplc="04090019" w:tentative="1">
+      <w:start w:val="1"/>
+      <w:numFmt w:val="lowerLetter"/>
+      <w:lvlText w:val="%8."/>
+      <w:lvlJc w:val="left"/>
+      <w:pPr>
+        <w:ind w:left="6480" w:hanging="360"/>
+      </w:pPr>
+    </w:lvl>
+    <w:lvl w:ilvl="8" w:tplc="0409001B" w:tentative="1">
+      <w:start w:val="1"/>
+      <w:numFmt w:val="lowerRoman"/>
+      <w:lvlText w:val="%9."/>
+      <w:lvlJc w:val="right"/>
+      <w:pPr>
+        <w:ind w:left="7200" w:hanging="180"/>
+      </w:pPr>
+    </w:lvl>
+  </w:abstractNum>
+  <w:abstractNum w:abstractNumId="2" w15:restartNumberingAfterBreak="0">
     <w:nsid w:val="07B1438F"/>
     <w:multiLevelType w:val="multilevel"/>
     <w:tmpl w:val="050E23BC"/>
@@ -5875,7 +10388,491 @@
       </w:rPr>
     </w:lvl>
   </w:abstractNum>
-  <w:abstractNum w:abstractNumId="2" w15:restartNumberingAfterBreak="0">
+  <w:abstractNum w:abstractNumId="3" w15:restartNumberingAfterBreak="0">
+    <w:nsid w:val="0F53198F"/>
+    <w:multiLevelType w:val="hybridMultilevel"/>
+    <w:tmpl w:val="713A2F44"/>
+    <w:lvl w:ilvl="0" w:tplc="0409000F">
+      <w:start w:val="1"/>
+      <w:numFmt w:val="decimal"/>
+      <w:lvlText w:val="%1."/>
+      <w:lvlJc w:val="left"/>
+      <w:pPr>
+        <w:ind w:left="1440" w:hanging="360"/>
+      </w:pPr>
+    </w:lvl>
+    <w:lvl w:ilvl="1" w:tplc="04090019" w:tentative="1">
+      <w:start w:val="1"/>
+      <w:numFmt w:val="lowerLetter"/>
+      <w:lvlText w:val="%2."/>
+      <w:lvlJc w:val="left"/>
+      <w:pPr>
+        <w:ind w:left="2160" w:hanging="360"/>
+      </w:pPr>
+    </w:lvl>
+    <w:lvl w:ilvl="2" w:tplc="0409001B" w:tentative="1">
+      <w:start w:val="1"/>
+      <w:numFmt w:val="lowerRoman"/>
+      <w:lvlText w:val="%3."/>
+      <w:lvlJc w:val="right"/>
+      <w:pPr>
+        <w:ind w:left="2880" w:hanging="180"/>
+      </w:pPr>
+    </w:lvl>
+    <w:lvl w:ilvl="3" w:tplc="0409000F" w:tentative="1">
+      <w:start w:val="1"/>
+      <w:numFmt w:val="decimal"/>
+      <w:lvlText w:val="%4."/>
+      <w:lvlJc w:val="left"/>
+      <w:pPr>
+        <w:ind w:left="3600" w:hanging="360"/>
+      </w:pPr>
+    </w:lvl>
+    <w:lvl w:ilvl="4" w:tplc="04090019" w:tentative="1">
+      <w:start w:val="1"/>
+      <w:numFmt w:val="lowerLetter"/>
+      <w:lvlText w:val="%5."/>
+      <w:lvlJc w:val="left"/>
+      <w:pPr>
+        <w:ind w:left="4320" w:hanging="360"/>
+      </w:pPr>
+    </w:lvl>
+    <w:lvl w:ilvl="5" w:tplc="0409001B" w:tentative="1">
+      <w:start w:val="1"/>
+      <w:numFmt w:val="lowerRoman"/>
+      <w:lvlText w:val="%6."/>
+      <w:lvlJc w:val="right"/>
+      <w:pPr>
+        <w:ind w:left="5040" w:hanging="180"/>
+      </w:pPr>
+    </w:lvl>
+    <w:lvl w:ilvl="6" w:tplc="0409000F" w:tentative="1">
+      <w:start w:val="1"/>
+      <w:numFmt w:val="decimal"/>
+      <w:lvlText w:val="%7."/>
+      <w:lvlJc w:val="left"/>
+      <w:pPr>
+        <w:ind w:left="5760" w:hanging="360"/>
+      </w:pPr>
+    </w:lvl>
+    <w:lvl w:ilvl="7" w:tplc="04090019" w:tentative="1">
+      <w:start w:val="1"/>
+      <w:numFmt w:val="lowerLetter"/>
+      <w:lvlText w:val="%8."/>
+      <w:lvlJc w:val="left"/>
+      <w:pPr>
+        <w:ind w:left="6480" w:hanging="360"/>
+      </w:pPr>
+    </w:lvl>
+    <w:lvl w:ilvl="8" w:tplc="0409001B" w:tentative="1">
+      <w:start w:val="1"/>
+      <w:numFmt w:val="lowerRoman"/>
+      <w:lvlText w:val="%9."/>
+      <w:lvlJc w:val="right"/>
+      <w:pPr>
+        <w:ind w:left="7200" w:hanging="180"/>
+      </w:pPr>
+    </w:lvl>
+  </w:abstractNum>
+  <w:abstractNum w:abstractNumId="4" w15:restartNumberingAfterBreak="0">
+    <w:nsid w:val="165860E1"/>
+    <w:multiLevelType w:val="hybridMultilevel"/>
+    <w:tmpl w:val="DEFC1C7C"/>
+    <w:lvl w:ilvl="0" w:tplc="0409000F">
+      <w:start w:val="1"/>
+      <w:numFmt w:val="decimal"/>
+      <w:lvlText w:val="%1."/>
+      <w:lvlJc w:val="left"/>
+      <w:pPr>
+        <w:ind w:left="720" w:hanging="360"/>
+      </w:pPr>
+    </w:lvl>
+    <w:lvl w:ilvl="1" w:tplc="04090019" w:tentative="1">
+      <w:start w:val="1"/>
+      <w:numFmt w:val="lowerLetter"/>
+      <w:lvlText w:val="%2."/>
+      <w:lvlJc w:val="left"/>
+      <w:pPr>
+        <w:ind w:left="1440" w:hanging="360"/>
+      </w:pPr>
+    </w:lvl>
+    <w:lvl w:ilvl="2" w:tplc="0409001B" w:tentative="1">
+      <w:start w:val="1"/>
+      <w:numFmt w:val="lowerRoman"/>
+      <w:lvlText w:val="%3."/>
+      <w:lvlJc w:val="right"/>
+      <w:pPr>
+        <w:ind w:left="2160" w:hanging="180"/>
+      </w:pPr>
+    </w:lvl>
+    <w:lvl w:ilvl="3" w:tplc="0409000F" w:tentative="1">
+      <w:start w:val="1"/>
+      <w:numFmt w:val="decimal"/>
+      <w:lvlText w:val="%4."/>
+      <w:lvlJc w:val="left"/>
+      <w:pPr>
+        <w:ind w:left="2880" w:hanging="360"/>
+      </w:pPr>
+    </w:lvl>
+    <w:lvl w:ilvl="4" w:tplc="04090019" w:tentative="1">
+      <w:start w:val="1"/>
+      <w:numFmt w:val="lowerLetter"/>
+      <w:lvlText w:val="%5."/>
+      <w:lvlJc w:val="left"/>
+      <w:pPr>
+        <w:ind w:left="3600" w:hanging="360"/>
+      </w:pPr>
+    </w:lvl>
+    <w:lvl w:ilvl="5" w:tplc="0409001B" w:tentative="1">
+      <w:start w:val="1"/>
+      <w:numFmt w:val="lowerRoman"/>
+      <w:lvlText w:val="%6."/>
+      <w:lvlJc w:val="right"/>
+      <w:pPr>
+        <w:ind w:left="4320" w:hanging="180"/>
+      </w:pPr>
+    </w:lvl>
+    <w:lvl w:ilvl="6" w:tplc="0409000F" w:tentative="1">
+      <w:start w:val="1"/>
+      <w:numFmt w:val="decimal"/>
+      <w:lvlText w:val="%7."/>
+      <w:lvlJc w:val="left"/>
+      <w:pPr>
+        <w:ind w:left="5040" w:hanging="360"/>
+      </w:pPr>
+    </w:lvl>
+    <w:lvl w:ilvl="7" w:tplc="04090019" w:tentative="1">
+      <w:start w:val="1"/>
+      <w:numFmt w:val="lowerLetter"/>
+      <w:lvlText w:val="%8."/>
+      <w:lvlJc w:val="left"/>
+      <w:pPr>
+        <w:ind w:left="5760" w:hanging="360"/>
+      </w:pPr>
+    </w:lvl>
+    <w:lvl w:ilvl="8" w:tplc="0409001B" w:tentative="1">
+      <w:start w:val="1"/>
+      <w:numFmt w:val="lowerRoman"/>
+      <w:lvlText w:val="%9."/>
+      <w:lvlJc w:val="right"/>
+      <w:pPr>
+        <w:ind w:left="6480" w:hanging="180"/>
+      </w:pPr>
+    </w:lvl>
+  </w:abstractNum>
+  <w:abstractNum w:abstractNumId="5" w15:restartNumberingAfterBreak="0">
+    <w:nsid w:val="1B8B480B"/>
+    <w:multiLevelType w:val="hybridMultilevel"/>
+    <w:tmpl w:val="0E9A9676"/>
+    <w:lvl w:ilvl="0" w:tplc="0409000B">
+      <w:start w:val="1"/>
+      <w:numFmt w:val="bullet"/>
+      <w:lvlText w:val=""/>
+      <w:lvlJc w:val="left"/>
+      <w:pPr>
+        <w:ind w:left="720" w:hanging="360"/>
+      </w:pPr>
+      <w:rPr>
+        <w:rFonts w:ascii="Wingdings" w:hAnsi="Wingdings" w:hint="default"/>
+      </w:rPr>
+    </w:lvl>
+    <w:lvl w:ilvl="1" w:tplc="04090003" w:tentative="1">
+      <w:start w:val="1"/>
+      <w:numFmt w:val="bullet"/>
+      <w:lvlText w:val="o"/>
+      <w:lvlJc w:val="left"/>
+      <w:pPr>
+        <w:ind w:left="1440" w:hanging="360"/>
+      </w:pPr>
+      <w:rPr>
+        <w:rFonts w:ascii="Courier New" w:hAnsi="Courier New" w:cs="Courier New" w:hint="default"/>
+      </w:rPr>
+    </w:lvl>
+    <w:lvl w:ilvl="2" w:tplc="04090005" w:tentative="1">
+      <w:start w:val="1"/>
+      <w:numFmt w:val="bullet"/>
+      <w:lvlText w:val=""/>
+      <w:lvlJc w:val="left"/>
+      <w:pPr>
+        <w:ind w:left="2160" w:hanging="360"/>
+      </w:pPr>
+      <w:rPr>
+        <w:rFonts w:ascii="Wingdings" w:hAnsi="Wingdings" w:hint="default"/>
+      </w:rPr>
+    </w:lvl>
+    <w:lvl w:ilvl="3" w:tplc="04090001" w:tentative="1">
+      <w:start w:val="1"/>
+      <w:numFmt w:val="bullet"/>
+      <w:lvlText w:val=""/>
+      <w:lvlJc w:val="left"/>
+      <w:pPr>
+        <w:ind w:left="2880" w:hanging="360"/>
+      </w:pPr>
+      <w:rPr>
+        <w:rFonts w:ascii="Symbol" w:hAnsi="Symbol" w:hint="default"/>
+      </w:rPr>
+    </w:lvl>
+    <w:lvl w:ilvl="4" w:tplc="04090003" w:tentative="1">
+      <w:start w:val="1"/>
+      <w:numFmt w:val="bullet"/>
+      <w:lvlText w:val="o"/>
+      <w:lvlJc w:val="left"/>
+      <w:pPr>
+        <w:ind w:left="3600" w:hanging="360"/>
+      </w:pPr>
+      <w:rPr>
+        <w:rFonts w:ascii="Courier New" w:hAnsi="Courier New" w:cs="Courier New" w:hint="default"/>
+      </w:rPr>
+    </w:lvl>
+    <w:lvl w:ilvl="5" w:tplc="04090005" w:tentative="1">
+      <w:start w:val="1"/>
+      <w:numFmt w:val="bullet"/>
+      <w:lvlText w:val=""/>
+      <w:lvlJc w:val="left"/>
+      <w:pPr>
+        <w:ind w:left="4320" w:hanging="360"/>
+      </w:pPr>
+      <w:rPr>
+        <w:rFonts w:ascii="Wingdings" w:hAnsi="Wingdings" w:hint="default"/>
+      </w:rPr>
+    </w:lvl>
+    <w:lvl w:ilvl="6" w:tplc="04090001" w:tentative="1">
+      <w:start w:val="1"/>
+      <w:numFmt w:val="bullet"/>
+      <w:lvlText w:val=""/>
+      <w:lvlJc w:val="left"/>
+      <w:pPr>
+        <w:ind w:left="5040" w:hanging="360"/>
+      </w:pPr>
+      <w:rPr>
+        <w:rFonts w:ascii="Symbol" w:hAnsi="Symbol" w:hint="default"/>
+      </w:rPr>
+    </w:lvl>
+    <w:lvl w:ilvl="7" w:tplc="04090003" w:tentative="1">
+      <w:start w:val="1"/>
+      <w:numFmt w:val="bullet"/>
+      <w:lvlText w:val="o"/>
+      <w:lvlJc w:val="left"/>
+      <w:pPr>
+        <w:ind w:left="5760" w:hanging="360"/>
+      </w:pPr>
+      <w:rPr>
+        <w:rFonts w:ascii="Courier New" w:hAnsi="Courier New" w:cs="Courier New" w:hint="default"/>
+      </w:rPr>
+    </w:lvl>
+    <w:lvl w:ilvl="8" w:tplc="04090005" w:tentative="1">
+      <w:start w:val="1"/>
+      <w:numFmt w:val="bullet"/>
+      <w:lvlText w:val=""/>
+      <w:lvlJc w:val="left"/>
+      <w:pPr>
+        <w:ind w:left="6480" w:hanging="360"/>
+      </w:pPr>
+      <w:rPr>
+        <w:rFonts w:ascii="Wingdings" w:hAnsi="Wingdings" w:hint="default"/>
+      </w:rPr>
+    </w:lvl>
+  </w:abstractNum>
+  <w:abstractNum w:abstractNumId="6" w15:restartNumberingAfterBreak="0">
+    <w:nsid w:val="376C643C"/>
+    <w:multiLevelType w:val="hybridMultilevel"/>
+    <w:tmpl w:val="542C8F34"/>
+    <w:lvl w:ilvl="0" w:tplc="04090001">
+      <w:start w:val="1"/>
+      <w:numFmt w:val="bullet"/>
+      <w:lvlText w:val=""/>
+      <w:lvlJc w:val="left"/>
+      <w:pPr>
+        <w:ind w:left="720" w:hanging="360"/>
+      </w:pPr>
+      <w:rPr>
+        <w:rFonts w:ascii="Symbol" w:hAnsi="Symbol" w:hint="default"/>
+      </w:rPr>
+    </w:lvl>
+    <w:lvl w:ilvl="1" w:tplc="04090003" w:tentative="1">
+      <w:start w:val="1"/>
+      <w:numFmt w:val="bullet"/>
+      <w:lvlText w:val="o"/>
+      <w:lvlJc w:val="left"/>
+      <w:pPr>
+        <w:ind w:left="1440" w:hanging="360"/>
+      </w:pPr>
+      <w:rPr>
+        <w:rFonts w:ascii="Courier New" w:hAnsi="Courier New" w:cs="Courier New" w:hint="default"/>
+      </w:rPr>
+    </w:lvl>
+    <w:lvl w:ilvl="2" w:tplc="04090005" w:tentative="1">
+      <w:start w:val="1"/>
+      <w:numFmt w:val="bullet"/>
+      <w:lvlText w:val=""/>
+      <w:lvlJc w:val="left"/>
+      <w:pPr>
+        <w:ind w:left="2160" w:hanging="360"/>
+      </w:pPr>
+      <w:rPr>
+        <w:rFonts w:ascii="Wingdings" w:hAnsi="Wingdings" w:hint="default"/>
+      </w:rPr>
+    </w:lvl>
+    <w:lvl w:ilvl="3" w:tplc="04090001" w:tentative="1">
+      <w:start w:val="1"/>
+      <w:numFmt w:val="bullet"/>
+      <w:lvlText w:val=""/>
+      <w:lvlJc w:val="left"/>
+      <w:pPr>
+        <w:ind w:left="2880" w:hanging="360"/>
+      </w:pPr>
+      <w:rPr>
+        <w:rFonts w:ascii="Symbol" w:hAnsi="Symbol" w:hint="default"/>
+      </w:rPr>
+    </w:lvl>
+    <w:lvl w:ilvl="4" w:tplc="04090003" w:tentative="1">
+      <w:start w:val="1"/>
+      <w:numFmt w:val="bullet"/>
+      <w:lvlText w:val="o"/>
+      <w:lvlJc w:val="left"/>
+      <w:pPr>
+        <w:ind w:left="3600" w:hanging="360"/>
+      </w:pPr>
+      <w:rPr>
+        <w:rFonts w:ascii="Courier New" w:hAnsi="Courier New" w:cs="Courier New" w:hint="default"/>
+      </w:rPr>
+    </w:lvl>
+    <w:lvl w:ilvl="5" w:tplc="04090005" w:tentative="1">
+      <w:start w:val="1"/>
+      <w:numFmt w:val="bullet"/>
+      <w:lvlText w:val=""/>
+      <w:lvlJc w:val="left"/>
+      <w:pPr>
+        <w:ind w:left="4320" w:hanging="360"/>
+      </w:pPr>
+      <w:rPr>
+        <w:rFonts w:ascii="Wingdings" w:hAnsi="Wingdings" w:hint="default"/>
+      </w:rPr>
+    </w:lvl>
+    <w:lvl w:ilvl="6" w:tplc="04090001" w:tentative="1">
+      <w:start w:val="1"/>
+      <w:numFmt w:val="bullet"/>
+      <w:lvlText w:val=""/>
+      <w:lvlJc w:val="left"/>
+      <w:pPr>
+        <w:ind w:left="5040" w:hanging="360"/>
+      </w:pPr>
+      <w:rPr>
+        <w:rFonts w:ascii="Symbol" w:hAnsi="Symbol" w:hint="default"/>
+      </w:rPr>
+    </w:lvl>
+    <w:lvl w:ilvl="7" w:tplc="04090003" w:tentative="1">
+      <w:start w:val="1"/>
+      <w:numFmt w:val="bullet"/>
+      <w:lvlText w:val="o"/>
+      <w:lvlJc w:val="left"/>
+      <w:pPr>
+        <w:ind w:left="5760" w:hanging="360"/>
+      </w:pPr>
+      <w:rPr>
+        <w:rFonts w:ascii="Courier New" w:hAnsi="Courier New" w:cs="Courier New" w:hint="default"/>
+      </w:rPr>
+    </w:lvl>
+    <w:lvl w:ilvl="8" w:tplc="04090005" w:tentative="1">
+      <w:start w:val="1"/>
+      <w:numFmt w:val="bullet"/>
+      <w:lvlText w:val=""/>
+      <w:lvlJc w:val="left"/>
+      <w:pPr>
+        <w:ind w:left="6480" w:hanging="360"/>
+      </w:pPr>
+      <w:rPr>
+        <w:rFonts w:ascii="Wingdings" w:hAnsi="Wingdings" w:hint="default"/>
+      </w:rPr>
+    </w:lvl>
+  </w:abstractNum>
+  <w:abstractNum w:abstractNumId="7" w15:restartNumberingAfterBreak="0">
+    <w:nsid w:val="415F0FAC"/>
+    <w:multiLevelType w:val="hybridMultilevel"/>
+    <w:tmpl w:val="B554E81A"/>
+    <w:lvl w:ilvl="0" w:tplc="0409000F">
+      <w:start w:val="1"/>
+      <w:numFmt w:val="decimal"/>
+      <w:lvlText w:val="%1."/>
+      <w:lvlJc w:val="left"/>
+      <w:pPr>
+        <w:ind w:left="720" w:hanging="360"/>
+      </w:pPr>
+    </w:lvl>
+    <w:lvl w:ilvl="1" w:tplc="04090019" w:tentative="1">
+      <w:start w:val="1"/>
+      <w:numFmt w:val="lowerLetter"/>
+      <w:lvlText w:val="%2."/>
+      <w:lvlJc w:val="left"/>
+      <w:pPr>
+        <w:ind w:left="1440" w:hanging="360"/>
+      </w:pPr>
+    </w:lvl>
+    <w:lvl w:ilvl="2" w:tplc="0409001B" w:tentative="1">
+      <w:start w:val="1"/>
+      <w:numFmt w:val="lowerRoman"/>
+      <w:lvlText w:val="%3."/>
+      <w:lvlJc w:val="right"/>
+      <w:pPr>
+        <w:ind w:left="2160" w:hanging="180"/>
+      </w:pPr>
+    </w:lvl>
+    <w:lvl w:ilvl="3" w:tplc="0409000F" w:tentative="1">
+      <w:start w:val="1"/>
+      <w:numFmt w:val="decimal"/>
+      <w:lvlText w:val="%4."/>
+      <w:lvlJc w:val="left"/>
+      <w:pPr>
+        <w:ind w:left="2880" w:hanging="360"/>
+      </w:pPr>
+    </w:lvl>
+    <w:lvl w:ilvl="4" w:tplc="04090019" w:tentative="1">
+      <w:start w:val="1"/>
+      <w:numFmt w:val="lowerLetter"/>
+      <w:lvlText w:val="%5."/>
+      <w:lvlJc w:val="left"/>
+      <w:pPr>
+        <w:ind w:left="3600" w:hanging="360"/>
+      </w:pPr>
+    </w:lvl>
+    <w:lvl w:ilvl="5" w:tplc="0409001B" w:tentative="1">
+      <w:start w:val="1"/>
+      <w:numFmt w:val="lowerRoman"/>
+      <w:lvlText w:val="%6."/>
+      <w:lvlJc w:val="right"/>
+      <w:pPr>
+        <w:ind w:left="4320" w:hanging="180"/>
+      </w:pPr>
+    </w:lvl>
+    <w:lvl w:ilvl="6" w:tplc="0409000F" w:tentative="1">
+      <w:start w:val="1"/>
+      <w:numFmt w:val="decimal"/>
+      <w:lvlText w:val="%7."/>
+      <w:lvlJc w:val="left"/>
+      <w:pPr>
+        <w:ind w:left="5040" w:hanging="360"/>
+      </w:pPr>
+    </w:lvl>
+    <w:lvl w:ilvl="7" w:tplc="04090019" w:tentative="1">
+      <w:start w:val="1"/>
+      <w:numFmt w:val="lowerLetter"/>
+      <w:lvlText w:val="%8."/>
+      <w:lvlJc w:val="left"/>
+      <w:pPr>
+        <w:ind w:left="5760" w:hanging="360"/>
+      </w:pPr>
+    </w:lvl>
+    <w:lvl w:ilvl="8" w:tplc="0409001B" w:tentative="1">
+      <w:start w:val="1"/>
+      <w:numFmt w:val="lowerRoman"/>
+      <w:lvlText w:val="%9."/>
+      <w:lvlJc w:val="right"/>
+      <w:pPr>
+        <w:ind w:left="6480" w:hanging="180"/>
+      </w:pPr>
+    </w:lvl>
+  </w:abstractNum>
+  <w:abstractNum w:abstractNumId="8" w15:restartNumberingAfterBreak="0">
     <w:nsid w:val="41EF2A09"/>
     <w:multiLevelType w:val="hybridMultilevel"/>
     <w:tmpl w:val="AE44F900"/>
@@ -5964,10 +10961,96 @@
       </w:pPr>
     </w:lvl>
   </w:abstractNum>
-  <w:abstractNum w:abstractNumId="3" w15:restartNumberingAfterBreak="0">
+  <w:abstractNum w:abstractNumId="9" w15:restartNumberingAfterBreak="0">
+    <w:nsid w:val="48D71809"/>
+    <w:multiLevelType w:val="hybridMultilevel"/>
+    <w:tmpl w:val="AD646568"/>
+    <w:lvl w:ilvl="0" w:tplc="0409000F">
+      <w:start w:val="1"/>
+      <w:numFmt w:val="decimal"/>
+      <w:lvlText w:val="%1."/>
+      <w:lvlJc w:val="left"/>
+      <w:pPr>
+        <w:ind w:left="1440" w:hanging="360"/>
+      </w:pPr>
+    </w:lvl>
+    <w:lvl w:ilvl="1" w:tplc="04090019" w:tentative="1">
+      <w:start w:val="1"/>
+      <w:numFmt w:val="lowerLetter"/>
+      <w:lvlText w:val="%2."/>
+      <w:lvlJc w:val="left"/>
+      <w:pPr>
+        <w:ind w:left="2160" w:hanging="360"/>
+      </w:pPr>
+    </w:lvl>
+    <w:lvl w:ilvl="2" w:tplc="0409001B" w:tentative="1">
+      <w:start w:val="1"/>
+      <w:numFmt w:val="lowerRoman"/>
+      <w:lvlText w:val="%3."/>
+      <w:lvlJc w:val="right"/>
+      <w:pPr>
+        <w:ind w:left="2880" w:hanging="180"/>
+      </w:pPr>
+    </w:lvl>
+    <w:lvl w:ilvl="3" w:tplc="0409000F" w:tentative="1">
+      <w:start w:val="1"/>
+      <w:numFmt w:val="decimal"/>
+      <w:lvlText w:val="%4."/>
+      <w:lvlJc w:val="left"/>
+      <w:pPr>
+        <w:ind w:left="3600" w:hanging="360"/>
+      </w:pPr>
+    </w:lvl>
+    <w:lvl w:ilvl="4" w:tplc="04090019" w:tentative="1">
+      <w:start w:val="1"/>
+      <w:numFmt w:val="lowerLetter"/>
+      <w:lvlText w:val="%5."/>
+      <w:lvlJc w:val="left"/>
+      <w:pPr>
+        <w:ind w:left="4320" w:hanging="360"/>
+      </w:pPr>
+    </w:lvl>
+    <w:lvl w:ilvl="5" w:tplc="0409001B" w:tentative="1">
+      <w:start w:val="1"/>
+      <w:numFmt w:val="lowerRoman"/>
+      <w:lvlText w:val="%6."/>
+      <w:lvlJc w:val="right"/>
+      <w:pPr>
+        <w:ind w:left="5040" w:hanging="180"/>
+      </w:pPr>
+    </w:lvl>
+    <w:lvl w:ilvl="6" w:tplc="0409000F" w:tentative="1">
+      <w:start w:val="1"/>
+      <w:numFmt w:val="decimal"/>
+      <w:lvlText w:val="%7."/>
+      <w:lvlJc w:val="left"/>
+      <w:pPr>
+        <w:ind w:left="5760" w:hanging="360"/>
+      </w:pPr>
+    </w:lvl>
+    <w:lvl w:ilvl="7" w:tplc="04090019" w:tentative="1">
+      <w:start w:val="1"/>
+      <w:numFmt w:val="lowerLetter"/>
+      <w:lvlText w:val="%8."/>
+      <w:lvlJc w:val="left"/>
+      <w:pPr>
+        <w:ind w:left="6480" w:hanging="360"/>
+      </w:pPr>
+    </w:lvl>
+    <w:lvl w:ilvl="8" w:tplc="0409001B" w:tentative="1">
+      <w:start w:val="1"/>
+      <w:numFmt w:val="lowerRoman"/>
+      <w:lvlText w:val="%9."/>
+      <w:lvlJc w:val="right"/>
+      <w:pPr>
+        <w:ind w:left="7200" w:hanging="180"/>
+      </w:pPr>
+    </w:lvl>
+  </w:abstractNum>
+  <w:abstractNum w:abstractNumId="10" w15:restartNumberingAfterBreak="0">
     <w:nsid w:val="49504524"/>
     <w:multiLevelType w:val="hybridMultilevel"/>
-    <w:tmpl w:val="B5A89D8C"/>
+    <w:tmpl w:val="D2B88CA2"/>
     <w:lvl w:ilvl="0" w:tplc="04090001">
       <w:start w:val="1"/>
       <w:numFmt w:val="bullet"/>
@@ -6077,7 +11160,604 @@
       </w:rPr>
     </w:lvl>
   </w:abstractNum>
-  <w:abstractNum w:abstractNumId="4" w15:restartNumberingAfterBreak="0">
+  <w:abstractNum w:abstractNumId="11" w15:restartNumberingAfterBreak="0">
+    <w:nsid w:val="4EF13004"/>
+    <w:multiLevelType w:val="hybridMultilevel"/>
+    <w:tmpl w:val="A1D29AB4"/>
+    <w:lvl w:ilvl="0" w:tplc="0409000F">
+      <w:start w:val="1"/>
+      <w:numFmt w:val="decimal"/>
+      <w:lvlText w:val="%1."/>
+      <w:lvlJc w:val="left"/>
+      <w:pPr>
+        <w:ind w:left="1440" w:hanging="360"/>
+      </w:pPr>
+    </w:lvl>
+    <w:lvl w:ilvl="1" w:tplc="04090019" w:tentative="1">
+      <w:start w:val="1"/>
+      <w:numFmt w:val="lowerLetter"/>
+      <w:lvlText w:val="%2."/>
+      <w:lvlJc w:val="left"/>
+      <w:pPr>
+        <w:ind w:left="2160" w:hanging="360"/>
+      </w:pPr>
+    </w:lvl>
+    <w:lvl w:ilvl="2" w:tplc="0409001B" w:tentative="1">
+      <w:start w:val="1"/>
+      <w:numFmt w:val="lowerRoman"/>
+      <w:lvlText w:val="%3."/>
+      <w:lvlJc w:val="right"/>
+      <w:pPr>
+        <w:ind w:left="2880" w:hanging="180"/>
+      </w:pPr>
+    </w:lvl>
+    <w:lvl w:ilvl="3" w:tplc="0409000F" w:tentative="1">
+      <w:start w:val="1"/>
+      <w:numFmt w:val="decimal"/>
+      <w:lvlText w:val="%4."/>
+      <w:lvlJc w:val="left"/>
+      <w:pPr>
+        <w:ind w:left="3600" w:hanging="360"/>
+      </w:pPr>
+    </w:lvl>
+    <w:lvl w:ilvl="4" w:tplc="04090019" w:tentative="1">
+      <w:start w:val="1"/>
+      <w:numFmt w:val="lowerLetter"/>
+      <w:lvlText w:val="%5."/>
+      <w:lvlJc w:val="left"/>
+      <w:pPr>
+        <w:ind w:left="4320" w:hanging="360"/>
+      </w:pPr>
+    </w:lvl>
+    <w:lvl w:ilvl="5" w:tplc="0409001B" w:tentative="1">
+      <w:start w:val="1"/>
+      <w:numFmt w:val="lowerRoman"/>
+      <w:lvlText w:val="%6."/>
+      <w:lvlJc w:val="right"/>
+      <w:pPr>
+        <w:ind w:left="5040" w:hanging="180"/>
+      </w:pPr>
+    </w:lvl>
+    <w:lvl w:ilvl="6" w:tplc="0409000F" w:tentative="1">
+      <w:start w:val="1"/>
+      <w:numFmt w:val="decimal"/>
+      <w:lvlText w:val="%7."/>
+      <w:lvlJc w:val="left"/>
+      <w:pPr>
+        <w:ind w:left="5760" w:hanging="360"/>
+      </w:pPr>
+    </w:lvl>
+    <w:lvl w:ilvl="7" w:tplc="04090019" w:tentative="1">
+      <w:start w:val="1"/>
+      <w:numFmt w:val="lowerLetter"/>
+      <w:lvlText w:val="%8."/>
+      <w:lvlJc w:val="left"/>
+      <w:pPr>
+        <w:ind w:left="6480" w:hanging="360"/>
+      </w:pPr>
+    </w:lvl>
+    <w:lvl w:ilvl="8" w:tplc="0409001B" w:tentative="1">
+      <w:start w:val="1"/>
+      <w:numFmt w:val="lowerRoman"/>
+      <w:lvlText w:val="%9."/>
+      <w:lvlJc w:val="right"/>
+      <w:pPr>
+        <w:ind w:left="7200" w:hanging="180"/>
+      </w:pPr>
+    </w:lvl>
+  </w:abstractNum>
+  <w:abstractNum w:abstractNumId="12" w15:restartNumberingAfterBreak="0">
+    <w:nsid w:val="57191628"/>
+    <w:multiLevelType w:val="hybridMultilevel"/>
+    <w:tmpl w:val="83A00C26"/>
+    <w:lvl w:ilvl="0" w:tplc="0409000F">
+      <w:start w:val="1"/>
+      <w:numFmt w:val="decimal"/>
+      <w:lvlText w:val="%1."/>
+      <w:lvlJc w:val="left"/>
+      <w:pPr>
+        <w:ind w:left="720" w:hanging="360"/>
+      </w:pPr>
+    </w:lvl>
+    <w:lvl w:ilvl="1" w:tplc="04090019" w:tentative="1">
+      <w:start w:val="1"/>
+      <w:numFmt w:val="lowerLetter"/>
+      <w:lvlText w:val="%2."/>
+      <w:lvlJc w:val="left"/>
+      <w:pPr>
+        <w:ind w:left="1440" w:hanging="360"/>
+      </w:pPr>
+    </w:lvl>
+    <w:lvl w:ilvl="2" w:tplc="0409001B" w:tentative="1">
+      <w:start w:val="1"/>
+      <w:numFmt w:val="lowerRoman"/>
+      <w:lvlText w:val="%3."/>
+      <w:lvlJc w:val="right"/>
+      <w:pPr>
+        <w:ind w:left="2160" w:hanging="180"/>
+      </w:pPr>
+    </w:lvl>
+    <w:lvl w:ilvl="3" w:tplc="0409000F" w:tentative="1">
+      <w:start w:val="1"/>
+      <w:numFmt w:val="decimal"/>
+      <w:lvlText w:val="%4."/>
+      <w:lvlJc w:val="left"/>
+      <w:pPr>
+        <w:ind w:left="2880" w:hanging="360"/>
+      </w:pPr>
+    </w:lvl>
+    <w:lvl w:ilvl="4" w:tplc="04090019" w:tentative="1">
+      <w:start w:val="1"/>
+      <w:numFmt w:val="lowerLetter"/>
+      <w:lvlText w:val="%5."/>
+      <w:lvlJc w:val="left"/>
+      <w:pPr>
+        <w:ind w:left="3600" w:hanging="360"/>
+      </w:pPr>
+    </w:lvl>
+    <w:lvl w:ilvl="5" w:tplc="0409001B" w:tentative="1">
+      <w:start w:val="1"/>
+      <w:numFmt w:val="lowerRoman"/>
+      <w:lvlText w:val="%6."/>
+      <w:lvlJc w:val="right"/>
+      <w:pPr>
+        <w:ind w:left="4320" w:hanging="180"/>
+      </w:pPr>
+    </w:lvl>
+    <w:lvl w:ilvl="6" w:tplc="0409000F" w:tentative="1">
+      <w:start w:val="1"/>
+      <w:numFmt w:val="decimal"/>
+      <w:lvlText w:val="%7."/>
+      <w:lvlJc w:val="left"/>
+      <w:pPr>
+        <w:ind w:left="5040" w:hanging="360"/>
+      </w:pPr>
+    </w:lvl>
+    <w:lvl w:ilvl="7" w:tplc="04090019" w:tentative="1">
+      <w:start w:val="1"/>
+      <w:numFmt w:val="lowerLetter"/>
+      <w:lvlText w:val="%8."/>
+      <w:lvlJc w:val="left"/>
+      <w:pPr>
+        <w:ind w:left="5760" w:hanging="360"/>
+      </w:pPr>
+    </w:lvl>
+    <w:lvl w:ilvl="8" w:tplc="0409001B" w:tentative="1">
+      <w:start w:val="1"/>
+      <w:numFmt w:val="lowerRoman"/>
+      <w:lvlText w:val="%9."/>
+      <w:lvlJc w:val="right"/>
+      <w:pPr>
+        <w:ind w:left="6480" w:hanging="180"/>
+      </w:pPr>
+    </w:lvl>
+  </w:abstractNum>
+  <w:abstractNum w:abstractNumId="13" w15:restartNumberingAfterBreak="0">
+    <w:nsid w:val="59001FE5"/>
+    <w:multiLevelType w:val="hybridMultilevel"/>
+    <w:tmpl w:val="62A253EC"/>
+    <w:lvl w:ilvl="0" w:tplc="04090009">
+      <w:start w:val="1"/>
+      <w:numFmt w:val="bullet"/>
+      <w:lvlText w:val=""/>
+      <w:lvlJc w:val="left"/>
+      <w:pPr>
+        <w:ind w:left="1440" w:hanging="360"/>
+      </w:pPr>
+      <w:rPr>
+        <w:rFonts w:ascii="Wingdings" w:hAnsi="Wingdings" w:hint="default"/>
+      </w:rPr>
+    </w:lvl>
+    <w:lvl w:ilvl="1" w:tplc="04090003">
+      <w:start w:val="1"/>
+      <w:numFmt w:val="bullet"/>
+      <w:lvlText w:val="o"/>
+      <w:lvlJc w:val="left"/>
+      <w:pPr>
+        <w:ind w:left="2160" w:hanging="360"/>
+      </w:pPr>
+      <w:rPr>
+        <w:rFonts w:ascii="Courier New" w:hAnsi="Courier New" w:cs="Courier New" w:hint="default"/>
+      </w:rPr>
+    </w:lvl>
+    <w:lvl w:ilvl="2" w:tplc="04090005" w:tentative="1">
+      <w:start w:val="1"/>
+      <w:numFmt w:val="bullet"/>
+      <w:lvlText w:val=""/>
+      <w:lvlJc w:val="left"/>
+      <w:pPr>
+        <w:ind w:left="2880" w:hanging="360"/>
+      </w:pPr>
+      <w:rPr>
+        <w:rFonts w:ascii="Wingdings" w:hAnsi="Wingdings" w:hint="default"/>
+      </w:rPr>
+    </w:lvl>
+    <w:lvl w:ilvl="3" w:tplc="04090001" w:tentative="1">
+      <w:start w:val="1"/>
+      <w:numFmt w:val="bullet"/>
+      <w:lvlText w:val=""/>
+      <w:lvlJc w:val="left"/>
+      <w:pPr>
+        <w:ind w:left="3600" w:hanging="360"/>
+      </w:pPr>
+      <w:rPr>
+        <w:rFonts w:ascii="Symbol" w:hAnsi="Symbol" w:hint="default"/>
+      </w:rPr>
+    </w:lvl>
+    <w:lvl w:ilvl="4" w:tplc="04090003" w:tentative="1">
+      <w:start w:val="1"/>
+      <w:numFmt w:val="bullet"/>
+      <w:lvlText w:val="o"/>
+      <w:lvlJc w:val="left"/>
+      <w:pPr>
+        <w:ind w:left="4320" w:hanging="360"/>
+      </w:pPr>
+      <w:rPr>
+        <w:rFonts w:ascii="Courier New" w:hAnsi="Courier New" w:cs="Courier New" w:hint="default"/>
+      </w:rPr>
+    </w:lvl>
+    <w:lvl w:ilvl="5" w:tplc="04090005" w:tentative="1">
+      <w:start w:val="1"/>
+      <w:numFmt w:val="bullet"/>
+      <w:lvlText w:val=""/>
+      <w:lvlJc w:val="left"/>
+      <w:pPr>
+        <w:ind w:left="5040" w:hanging="360"/>
+      </w:pPr>
+      <w:rPr>
+        <w:rFonts w:ascii="Wingdings" w:hAnsi="Wingdings" w:hint="default"/>
+      </w:rPr>
+    </w:lvl>
+    <w:lvl w:ilvl="6" w:tplc="04090001" w:tentative="1">
+      <w:start w:val="1"/>
+      <w:numFmt w:val="bullet"/>
+      <w:lvlText w:val=""/>
+      <w:lvlJc w:val="left"/>
+      <w:pPr>
+        <w:ind w:left="5760" w:hanging="360"/>
+      </w:pPr>
+      <w:rPr>
+        <w:rFonts w:ascii="Symbol" w:hAnsi="Symbol" w:hint="default"/>
+      </w:rPr>
+    </w:lvl>
+    <w:lvl w:ilvl="7" w:tplc="04090003" w:tentative="1">
+      <w:start w:val="1"/>
+      <w:numFmt w:val="bullet"/>
+      <w:lvlText w:val="o"/>
+      <w:lvlJc w:val="left"/>
+      <w:pPr>
+        <w:ind w:left="6480" w:hanging="360"/>
+      </w:pPr>
+      <w:rPr>
+        <w:rFonts w:ascii="Courier New" w:hAnsi="Courier New" w:cs="Courier New" w:hint="default"/>
+      </w:rPr>
+    </w:lvl>
+    <w:lvl w:ilvl="8" w:tplc="04090005" w:tentative="1">
+      <w:start w:val="1"/>
+      <w:numFmt w:val="bullet"/>
+      <w:lvlText w:val=""/>
+      <w:lvlJc w:val="left"/>
+      <w:pPr>
+        <w:ind w:left="7200" w:hanging="360"/>
+      </w:pPr>
+      <w:rPr>
+        <w:rFonts w:ascii="Wingdings" w:hAnsi="Wingdings" w:hint="default"/>
+      </w:rPr>
+    </w:lvl>
+  </w:abstractNum>
+  <w:abstractNum w:abstractNumId="14" w15:restartNumberingAfterBreak="0">
+    <w:nsid w:val="69C04197"/>
+    <w:multiLevelType w:val="hybridMultilevel"/>
+    <w:tmpl w:val="1A34B0C2"/>
+    <w:lvl w:ilvl="0" w:tplc="0409000F">
+      <w:start w:val="1"/>
+      <w:numFmt w:val="decimal"/>
+      <w:lvlText w:val="%1."/>
+      <w:lvlJc w:val="left"/>
+      <w:pPr>
+        <w:ind w:left="720" w:hanging="360"/>
+      </w:pPr>
+    </w:lvl>
+    <w:lvl w:ilvl="1" w:tplc="04090019" w:tentative="1">
+      <w:start w:val="1"/>
+      <w:numFmt w:val="lowerLetter"/>
+      <w:lvlText w:val="%2."/>
+      <w:lvlJc w:val="left"/>
+      <w:pPr>
+        <w:ind w:left="1440" w:hanging="360"/>
+      </w:pPr>
+    </w:lvl>
+    <w:lvl w:ilvl="2" w:tplc="0409001B" w:tentative="1">
+      <w:start w:val="1"/>
+      <w:numFmt w:val="lowerRoman"/>
+      <w:lvlText w:val="%3."/>
+      <w:lvlJc w:val="right"/>
+      <w:pPr>
+        <w:ind w:left="2160" w:hanging="180"/>
+      </w:pPr>
+    </w:lvl>
+    <w:lvl w:ilvl="3" w:tplc="0409000F" w:tentative="1">
+      <w:start w:val="1"/>
+      <w:numFmt w:val="decimal"/>
+      <w:lvlText w:val="%4."/>
+      <w:lvlJc w:val="left"/>
+      <w:pPr>
+        <w:ind w:left="2880" w:hanging="360"/>
+      </w:pPr>
+    </w:lvl>
+    <w:lvl w:ilvl="4" w:tplc="04090019" w:tentative="1">
+      <w:start w:val="1"/>
+      <w:numFmt w:val="lowerLetter"/>
+      <w:lvlText w:val="%5."/>
+      <w:lvlJc w:val="left"/>
+      <w:pPr>
+        <w:ind w:left="3600" w:hanging="360"/>
+      </w:pPr>
+    </w:lvl>
+    <w:lvl w:ilvl="5" w:tplc="0409001B" w:tentative="1">
+      <w:start w:val="1"/>
+      <w:numFmt w:val="lowerRoman"/>
+      <w:lvlText w:val="%6."/>
+      <w:lvlJc w:val="right"/>
+      <w:pPr>
+        <w:ind w:left="4320" w:hanging="180"/>
+      </w:pPr>
+    </w:lvl>
+    <w:lvl w:ilvl="6" w:tplc="0409000F" w:tentative="1">
+      <w:start w:val="1"/>
+      <w:numFmt w:val="decimal"/>
+      <w:lvlText w:val="%7."/>
+      <w:lvlJc w:val="left"/>
+      <w:pPr>
+        <w:ind w:left="5040" w:hanging="360"/>
+      </w:pPr>
+    </w:lvl>
+    <w:lvl w:ilvl="7" w:tplc="04090019" w:tentative="1">
+      <w:start w:val="1"/>
+      <w:numFmt w:val="lowerLetter"/>
+      <w:lvlText w:val="%8."/>
+      <w:lvlJc w:val="left"/>
+      <w:pPr>
+        <w:ind w:left="5760" w:hanging="360"/>
+      </w:pPr>
+    </w:lvl>
+    <w:lvl w:ilvl="8" w:tplc="0409001B" w:tentative="1">
+      <w:start w:val="1"/>
+      <w:numFmt w:val="lowerRoman"/>
+      <w:lvlText w:val="%9."/>
+      <w:lvlJc w:val="right"/>
+      <w:pPr>
+        <w:ind w:left="6480" w:hanging="180"/>
+      </w:pPr>
+    </w:lvl>
+  </w:abstractNum>
+  <w:abstractNum w:abstractNumId="15" w15:restartNumberingAfterBreak="0">
+    <w:nsid w:val="6A244696"/>
+    <w:multiLevelType w:val="hybridMultilevel"/>
+    <w:tmpl w:val="3F423904"/>
+    <w:lvl w:ilvl="0" w:tplc="04090001">
+      <w:start w:val="1"/>
+      <w:numFmt w:val="bullet"/>
+      <w:lvlText w:val=""/>
+      <w:lvlJc w:val="left"/>
+      <w:pPr>
+        <w:ind w:left="720" w:hanging="360"/>
+      </w:pPr>
+      <w:rPr>
+        <w:rFonts w:ascii="Symbol" w:hAnsi="Symbol" w:hint="default"/>
+      </w:rPr>
+    </w:lvl>
+    <w:lvl w:ilvl="1" w:tplc="04090003" w:tentative="1">
+      <w:start w:val="1"/>
+      <w:numFmt w:val="bullet"/>
+      <w:lvlText w:val="o"/>
+      <w:lvlJc w:val="left"/>
+      <w:pPr>
+        <w:ind w:left="1440" w:hanging="360"/>
+      </w:pPr>
+      <w:rPr>
+        <w:rFonts w:ascii="Courier New" w:hAnsi="Courier New" w:cs="Courier New" w:hint="default"/>
+      </w:rPr>
+    </w:lvl>
+    <w:lvl w:ilvl="2" w:tplc="04090005" w:tentative="1">
+      <w:start w:val="1"/>
+      <w:numFmt w:val="bullet"/>
+      <w:lvlText w:val=""/>
+      <w:lvlJc w:val="left"/>
+      <w:pPr>
+        <w:ind w:left="2160" w:hanging="360"/>
+      </w:pPr>
+      <w:rPr>
+        <w:rFonts w:ascii="Wingdings" w:hAnsi="Wingdings" w:hint="default"/>
+      </w:rPr>
+    </w:lvl>
+    <w:lvl w:ilvl="3" w:tplc="04090001" w:tentative="1">
+      <w:start w:val="1"/>
+      <w:numFmt w:val="bullet"/>
+      <w:lvlText w:val=""/>
+      <w:lvlJc w:val="left"/>
+      <w:pPr>
+        <w:ind w:left="2880" w:hanging="360"/>
+      </w:pPr>
+      <w:rPr>
+        <w:rFonts w:ascii="Symbol" w:hAnsi="Symbol" w:hint="default"/>
+      </w:rPr>
+    </w:lvl>
+    <w:lvl w:ilvl="4" w:tplc="04090003" w:tentative="1">
+      <w:start w:val="1"/>
+      <w:numFmt w:val="bullet"/>
+      <w:lvlText w:val="o"/>
+      <w:lvlJc w:val="left"/>
+      <w:pPr>
+        <w:ind w:left="3600" w:hanging="360"/>
+      </w:pPr>
+      <w:rPr>
+        <w:rFonts w:ascii="Courier New" w:hAnsi="Courier New" w:cs="Courier New" w:hint="default"/>
+      </w:rPr>
+    </w:lvl>
+    <w:lvl w:ilvl="5" w:tplc="04090005" w:tentative="1">
+      <w:start w:val="1"/>
+      <w:numFmt w:val="bullet"/>
+      <w:lvlText w:val=""/>
+      <w:lvlJc w:val="left"/>
+      <w:pPr>
+        <w:ind w:left="4320" w:hanging="360"/>
+      </w:pPr>
+      <w:rPr>
+        <w:rFonts w:ascii="Wingdings" w:hAnsi="Wingdings" w:hint="default"/>
+      </w:rPr>
+    </w:lvl>
+    <w:lvl w:ilvl="6" w:tplc="04090001" w:tentative="1">
+      <w:start w:val="1"/>
+      <w:numFmt w:val="bullet"/>
+      <w:lvlText w:val=""/>
+      <w:lvlJc w:val="left"/>
+      <w:pPr>
+        <w:ind w:left="5040" w:hanging="360"/>
+      </w:pPr>
+      <w:rPr>
+        <w:rFonts w:ascii="Symbol" w:hAnsi="Symbol" w:hint="default"/>
+      </w:rPr>
+    </w:lvl>
+    <w:lvl w:ilvl="7" w:tplc="04090003" w:tentative="1">
+      <w:start w:val="1"/>
+      <w:numFmt w:val="bullet"/>
+      <w:lvlText w:val="o"/>
+      <w:lvlJc w:val="left"/>
+      <w:pPr>
+        <w:ind w:left="5760" w:hanging="360"/>
+      </w:pPr>
+      <w:rPr>
+        <w:rFonts w:ascii="Courier New" w:hAnsi="Courier New" w:cs="Courier New" w:hint="default"/>
+      </w:rPr>
+    </w:lvl>
+    <w:lvl w:ilvl="8" w:tplc="04090005" w:tentative="1">
+      <w:start w:val="1"/>
+      <w:numFmt w:val="bullet"/>
+      <w:lvlText w:val=""/>
+      <w:lvlJc w:val="left"/>
+      <w:pPr>
+        <w:ind w:left="6480" w:hanging="360"/>
+      </w:pPr>
+      <w:rPr>
+        <w:rFonts w:ascii="Wingdings" w:hAnsi="Wingdings" w:hint="default"/>
+      </w:rPr>
+    </w:lvl>
+  </w:abstractNum>
+  <w:abstractNum w:abstractNumId="16" w15:restartNumberingAfterBreak="0">
+    <w:nsid w:val="6A521FE5"/>
+    <w:multiLevelType w:val="hybridMultilevel"/>
+    <w:tmpl w:val="B19092A4"/>
+    <w:lvl w:ilvl="0" w:tplc="04090001">
+      <w:start w:val="1"/>
+      <w:numFmt w:val="bullet"/>
+      <w:lvlText w:val=""/>
+      <w:lvlJc w:val="left"/>
+      <w:pPr>
+        <w:ind w:left="720" w:hanging="360"/>
+      </w:pPr>
+      <w:rPr>
+        <w:rFonts w:ascii="Symbol" w:hAnsi="Symbol" w:hint="default"/>
+      </w:rPr>
+    </w:lvl>
+    <w:lvl w:ilvl="1" w:tplc="04090003" w:tentative="1">
+      <w:start w:val="1"/>
+      <w:numFmt w:val="bullet"/>
+      <w:lvlText w:val="o"/>
+      <w:lvlJc w:val="left"/>
+      <w:pPr>
+        <w:ind w:left="1440" w:hanging="360"/>
+      </w:pPr>
+      <w:rPr>
+        <w:rFonts w:ascii="Courier New" w:hAnsi="Courier New" w:cs="Courier New" w:hint="default"/>
+      </w:rPr>
+    </w:lvl>
+    <w:lvl w:ilvl="2" w:tplc="04090005" w:tentative="1">
+      <w:start w:val="1"/>
+      <w:numFmt w:val="bullet"/>
+      <w:lvlText w:val=""/>
+      <w:lvlJc w:val="left"/>
+      <w:pPr>
+        <w:ind w:left="2160" w:hanging="360"/>
+      </w:pPr>
+      <w:rPr>
+        <w:rFonts w:ascii="Wingdings" w:hAnsi="Wingdings" w:hint="default"/>
+      </w:rPr>
+    </w:lvl>
+    <w:lvl w:ilvl="3" w:tplc="04090001" w:tentative="1">
+      <w:start w:val="1"/>
+      <w:numFmt w:val="bullet"/>
+      <w:lvlText w:val=""/>
+      <w:lvlJc w:val="left"/>
+      <w:pPr>
+        <w:ind w:left="2880" w:hanging="360"/>
+      </w:pPr>
+      <w:rPr>
+        <w:rFonts w:ascii="Symbol" w:hAnsi="Symbol" w:hint="default"/>
+      </w:rPr>
+    </w:lvl>
+    <w:lvl w:ilvl="4" w:tplc="04090003" w:tentative="1">
+      <w:start w:val="1"/>
+      <w:numFmt w:val="bullet"/>
+      <w:lvlText w:val="o"/>
+      <w:lvlJc w:val="left"/>
+      <w:pPr>
+        <w:ind w:left="3600" w:hanging="360"/>
+      </w:pPr>
+      <w:rPr>
+        <w:rFonts w:ascii="Courier New" w:hAnsi="Courier New" w:cs="Courier New" w:hint="default"/>
+      </w:rPr>
+    </w:lvl>
+    <w:lvl w:ilvl="5" w:tplc="04090005" w:tentative="1">
+      <w:start w:val="1"/>
+      <w:numFmt w:val="bullet"/>
+      <w:lvlText w:val=""/>
+      <w:lvlJc w:val="left"/>
+      <w:pPr>
+        <w:ind w:left="4320" w:hanging="360"/>
+      </w:pPr>
+      <w:rPr>
+        <w:rFonts w:ascii="Wingdings" w:hAnsi="Wingdings" w:hint="default"/>
+      </w:rPr>
+    </w:lvl>
+    <w:lvl w:ilvl="6" w:tplc="04090001" w:tentative="1">
+      <w:start w:val="1"/>
+      <w:numFmt w:val="bullet"/>
+      <w:lvlText w:val=""/>
+      <w:lvlJc w:val="left"/>
+      <w:pPr>
+        <w:ind w:left="5040" w:hanging="360"/>
+      </w:pPr>
+      <w:rPr>
+        <w:rFonts w:ascii="Symbol" w:hAnsi="Symbol" w:hint="default"/>
+      </w:rPr>
+    </w:lvl>
+    <w:lvl w:ilvl="7" w:tplc="04090003" w:tentative="1">
+      <w:start w:val="1"/>
+      <w:numFmt w:val="bullet"/>
+      <w:lvlText w:val="o"/>
+      <w:lvlJc w:val="left"/>
+      <w:pPr>
+        <w:ind w:left="5760" w:hanging="360"/>
+      </w:pPr>
+      <w:rPr>
+        <w:rFonts w:ascii="Courier New" w:hAnsi="Courier New" w:cs="Courier New" w:hint="default"/>
+      </w:rPr>
+    </w:lvl>
+    <w:lvl w:ilvl="8" w:tplc="04090005" w:tentative="1">
+      <w:start w:val="1"/>
+      <w:numFmt w:val="bullet"/>
+      <w:lvlText w:val=""/>
+      <w:lvlJc w:val="left"/>
+      <w:pPr>
+        <w:ind w:left="6480" w:hanging="360"/>
+      </w:pPr>
+      <w:rPr>
+        <w:rFonts w:ascii="Wingdings" w:hAnsi="Wingdings" w:hint="default"/>
+      </w:rPr>
+    </w:lvl>
+  </w:abstractNum>
+  <w:abstractNum w:abstractNumId="17" w15:restartNumberingAfterBreak="0">
     <w:nsid w:val="764E7049"/>
     <w:multiLevelType w:val="hybridMultilevel"/>
     <w:tmpl w:val="FEC0C57C"/>
@@ -6191,19 +11871,58 @@
     </w:lvl>
   </w:abstractNum>
   <w:num w:numId="1" w16cid:durableId="1783374703">
-    <w:abstractNumId w:val="2"/>
+    <w:abstractNumId w:val="8"/>
   </w:num>
   <w:num w:numId="2" w16cid:durableId="901864133">
-    <w:abstractNumId w:val="4"/>
+    <w:abstractNumId w:val="17"/>
   </w:num>
   <w:num w:numId="3" w16cid:durableId="1265922564">
-    <w:abstractNumId w:val="1"/>
+    <w:abstractNumId w:val="2"/>
   </w:num>
   <w:num w:numId="4" w16cid:durableId="1989551317">
     <w:abstractNumId w:val="0"/>
   </w:num>
   <w:num w:numId="5" w16cid:durableId="352806286">
+    <w:abstractNumId w:val="10"/>
+  </w:num>
+  <w:num w:numId="6" w16cid:durableId="877820250">
+    <w:abstractNumId w:val="6"/>
+  </w:num>
+  <w:num w:numId="7" w16cid:durableId="2021007417">
+    <w:abstractNumId w:val="13"/>
+  </w:num>
+  <w:num w:numId="8" w16cid:durableId="1801223808">
+    <w:abstractNumId w:val="11"/>
+  </w:num>
+  <w:num w:numId="9" w16cid:durableId="2070376849">
     <w:abstractNumId w:val="3"/>
+  </w:num>
+  <w:num w:numId="10" w16cid:durableId="73358020">
+    <w:abstractNumId w:val="9"/>
+  </w:num>
+  <w:num w:numId="11" w16cid:durableId="109935597">
+    <w:abstractNumId w:val="1"/>
+  </w:num>
+  <w:num w:numId="12" w16cid:durableId="1860197110">
+    <w:abstractNumId w:val="14"/>
+  </w:num>
+  <w:num w:numId="13" w16cid:durableId="40785157">
+    <w:abstractNumId w:val="15"/>
+  </w:num>
+  <w:num w:numId="14" w16cid:durableId="1249458402">
+    <w:abstractNumId w:val="16"/>
+  </w:num>
+  <w:num w:numId="15" w16cid:durableId="1844858318">
+    <w:abstractNumId w:val="5"/>
+  </w:num>
+  <w:num w:numId="16" w16cid:durableId="1773819678">
+    <w:abstractNumId w:val="12"/>
+  </w:num>
+  <w:num w:numId="17" w16cid:durableId="1627082557">
+    <w:abstractNumId w:val="4"/>
+  </w:num>
+  <w:num w:numId="18" w16cid:durableId="70541586">
+    <w:abstractNumId w:val="7"/>
   </w:num>
 </w:numbering>
 </file>
@@ -6614,6 +12333,7 @@
   <w:style w:type="paragraph" w:default="1" w:styleId="Normal">
     <w:name w:val="Normal"/>
     <w:qFormat/>
+    <w:rsid w:val="006C6A01"/>
   </w:style>
   <w:style w:type="paragraph" w:styleId="Heading1">
     <w:name w:val="heading 1"/>
@@ -7895,6 +13615,289 @@
       <w:iCs/>
     </w:rPr>
   </w:style>
+  <w:style w:type="table" w:styleId="GridTable5Dark">
+    <w:name w:val="Grid Table 5 Dark"/>
+    <w:basedOn w:val="TableNormal"/>
+    <w:uiPriority w:val="50"/>
+    <w:rsid w:val="00D90C34"/>
+    <w:pPr>
+      <w:spacing w:after="0" w:line="240" w:lineRule="auto"/>
+    </w:pPr>
+    <w:tblPr>
+      <w:tblStyleRowBandSize w:val="1"/>
+      <w:tblStyleColBandSize w:val="1"/>
+      <w:tblBorders>
+        <w:top w:val="single" w:sz="4" w:space="0" w:color="FFFFFF" w:themeColor="background1"/>
+        <w:left w:val="single" w:sz="4" w:space="0" w:color="FFFFFF" w:themeColor="background1"/>
+        <w:bottom w:val="single" w:sz="4" w:space="0" w:color="FFFFFF" w:themeColor="background1"/>
+        <w:right w:val="single" w:sz="4" w:space="0" w:color="FFFFFF" w:themeColor="background1"/>
+        <w:insideH w:val="single" w:sz="4" w:space="0" w:color="FFFFFF" w:themeColor="background1"/>
+        <w:insideV w:val="single" w:sz="4" w:space="0" w:color="FFFFFF" w:themeColor="background1"/>
+      </w:tblBorders>
+    </w:tblPr>
+    <w:tcPr>
+      <w:shd w:val="clear" w:color="auto" w:fill="CCCCCC" w:themeFill="text1" w:themeFillTint="33"/>
+    </w:tcPr>
+    <w:tblStylePr w:type="firstRow">
+      <w:rPr>
+        <w:b/>
+        <w:bCs/>
+        <w:color w:val="FFFFFF" w:themeColor="background1"/>
+      </w:rPr>
+      <w:tblPr/>
+      <w:tcPr>
+        <w:tcBorders>
+          <w:top w:val="single" w:sz="4" w:space="0" w:color="FFFFFF" w:themeColor="background1"/>
+          <w:left w:val="single" w:sz="4" w:space="0" w:color="FFFFFF" w:themeColor="background1"/>
+          <w:right w:val="single" w:sz="4" w:space="0" w:color="FFFFFF" w:themeColor="background1"/>
+          <w:insideH w:val="nil"/>
+          <w:insideV w:val="nil"/>
+        </w:tcBorders>
+        <w:shd w:val="clear" w:color="auto" w:fill="000000" w:themeFill="text1"/>
+      </w:tcPr>
+    </w:tblStylePr>
+    <w:tblStylePr w:type="lastRow">
+      <w:rPr>
+        <w:b/>
+        <w:bCs/>
+        <w:color w:val="FFFFFF" w:themeColor="background1"/>
+      </w:rPr>
+      <w:tblPr/>
+      <w:tcPr>
+        <w:tcBorders>
+          <w:left w:val="single" w:sz="4" w:space="0" w:color="FFFFFF" w:themeColor="background1"/>
+          <w:bottom w:val="single" w:sz="4" w:space="0" w:color="FFFFFF" w:themeColor="background1"/>
+          <w:right w:val="single" w:sz="4" w:space="0" w:color="FFFFFF" w:themeColor="background1"/>
+          <w:insideH w:val="nil"/>
+          <w:insideV w:val="nil"/>
+        </w:tcBorders>
+        <w:shd w:val="clear" w:color="auto" w:fill="000000" w:themeFill="text1"/>
+      </w:tcPr>
+    </w:tblStylePr>
+    <w:tblStylePr w:type="firstCol">
+      <w:rPr>
+        <w:b/>
+        <w:bCs/>
+        <w:color w:val="FFFFFF" w:themeColor="background1"/>
+      </w:rPr>
+      <w:tblPr/>
+      <w:tcPr>
+        <w:tcBorders>
+          <w:top w:val="single" w:sz="4" w:space="0" w:color="FFFFFF" w:themeColor="background1"/>
+          <w:left w:val="single" w:sz="4" w:space="0" w:color="FFFFFF" w:themeColor="background1"/>
+          <w:bottom w:val="single" w:sz="4" w:space="0" w:color="FFFFFF" w:themeColor="background1"/>
+          <w:insideV w:val="nil"/>
+        </w:tcBorders>
+        <w:shd w:val="clear" w:color="auto" w:fill="000000" w:themeFill="text1"/>
+      </w:tcPr>
+    </w:tblStylePr>
+    <w:tblStylePr w:type="lastCol">
+      <w:rPr>
+        <w:b/>
+        <w:bCs/>
+        <w:color w:val="FFFFFF" w:themeColor="background1"/>
+      </w:rPr>
+      <w:tblPr/>
+      <w:tcPr>
+        <w:tcBorders>
+          <w:top w:val="single" w:sz="4" w:space="0" w:color="FFFFFF" w:themeColor="background1"/>
+          <w:bottom w:val="single" w:sz="4" w:space="0" w:color="FFFFFF" w:themeColor="background1"/>
+          <w:right w:val="single" w:sz="4" w:space="0" w:color="FFFFFF" w:themeColor="background1"/>
+          <w:insideV w:val="nil"/>
+        </w:tcBorders>
+        <w:shd w:val="clear" w:color="auto" w:fill="000000" w:themeFill="text1"/>
+      </w:tcPr>
+    </w:tblStylePr>
+    <w:tblStylePr w:type="band1Vert">
+      <w:tblPr/>
+      <w:tcPr>
+        <w:shd w:val="clear" w:color="auto" w:fill="999999" w:themeFill="text1" w:themeFillTint="66"/>
+      </w:tcPr>
+    </w:tblStylePr>
+    <w:tblStylePr w:type="band1Horz">
+      <w:tblPr/>
+      <w:tcPr>
+        <w:shd w:val="clear" w:color="auto" w:fill="999999" w:themeFill="text1" w:themeFillTint="66"/>
+      </w:tcPr>
+    </w:tblStylePr>
+  </w:style>
+  <w:style w:type="table" w:styleId="GridTable6Colorful-Accent3">
+    <w:name w:val="Grid Table 6 Colorful Accent 3"/>
+    <w:basedOn w:val="TableNormal"/>
+    <w:uiPriority w:val="51"/>
+    <w:rsid w:val="00B338E3"/>
+    <w:pPr>
+      <w:spacing w:after="0" w:line="240" w:lineRule="auto"/>
+    </w:pPr>
+    <w:rPr>
+      <w:color w:val="7B7B7B" w:themeColor="accent3" w:themeShade="BF"/>
+    </w:rPr>
+    <w:tblPr>
+      <w:tblStyleRowBandSize w:val="1"/>
+      <w:tblStyleColBandSize w:val="1"/>
+      <w:tblBorders>
+        <w:top w:val="single" w:sz="4" w:space="0" w:color="C9C9C9" w:themeColor="accent3" w:themeTint="99"/>
+        <w:left w:val="single" w:sz="4" w:space="0" w:color="C9C9C9" w:themeColor="accent3" w:themeTint="99"/>
+        <w:bottom w:val="single" w:sz="4" w:space="0" w:color="C9C9C9" w:themeColor="accent3" w:themeTint="99"/>
+        <w:right w:val="single" w:sz="4" w:space="0" w:color="C9C9C9" w:themeColor="accent3" w:themeTint="99"/>
+        <w:insideH w:val="single" w:sz="4" w:space="0" w:color="C9C9C9" w:themeColor="accent3" w:themeTint="99"/>
+        <w:insideV w:val="single" w:sz="4" w:space="0" w:color="C9C9C9" w:themeColor="accent3" w:themeTint="99"/>
+      </w:tblBorders>
+    </w:tblPr>
+    <w:tblStylePr w:type="firstRow">
+      <w:rPr>
+        <w:b/>
+        <w:bCs/>
+      </w:rPr>
+      <w:tblPr/>
+      <w:tcPr>
+        <w:tcBorders>
+          <w:bottom w:val="single" w:sz="12" w:space="0" w:color="C9C9C9" w:themeColor="accent3" w:themeTint="99"/>
+        </w:tcBorders>
+      </w:tcPr>
+    </w:tblStylePr>
+    <w:tblStylePr w:type="lastRow">
+      <w:rPr>
+        <w:b/>
+        <w:bCs/>
+      </w:rPr>
+      <w:tblPr/>
+      <w:tcPr>
+        <w:tcBorders>
+          <w:top w:val="double" w:sz="4" w:space="0" w:color="C9C9C9" w:themeColor="accent3" w:themeTint="99"/>
+        </w:tcBorders>
+      </w:tcPr>
+    </w:tblStylePr>
+    <w:tblStylePr w:type="firstCol">
+      <w:rPr>
+        <w:b/>
+        <w:bCs/>
+      </w:rPr>
+    </w:tblStylePr>
+    <w:tblStylePr w:type="lastCol">
+      <w:rPr>
+        <w:b/>
+        <w:bCs/>
+      </w:rPr>
+    </w:tblStylePr>
+    <w:tblStylePr w:type="band1Vert">
+      <w:tblPr/>
+      <w:tcPr>
+        <w:shd w:val="clear" w:color="auto" w:fill="EDEDED" w:themeFill="accent3" w:themeFillTint="33"/>
+      </w:tcPr>
+    </w:tblStylePr>
+    <w:tblStylePr w:type="band1Horz">
+      <w:tblPr/>
+      <w:tcPr>
+        <w:shd w:val="clear" w:color="auto" w:fill="EDEDED" w:themeFill="accent3" w:themeFillTint="33"/>
+      </w:tcPr>
+    </w:tblStylePr>
+  </w:style>
+  <w:style w:type="paragraph" w:customStyle="1" w:styleId="paragraph">
+    <w:name w:val="paragraph"/>
+    <w:basedOn w:val="Normal"/>
+    <w:rsid w:val="00F7715F"/>
+    <w:pPr>
+      <w:spacing w:before="100" w:beforeAutospacing="1" w:after="100" w:afterAutospacing="1" w:line="240" w:lineRule="auto"/>
+    </w:pPr>
+    <w:rPr>
+      <w:rFonts w:ascii="Times New Roman" w:eastAsia="Times New Roman" w:hAnsi="Times New Roman" w:cs="Times New Roman"/>
+      <w:sz w:val="24"/>
+      <w:szCs w:val="24"/>
+      <w:lang w:val="en-US" w:eastAsia="en-US"/>
+    </w:rPr>
+  </w:style>
+  <w:style w:type="character" w:customStyle="1" w:styleId="normaltextrun">
+    <w:name w:val="normaltextrun"/>
+    <w:basedOn w:val="DefaultParagraphFont"/>
+    <w:rsid w:val="00F7715F"/>
+  </w:style>
+  <w:style w:type="character" w:customStyle="1" w:styleId="eop">
+    <w:name w:val="eop"/>
+    <w:basedOn w:val="DefaultParagraphFont"/>
+    <w:rsid w:val="00F7715F"/>
+  </w:style>
+  <w:style w:type="character" w:customStyle="1" w:styleId="wacimagecontainer">
+    <w:name w:val="wacimagecontainer"/>
+    <w:basedOn w:val="DefaultParagraphFont"/>
+    <w:rsid w:val="00F7715F"/>
+  </w:style>
+  <w:style w:type="table" w:styleId="GridTable4">
+    <w:name w:val="Grid Table 4"/>
+    <w:basedOn w:val="TableNormal"/>
+    <w:uiPriority w:val="49"/>
+    <w:rsid w:val="00270923"/>
+    <w:pPr>
+      <w:spacing w:after="0" w:line="240" w:lineRule="auto"/>
+    </w:pPr>
+    <w:tblPr>
+      <w:tblStyleRowBandSize w:val="1"/>
+      <w:tblStyleColBandSize w:val="1"/>
+      <w:tblBorders>
+        <w:top w:val="single" w:sz="4" w:space="0" w:color="666666" w:themeColor="text1" w:themeTint="99"/>
+        <w:left w:val="single" w:sz="4" w:space="0" w:color="666666" w:themeColor="text1" w:themeTint="99"/>
+        <w:bottom w:val="single" w:sz="4" w:space="0" w:color="666666" w:themeColor="text1" w:themeTint="99"/>
+        <w:right w:val="single" w:sz="4" w:space="0" w:color="666666" w:themeColor="text1" w:themeTint="99"/>
+        <w:insideH w:val="single" w:sz="4" w:space="0" w:color="666666" w:themeColor="text1" w:themeTint="99"/>
+        <w:insideV w:val="single" w:sz="4" w:space="0" w:color="666666" w:themeColor="text1" w:themeTint="99"/>
+      </w:tblBorders>
+    </w:tblPr>
+    <w:tblStylePr w:type="firstRow">
+      <w:rPr>
+        <w:b/>
+        <w:bCs/>
+        <w:color w:val="FFFFFF" w:themeColor="background1"/>
+      </w:rPr>
+      <w:tblPr/>
+      <w:tcPr>
+        <w:tcBorders>
+          <w:top w:val="single" w:sz="4" w:space="0" w:color="000000" w:themeColor="text1"/>
+          <w:left w:val="single" w:sz="4" w:space="0" w:color="000000" w:themeColor="text1"/>
+          <w:bottom w:val="single" w:sz="4" w:space="0" w:color="000000" w:themeColor="text1"/>
+          <w:right w:val="single" w:sz="4" w:space="0" w:color="000000" w:themeColor="text1"/>
+          <w:insideH w:val="nil"/>
+          <w:insideV w:val="nil"/>
+        </w:tcBorders>
+        <w:shd w:val="clear" w:color="auto" w:fill="000000" w:themeFill="text1"/>
+      </w:tcPr>
+    </w:tblStylePr>
+    <w:tblStylePr w:type="lastRow">
+      <w:rPr>
+        <w:b/>
+        <w:bCs/>
+      </w:rPr>
+      <w:tblPr/>
+      <w:tcPr>
+        <w:tcBorders>
+          <w:top w:val="double" w:sz="4" w:space="0" w:color="000000" w:themeColor="text1"/>
+        </w:tcBorders>
+      </w:tcPr>
+    </w:tblStylePr>
+    <w:tblStylePr w:type="firstCol">
+      <w:rPr>
+        <w:b/>
+        <w:bCs/>
+      </w:rPr>
+    </w:tblStylePr>
+    <w:tblStylePr w:type="lastCol">
+      <w:rPr>
+        <w:b/>
+        <w:bCs/>
+      </w:rPr>
+    </w:tblStylePr>
+    <w:tblStylePr w:type="band1Vert">
+      <w:tblPr/>
+      <w:tcPr>
+        <w:shd w:val="clear" w:color="auto" w:fill="CCCCCC" w:themeFill="text1" w:themeFillTint="33"/>
+      </w:tcPr>
+    </w:tblStylePr>
+    <w:tblStylePr w:type="band1Horz">
+      <w:tblPr/>
+      <w:tcPr>
+        <w:shd w:val="clear" w:color="auto" w:fill="CCCCCC" w:themeFill="text1" w:themeFillTint="33"/>
+      </w:tcPr>
+    </w:tblStylePr>
+  </w:style>
 </w:styles>
 </file>
 
@@ -8160,6 +14163,32 @@
 </file>
 
 <file path=customXml/item1.xml><?xml version="1.0" encoding="utf-8"?>
+<p:properties xmlns:p="http://schemas.microsoft.com/office/2006/metadata/properties" xmlns:xsi="http://www.w3.org/2001/XMLSchema-instance" xmlns:pc="http://schemas.microsoft.com/office/infopath/2007/PartnerControls">
+  <documentManagement>
+    <lcf76f155ced4ddcb4097134ff3c332f xmlns="3f762fc8-479f-44ce-a55c-7ed0b3ead49b">
+      <Terms xmlns="http://schemas.microsoft.com/office/infopath/2007/PartnerControls"/>
+    </lcf76f155ced4ddcb4097134ff3c332f>
+    <TaxCatchAll xmlns="cbe63c59-b3b2-47e8-9c6a-d21f16573b77" xsi:nil="true"/>
+  </documentManagement>
+</p:properties>
+</file>
+
+<file path=customXml/item2.xml><?xml version="1.0" encoding="utf-8"?>
+<?mso-contentType ?>
+<FormTemplates xmlns="http://schemas.microsoft.com/sharepoint/v3/contenttype/forms">
+  <Display>DocumentLibraryForm</Display>
+  <Edit>DocumentLibraryForm</Edit>
+  <New>DocumentLibraryForm</New>
+</FormTemplates>
+</file>
+
+<file path=customXml/item3.xml><?xml version="1.0" encoding="utf-8"?>
+<go:gDocsCustomXmlDataStorage xmlns:go="http://customooxmlschemas.google.com/" xmlns:r="http://schemas.openxmlformats.org/officeDocument/2006/relationships">
+  <go:docsCustomData xmlns:go="http://customooxmlschemas.google.com/" roundtripDataSignature="AMtx7mgbw7S9+/HMHm3KGuKRefOJgFbMnQ==">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</go:docsCustomData>
+</go:gDocsCustomXmlDataStorage>
+</file>
+
+<file path=customXml/item4.xml><?xml version="1.0" encoding="utf-8"?>
 <ct:contentTypeSchema xmlns:ct="http://schemas.microsoft.com/office/2006/metadata/contentType" xmlns:ma="http://schemas.microsoft.com/office/2006/metadata/properties/metaAttributes" ct:_="" ma:_="" ma:contentTypeName="Document" ma:contentTypeID="0x010100063BD6EE56A0204FA792441F00C9EBE1" ma:contentTypeVersion="18" ma:contentTypeDescription="Create a new document." ma:contentTypeScope="" ma:versionID="57c1e53181a4ac95cf92138eb542f62a">
   <xsd:schema xmlns:xsd="http://www.w3.org/2001/XMLSchema" xmlns:xs="http://www.w3.org/2001/XMLSchema" xmlns:p="http://schemas.microsoft.com/office/2006/metadata/properties" xmlns:ns2="3f762fc8-479f-44ce-a55c-7ed0b3ead49b" xmlns:ns3="cbe63c59-b3b2-47e8-9c6a-d21f16573b77" targetNamespace="http://schemas.microsoft.com/office/2006/metadata/properties" ma:root="true" ma:fieldsID="075627bb8510b4c58109912474d9624a" ns2:_="" ns3:_="">
     <xsd:import namespace="3f762fc8-479f-44ce-a55c-7ed0b3ead49b"/>
@@ -8414,33 +14443,39 @@
 </ct:contentTypeSchema>
 </file>
 
-<file path=customXml/item2.xml><?xml version="1.0" encoding="utf-8"?>
-<p:properties xmlns:p="http://schemas.microsoft.com/office/2006/metadata/properties" xmlns:xsi="http://www.w3.org/2001/XMLSchema-instance" xmlns:pc="http://schemas.microsoft.com/office/infopath/2007/PartnerControls">
-  <documentManagement>
-    <lcf76f155ced4ddcb4097134ff3c332f xmlns="3f762fc8-479f-44ce-a55c-7ed0b3ead49b">
-      <Terms xmlns="http://schemas.microsoft.com/office/infopath/2007/PartnerControls"/>
-    </lcf76f155ced4ddcb4097134ff3c332f>
-    <TaxCatchAll xmlns="cbe63c59-b3b2-47e8-9c6a-d21f16573b77" xsi:nil="true"/>
-  </documentManagement>
-</p:properties>
-</file>
-
-<file path=customXml/item3.xml><?xml version="1.0" encoding="utf-8"?>
-<?mso-contentType ?>
-<FormTemplates xmlns="http://schemas.microsoft.com/sharepoint/v3/contenttype/forms">
-  <Display>DocumentLibraryForm</Display>
-  <Edit>DocumentLibraryForm</Edit>
-  <New>DocumentLibraryForm</New>
-</FormTemplates>
-</file>
-
-<file path=customXml/item4.xml><?xml version="1.0" encoding="utf-8"?>
-<go:gDocsCustomXmlDataStorage xmlns:go="http://customooxmlschemas.google.com/" xmlns:r="http://schemas.openxmlformats.org/officeDocument/2006/relationships">
-  <go:docsCustomData xmlns:go="http://customooxmlschemas.google.com/" roundtripDataSignature="AMtx7mgbw7S9+/HMHm3KGuKRefOJgFbMnQ==">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</go:docsCustomData>
-</go:gDocsCustomXmlDataStorage>
+<file path=customXml/item5.xml><?xml version="1.0" encoding="utf-8"?>
+<b:Sources xmlns:b="http://schemas.openxmlformats.org/officeDocument/2006/bibliography" xmlns="http://schemas.openxmlformats.org/officeDocument/2006/bibliography" SelectedStyle="\APASixthEditionOfficeOnline.xsl" StyleName="APA" Version="6"/>
 </file>
 
 <file path=customXml/itemProps1.xml><?xml version="1.0" encoding="utf-8"?>
+<ds:datastoreItem xmlns:ds="http://schemas.openxmlformats.org/officeDocument/2006/customXml" ds:itemID="{9AE0779A-FA7D-44A2-9EFE-B67E88E31EEF}">
+  <ds:schemaRefs>
+    <ds:schemaRef ds:uri="http://schemas.microsoft.com/office/2006/metadata/properties"/>
+    <ds:schemaRef ds:uri="http://schemas.microsoft.com/office/infopath/2007/PartnerControls"/>
+    <ds:schemaRef ds:uri="3f762fc8-479f-44ce-a55c-7ed0b3ead49b"/>
+    <ds:schemaRef ds:uri="cbe63c59-b3b2-47e8-9c6a-d21f16573b77"/>
+  </ds:schemaRefs>
+</ds:datastoreItem>
+</file>
+
+<file path=customXml/itemProps2.xml><?xml version="1.0" encoding="utf-8"?>
+<ds:datastoreItem xmlns:ds="http://schemas.openxmlformats.org/officeDocument/2006/customXml" ds:itemID="{0A01A363-210A-4002-9AAE-916ADE4141BB}">
+  <ds:schemaRefs>
+    <ds:schemaRef ds:uri="http://schemas.microsoft.com/sharepoint/v3/contenttype/forms"/>
+  </ds:schemaRefs>
+</ds:datastoreItem>
+</file>
+
+<file path=customXml/itemProps3.xml><?xml version="1.0" encoding="utf-8"?>
+<ds:datastoreItem xmlns:ds="http://schemas.openxmlformats.org/officeDocument/2006/customXml" ds:itemID="{11111111-1234-1234-1234-123412341234}">
+  <ds:schemaRefs>
+    <ds:schemaRef ds:uri="http://customooxmlschemas.google.com/"/>
+    <ds:schemaRef ds:uri="http://schemas.openxmlformats.org/officeDocument/2006/relationships"/>
+  </ds:schemaRefs>
+</ds:datastoreItem>
+</file>
+
+<file path=customXml/itemProps4.xml><?xml version="1.0" encoding="utf-8"?>
 <ds:datastoreItem xmlns:ds="http://schemas.openxmlformats.org/officeDocument/2006/customXml" ds:itemID="{492E9B03-04EB-4708-9C87-0BF0A7B6A182}">
   <ds:schemaRefs>
     <ds:schemaRef ds:uri="http://schemas.microsoft.com/office/2006/metadata/contentType"/>
@@ -8459,30 +14494,10 @@
 </ds:datastoreItem>
 </file>
 
-<file path=customXml/itemProps2.xml><?xml version="1.0" encoding="utf-8"?>
-<ds:datastoreItem xmlns:ds="http://schemas.openxmlformats.org/officeDocument/2006/customXml" ds:itemID="{9AE0779A-FA7D-44A2-9EFE-B67E88E31EEF}">
+<file path=customXml/itemProps5.xml><?xml version="1.0" encoding="utf-8"?>
+<ds:datastoreItem xmlns:ds="http://schemas.openxmlformats.org/officeDocument/2006/customXml" ds:itemID="{9842FC01-75DF-4E6C-8DD0-0DDB7B998BBC}">
   <ds:schemaRefs>
-    <ds:schemaRef ds:uri="http://schemas.microsoft.com/office/2006/metadata/properties"/>
-    <ds:schemaRef ds:uri="http://schemas.microsoft.com/office/infopath/2007/PartnerControls"/>
-    <ds:schemaRef ds:uri="3f762fc8-479f-44ce-a55c-7ed0b3ead49b"/>
-    <ds:schemaRef ds:uri="cbe63c59-b3b2-47e8-9c6a-d21f16573b77"/>
-  </ds:schemaRefs>
-</ds:datastoreItem>
-</file>
-
-<file path=customXml/itemProps3.xml><?xml version="1.0" encoding="utf-8"?>
-<ds:datastoreItem xmlns:ds="http://schemas.openxmlformats.org/officeDocument/2006/customXml" ds:itemID="{0A01A363-210A-4002-9AAE-916ADE4141BB}">
-  <ds:schemaRefs>
-    <ds:schemaRef ds:uri="http://schemas.microsoft.com/sharepoint/v3/contenttype/forms"/>
-  </ds:schemaRefs>
-</ds:datastoreItem>
-</file>
-
-<file path=customXml/itemProps4.xml><?xml version="1.0" encoding="utf-8"?>
-<ds:datastoreItem xmlns:ds="http://schemas.openxmlformats.org/officeDocument/2006/customXml" ds:itemID="{11111111-1234-1234-1234-123412341234}">
-  <ds:schemaRefs>
-    <ds:schemaRef ds:uri="http://customooxmlschemas.google.com/"/>
-    <ds:schemaRef ds:uri="http://schemas.openxmlformats.org/officeDocument/2006/relationships"/>
+    <ds:schemaRef ds:uri="http://schemas.openxmlformats.org/officeDocument/2006/bibliography"/>
   </ds:schemaRefs>
 </ds:datastoreItem>
 </file>
--- a/Docs/Computer Science Coursework Written.docx
+++ b/Docs/Computer Science Coursework Written.docx
@@ -1608,11 +1608,11 @@
           <w:r>
             <w:t xml:space="preserve">    </w:t>
           </w:r>
-          <w:bookmarkStart w:id="5" w:name="_Toc166830173"/>
+          <w:bookmarkStart w:id="4" w:name="_Toc166830173"/>
           <w:r>
             <w:t xml:space="preserve"> </w:t>
           </w:r>
-          <w:commentRangeStart w:id="6"/>
+          <w:commentRangeStart w:id="5"/>
         </w:sdtContent>
       </w:sdt>
       <w:r>
@@ -1622,15 +1622,15 @@
         </w:rPr>
         <w:t>Introduction</w:t>
       </w:r>
-      <w:bookmarkEnd w:id="5"/>
-      <w:commentRangeEnd w:id="6"/>
+      <w:bookmarkEnd w:id="4"/>
+      <w:commentRangeEnd w:id="5"/>
       <w:r>
         <w:rPr>
           <w:rStyle w:val="CommentReference"/>
           <w:sz w:val="52"/>
           <w:szCs w:val="52"/>
         </w:rPr>
-        <w:commentReference w:id="6"/>
+        <w:commentReference w:id="5"/>
       </w:r>
     </w:p>
     <w:p/>
@@ -1684,8 +1684,8 @@
       <w:pPr>
         <w:pStyle w:val="Heading2"/>
       </w:pPr>
-      <w:bookmarkStart w:id="7" w:name="_Toc166830174"/>
-      <w:commentRangeStart w:id="8"/>
+      <w:bookmarkStart w:id="6" w:name="_Toc166830174"/>
+      <w:commentRangeStart w:id="7"/>
       <w:r>
         <w:t xml:space="preserve">1.2 </w:t>
       </w:r>
@@ -1710,15 +1710,15 @@
       <w:r>
         <w:t>Identification</w:t>
       </w:r>
-      <w:bookmarkEnd w:id="7"/>
-      <w:commentRangeEnd w:id="8"/>
+      <w:bookmarkEnd w:id="6"/>
+      <w:commentRangeEnd w:id="7"/>
       <w:r>
         <w:rPr>
           <w:rStyle w:val="CommentReference"/>
           <w:sz w:val="36"/>
           <w:szCs w:val="26"/>
         </w:rPr>
-        <w:commentReference w:id="8"/>
+        <w:commentReference w:id="7"/>
       </w:r>
     </w:p>
     <w:p>
@@ -1772,7 +1772,7 @@
         <w:t>as long as they long exceed the API restrictions which means as long as API lets the program to run without giving “quotaExceeded” error the program will continue to transfer all the songs free of charge. And this platform also will not store any data related music streaming platforms access tokens nor the users playlist data to eliminate the privacy problem stated above.</w:t>
       </w:r>
     </w:p>
-    <w:bookmarkStart w:id="9" w:name="_Toc166830175"/>
+    <w:bookmarkStart w:id="8" w:name="_Toc166830175"/>
     <w:p>
       <w:pPr>
         <w:pStyle w:val="Heading2"/>
@@ -1799,7 +1799,7 @@
       <w:r>
         <w:t xml:space="preserve"> Computational Methods</w:t>
       </w:r>
-      <w:bookmarkEnd w:id="9"/>
+      <w:bookmarkEnd w:id="8"/>
       <w:r>
         <w:t xml:space="preserve"> are suitable?</w:t>
       </w:r>
@@ -2116,37 +2116,23 @@
     </w:p>
     <w:p>
       <w:pPr>
-        <w:rPr>
-          <w:b/>
-          <w:color w:val="002060"/>
-          <w:sz w:val="32"/>
-          <w:szCs w:val="32"/>
-        </w:rPr>
-      </w:pPr>
-      <w:r>
-        <w:lastRenderedPageBreak/>
-        <w:br w:type="page"/>
-      </w:r>
-    </w:p>
-    <w:p>
-      <w:pPr>
         <w:pStyle w:val="Heading2"/>
       </w:pPr>
-      <w:bookmarkStart w:id="10" w:name="_Toc166830176"/>
-      <w:commentRangeStart w:id="11"/>
+      <w:bookmarkStart w:id="9" w:name="_Toc166830176"/>
+      <w:commentRangeStart w:id="10"/>
       <w:r>
         <w:lastRenderedPageBreak/>
         <w:t xml:space="preserve">1.4 Stakeholders analysis </w:t>
       </w:r>
-      <w:bookmarkEnd w:id="10"/>
-      <w:commentRangeEnd w:id="11"/>
+      <w:bookmarkEnd w:id="9"/>
+      <w:commentRangeEnd w:id="10"/>
       <w:r>
         <w:rPr>
           <w:rStyle w:val="CommentReference"/>
           <w:sz w:val="36"/>
           <w:szCs w:val="26"/>
         </w:rPr>
-        <w:commentReference w:id="11"/>
+        <w:commentReference w:id="10"/>
       </w:r>
     </w:p>
     <w:p>
@@ -2157,10 +2143,10 @@
           <w:bCs w:val="0"/>
         </w:rPr>
       </w:pPr>
-      <w:bookmarkStart w:id="12" w:name="_heading=h.z3ckav2z0n1p" w:colFirst="0" w:colLast="0"/>
-      <w:bookmarkStart w:id="13" w:name="_Toc166830177"/>
-      <w:bookmarkEnd w:id="12"/>
-      <w:commentRangeStart w:id="14"/>
+      <w:bookmarkStart w:id="11" w:name="_heading=h.z3ckav2z0n1p" w:colFirst="0" w:colLast="0"/>
+      <w:bookmarkStart w:id="12" w:name="_Toc166830177"/>
+      <w:bookmarkEnd w:id="11"/>
+      <w:commentRangeStart w:id="13"/>
       <w:r>
         <w:rPr>
           <w:b/>
@@ -2185,8 +2171,8 @@
         </w:rPr>
         <w:t xml:space="preserve">ho are </w:t>
       </w:r>
-      <w:bookmarkEnd w:id="13"/>
-      <w:commentRangeEnd w:id="14"/>
+      <w:bookmarkEnd w:id="12"/>
+      <w:commentRangeEnd w:id="13"/>
       <w:r>
         <w:rPr>
           <w:rStyle w:val="CommentReference"/>
@@ -2195,7 +2181,7 @@
           <w:sz w:val="22"/>
           <w:szCs w:val="22"/>
         </w:rPr>
-        <w:commentReference w:id="14"/>
+        <w:commentReference w:id="13"/>
       </w:r>
       <w:r>
         <w:rPr>
@@ -2512,7 +2498,7 @@
           <w:bCs w:val="0"/>
         </w:rPr>
       </w:pPr>
-      <w:bookmarkStart w:id="15" w:name="_Toc166830178"/>
+      <w:bookmarkStart w:id="14" w:name="_Toc166830178"/>
       <w:r>
         <w:rPr>
           <w:b/>
@@ -2520,7 +2506,7 @@
         </w:rPr>
         <w:t>1.4.2 How they make use of the solution?</w:t>
       </w:r>
-      <w:bookmarkEnd w:id="15"/>
+      <w:bookmarkEnd w:id="14"/>
     </w:p>
     <w:p>
       <w:r>
@@ -2542,7 +2528,7 @@
           <w:b/>
         </w:rPr>
       </w:pPr>
-      <w:bookmarkStart w:id="16" w:name="_Toc166830179"/>
+      <w:bookmarkStart w:id="15" w:name="_Toc166830179"/>
       <w:r>
         <w:rPr>
           <w:b/>
@@ -2556,7 +2542,7 @@
         </w:rPr>
         <w:t>Why the solution is appropriate to them?</w:t>
       </w:r>
-      <w:bookmarkEnd w:id="16"/>
+      <w:bookmarkEnd w:id="15"/>
       <w:r>
         <w:rPr>
           <w:b/>
@@ -2570,7 +2556,7 @@
       </w:r>
     </w:p>
     <w:p/>
-    <w:bookmarkStart w:id="17" w:name="_Toc166830180"/>
+    <w:bookmarkStart w:id="16" w:name="_Toc166830180"/>
     <w:p>
       <w:pPr>
         <w:pStyle w:val="Heading3"/>
@@ -2591,7 +2577,7 @@
       <w:r>
         <w:t>(interview and conclusion)</w:t>
       </w:r>
-      <w:bookmarkEnd w:id="17"/>
+      <w:bookmarkEnd w:id="16"/>
     </w:p>
     <w:p>
       <w:r>
@@ -2909,7 +2895,7 @@
     <w:p/>
     <w:p/>
     <w:p/>
-    <w:bookmarkStart w:id="18" w:name="_Toc166830181"/>
+    <w:bookmarkStart w:id="17" w:name="_Toc166830181"/>
     <w:p>
       <w:pPr>
         <w:pStyle w:val="Heading2"/>
@@ -2921,7 +2907,7 @@
           <w:showingPlcHdr/>
         </w:sdtPr>
         <w:sdtContent>
-          <w:commentRangeStart w:id="19"/>
+          <w:commentRangeStart w:id="18"/>
           <w:r>
             <w:t xml:space="preserve">     </w:t>
           </w:r>
@@ -2930,19 +2916,19 @@
       <w:r>
         <w:t xml:space="preserve">1.5 Research </w:t>
       </w:r>
-      <w:commentRangeEnd w:id="19"/>
+      <w:commentRangeEnd w:id="18"/>
       <w:r>
         <w:rPr>
           <w:rStyle w:val="CommentReference"/>
           <w:sz w:val="36"/>
           <w:szCs w:val="26"/>
         </w:rPr>
-        <w:commentReference w:id="19"/>
+        <w:commentReference w:id="18"/>
       </w:r>
       <w:r>
         <w:t>of solutions for similar problems</w:t>
       </w:r>
-      <w:bookmarkEnd w:id="18"/>
+      <w:bookmarkEnd w:id="17"/>
     </w:p>
     <w:p>
       <w:pPr>
@@ -3815,7 +3801,7 @@
       <w:pPr>
         <w:pStyle w:val="Heading2"/>
       </w:pPr>
-      <w:bookmarkStart w:id="20" w:name="_Toc166830182"/>
+      <w:bookmarkStart w:id="19" w:name="_Toc166830182"/>
     </w:p>
     <w:p/>
     <w:p/>
@@ -3823,20 +3809,20 @@
       <w:pPr>
         <w:pStyle w:val="Heading2"/>
       </w:pPr>
-      <w:commentRangeStart w:id="21"/>
+      <w:commentRangeStart w:id="20"/>
       <w:r>
         <w:lastRenderedPageBreak/>
         <w:t>1.6 Hardware and software requirement</w:t>
       </w:r>
-      <w:bookmarkEnd w:id="20"/>
-      <w:commentRangeEnd w:id="21"/>
+      <w:bookmarkEnd w:id="19"/>
+      <w:commentRangeEnd w:id="20"/>
       <w:r>
         <w:rPr>
           <w:rStyle w:val="CommentReference"/>
           <w:sz w:val="36"/>
           <w:szCs w:val="26"/>
         </w:rPr>
-        <w:commentReference w:id="21"/>
+        <w:commentReference w:id="20"/>
       </w:r>
       <w:r>
         <w:t>s</w:t>
@@ -4190,7 +4176,7 @@
         <w:br w:type="page"/>
       </w:r>
     </w:p>
-    <w:bookmarkStart w:id="22" w:name="_Toc166830183"/>
+    <w:bookmarkStart w:id="21" w:name="_Toc166830183"/>
     <w:p>
       <w:pPr>
         <w:pStyle w:val="Heading2"/>
@@ -4201,21 +4187,21 @@
           <w:id w:val="560988868"/>
         </w:sdtPr>
         <w:sdtContent>
-          <w:commentRangeStart w:id="23"/>
+          <w:commentRangeStart w:id="22"/>
         </w:sdtContent>
       </w:sdt>
       <w:r>
         <w:t>1.8 The requirements of the solution</w:t>
       </w:r>
-      <w:bookmarkEnd w:id="22"/>
-      <w:commentRangeEnd w:id="23"/>
+      <w:bookmarkEnd w:id="21"/>
+      <w:commentRangeEnd w:id="22"/>
       <w:r>
         <w:rPr>
           <w:rStyle w:val="CommentReference"/>
           <w:sz w:val="36"/>
           <w:szCs w:val="26"/>
         </w:rPr>
-        <w:commentReference w:id="23"/>
+        <w:commentReference w:id="22"/>
       </w:r>
     </w:p>
     <w:p>
@@ -4994,11 +4980,11 @@
           <w:r>
             <w:t xml:space="preserve">    </w:t>
           </w:r>
-          <w:bookmarkStart w:id="24" w:name="_Toc166830184"/>
+          <w:bookmarkStart w:id="23" w:name="_Toc166830184"/>
           <w:r>
             <w:t xml:space="preserve"> </w:t>
           </w:r>
-          <w:commentRangeStart w:id="25"/>
+          <w:commentRangeStart w:id="24"/>
         </w:sdtContent>
       </w:sdt>
       <w:r>
@@ -5013,15 +4999,15 @@
       <w:r>
         <w:t xml:space="preserve">Features of the solution </w:t>
       </w:r>
-      <w:bookmarkEnd w:id="24"/>
-      <w:commentRangeEnd w:id="25"/>
+      <w:bookmarkEnd w:id="23"/>
+      <w:commentRangeEnd w:id="24"/>
       <w:r>
         <w:rPr>
           <w:rStyle w:val="CommentReference"/>
           <w:sz w:val="36"/>
           <w:szCs w:val="26"/>
         </w:rPr>
-        <w:commentReference w:id="25"/>
+        <w:commentReference w:id="24"/>
       </w:r>
     </w:p>
     <w:p>
@@ -5372,7 +5358,7 @@
         <w:br w:type="page"/>
       </w:r>
     </w:p>
-    <w:bookmarkStart w:id="26" w:name="_Toc166830185"/>
+    <w:bookmarkStart w:id="25" w:name="_Toc166830185"/>
     <w:p>
       <w:pPr>
         <w:pStyle w:val="Heading2"/>
@@ -5383,7 +5369,7 @@
           <w:id w:val="499770478"/>
         </w:sdtPr>
         <w:sdtContent>
-          <w:commentRangeStart w:id="27"/>
+          <w:commentRangeStart w:id="26"/>
         </w:sdtContent>
       </w:sdt>
       <w:r>
@@ -5395,15 +5381,15 @@
       <w:r>
         <w:t xml:space="preserve"> Success Criteria</w:t>
       </w:r>
-      <w:bookmarkEnd w:id="26"/>
-      <w:commentRangeEnd w:id="27"/>
+      <w:bookmarkEnd w:id="25"/>
+      <w:commentRangeEnd w:id="26"/>
       <w:r>
         <w:rPr>
           <w:rStyle w:val="CommentReference"/>
           <w:sz w:val="36"/>
           <w:szCs w:val="26"/>
         </w:rPr>
-        <w:commentReference w:id="27"/>
+        <w:commentReference w:id="26"/>
       </w:r>
     </w:p>
     <w:p>
@@ -6706,7 +6692,7 @@
         <w:br w:type="page"/>
       </w:r>
     </w:p>
-    <w:bookmarkStart w:id="28" w:name="_Toc166830186"/>
+    <w:bookmarkStart w:id="27" w:name="_Toc166830186"/>
     <w:p>
       <w:pPr>
         <w:pStyle w:val="Heading2"/>
@@ -6718,21 +6704,21 @@
           <w:id w:val="1288325351"/>
         </w:sdtPr>
         <w:sdtContent>
-          <w:commentRangeStart w:id="29"/>
+          <w:commentRangeStart w:id="28"/>
         </w:sdtContent>
       </w:sdt>
       <w:r>
         <w:t xml:space="preserve">1.11 Limitations of the solution </w:t>
       </w:r>
-      <w:bookmarkEnd w:id="28"/>
-      <w:commentRangeEnd w:id="29"/>
+      <w:bookmarkEnd w:id="27"/>
+      <w:commentRangeEnd w:id="28"/>
       <w:r>
         <w:rPr>
           <w:rStyle w:val="CommentReference"/>
           <w:sz w:val="36"/>
           <w:szCs w:val="26"/>
         </w:rPr>
-        <w:commentReference w:id="29"/>
+        <w:commentReference w:id="28"/>
       </w:r>
     </w:p>
     <w:p/>
@@ -7042,7 +7028,7 @@
       </w:r>
     </w:p>
   </w:comment>
-  <w:comment w:id="6" w:author="Aissa" w:date="2020-04-02T10:48:00Z" w:initials="">
+  <w:comment w:id="5" w:author="Aissa" w:date="2020-04-02T10:48:00Z" w:initials="">
     <w:p>
       <w:pPr>
         <w:widowControl w:val="0"/>
@@ -7276,7 +7262,7 @@
       </w:r>
     </w:p>
   </w:comment>
-  <w:comment w:id="8" w:author="Aissa" w:date="2020-04-02T10:41:00Z" w:initials="">
+  <w:comment w:id="7" w:author="Aissa" w:date="2020-04-02T10:41:00Z" w:initials="">
     <w:p>
       <w:pPr>
         <w:widowControl w:val="0"/>
@@ -7315,7 +7301,7 @@
       </w:r>
     </w:p>
   </w:comment>
-  <w:comment w:id="11" w:author="Abd Alkareem Issa (SFC)" w:date="2022-06-29T07:52:00Z" w:initials="AAI(">
+  <w:comment w:id="10" w:author="Abd Alkareem Issa (SFC)" w:date="2022-06-29T07:52:00Z" w:initials="AAI(">
     <w:p>
       <w:pPr>
         <w:pStyle w:val="CommentText"/>
@@ -7344,7 +7330,7 @@
       </w:r>
     </w:p>
   </w:comment>
-  <w:comment w:id="14" w:author="Aissa" w:date="2020-04-02T10:57:00Z" w:initials="">
+  <w:comment w:id="13" w:author="Aissa" w:date="2020-04-02T10:57:00Z" w:initials="">
     <w:p>
       <w:pPr>
         <w:pStyle w:val="ListParagraph"/>
@@ -8036,7 +8022,7 @@
       </w:r>
     </w:p>
   </w:comment>
-  <w:comment w:id="19" w:author="Aissa" w:date="2020-04-02T10:41:00Z" w:initials="">
+  <w:comment w:id="18" w:author="Aissa" w:date="2020-04-02T10:41:00Z" w:initials="">
     <w:p>
       <w:pPr>
         <w:widowControl w:val="0"/>
@@ -8465,7 +8451,7 @@
       </w:pPr>
     </w:p>
   </w:comment>
-  <w:comment w:id="21" w:author="Aissa" w:date="2020-04-02T10:42:00Z" w:initials="">
+  <w:comment w:id="20" w:author="Aissa" w:date="2020-04-02T10:42:00Z" w:initials="">
     <w:p>
       <w:pPr>
         <w:widowControl w:val="0"/>
@@ -8758,7 +8744,7 @@
       </w:r>
     </w:p>
   </w:comment>
-  <w:comment w:id="23" w:author="Aissa" w:date="2020-04-02T10:43:00Z" w:initials="">
+  <w:comment w:id="22" w:author="Aissa" w:date="2020-04-02T10:43:00Z" w:initials="">
     <w:p>
       <w:pPr>
         <w:widowControl w:val="0"/>
@@ -8956,7 +8942,7 @@
       </w:pPr>
     </w:p>
   </w:comment>
-  <w:comment w:id="25" w:author="Aissa" w:date="2020-04-02T10:41:00Z" w:initials="">
+  <w:comment w:id="24" w:author="Aissa" w:date="2020-04-02T10:41:00Z" w:initials="">
     <w:p>
       <w:pPr>
         <w:widowControl w:val="0"/>
@@ -9253,7 +9239,7 @@
       </w:r>
     </w:p>
   </w:comment>
-  <w:comment w:id="27" w:author="Aissa" w:date="2020-04-02T10:54:00Z" w:initials="">
+  <w:comment w:id="26" w:author="Aissa" w:date="2020-04-02T10:54:00Z" w:initials="">
     <w:p>
       <w:pPr>
         <w:widowControl w:val="0"/>
@@ -9524,7 +9510,7 @@
       </w:pPr>
     </w:p>
   </w:comment>
-  <w:comment w:id="29" w:author="Aissa" w:date="2020-04-02T10:41:00Z" w:initials="">
+  <w:comment w:id="28" w:author="Aissa" w:date="2020-04-02T10:41:00Z" w:initials="">
     <w:p>
       <w:pPr>
         <w:widowControl w:val="0"/>
@@ -14174,21 +14160,10 @@
 </file>
 
 <file path=customXml/item2.xml><?xml version="1.0" encoding="utf-8"?>
-<?mso-contentType ?>
-<FormTemplates xmlns="http://schemas.microsoft.com/sharepoint/v3/contenttype/forms">
-  <Display>DocumentLibraryForm</Display>
-  <Edit>DocumentLibraryForm</Edit>
-  <New>DocumentLibraryForm</New>
-</FormTemplates>
+<b:Sources xmlns:b="http://schemas.openxmlformats.org/officeDocument/2006/bibliography" xmlns="http://schemas.openxmlformats.org/officeDocument/2006/bibliography" SelectedStyle="\APASixthEditionOfficeOnline.xsl" StyleName="APA" Version="6"/>
 </file>
 
 <file path=customXml/item3.xml><?xml version="1.0" encoding="utf-8"?>
-<go:gDocsCustomXmlDataStorage xmlns:go="http://customooxmlschemas.google.com/" xmlns:r="http://schemas.openxmlformats.org/officeDocument/2006/relationships">
-  <go:docsCustomData xmlns:go="http://customooxmlschemas.google.com/" roundtripDataSignature="AMtx7mgbw7S9+/HMHm3KGuKRefOJgFbMnQ==">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</go:docsCustomData>
-</go:gDocsCustomXmlDataStorage>
-</file>
-
-<file path=customXml/item4.xml><?xml version="1.0" encoding="utf-8"?>
 <ct:contentTypeSchema xmlns:ct="http://schemas.microsoft.com/office/2006/metadata/contentType" xmlns:ma="http://schemas.microsoft.com/office/2006/metadata/properties/metaAttributes" ct:_="" ma:_="" ma:contentTypeName="Document" ma:contentTypeID="0x010100063BD6EE56A0204FA792441F00C9EBE1" ma:contentTypeVersion="18" ma:contentTypeDescription="Create a new document." ma:contentTypeScope="" ma:versionID="57c1e53181a4ac95cf92138eb542f62a">
   <xsd:schema xmlns:xsd="http://www.w3.org/2001/XMLSchema" xmlns:xs="http://www.w3.org/2001/XMLSchema" xmlns:p="http://schemas.microsoft.com/office/2006/metadata/properties" xmlns:ns2="3f762fc8-479f-44ce-a55c-7ed0b3ead49b" xmlns:ns3="cbe63c59-b3b2-47e8-9c6a-d21f16573b77" targetNamespace="http://schemas.microsoft.com/office/2006/metadata/properties" ma:root="true" ma:fieldsID="075627bb8510b4c58109912474d9624a" ns2:_="" ns3:_="">
     <xsd:import namespace="3f762fc8-479f-44ce-a55c-7ed0b3ead49b"/>
@@ -14443,8 +14418,19 @@
 </ct:contentTypeSchema>
 </file>
 
+<file path=customXml/item4.xml><?xml version="1.0" encoding="utf-8"?>
+<go:gDocsCustomXmlDataStorage xmlns:go="http://customooxmlschemas.google.com/" xmlns:r="http://schemas.openxmlformats.org/officeDocument/2006/relationships">
+  <go:docsCustomData xmlns:go="http://customooxmlschemas.google.com/" roundtripDataSignature="AMtx7mgbw7S9+/HMHm3KGuKRefOJgFbMnQ==">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</go:docsCustomData>
+</go:gDocsCustomXmlDataStorage>
+</file>
+
 <file path=customXml/item5.xml><?xml version="1.0" encoding="utf-8"?>
-<b:Sources xmlns:b="http://schemas.openxmlformats.org/officeDocument/2006/bibliography" xmlns="http://schemas.openxmlformats.org/officeDocument/2006/bibliography" SelectedStyle="\APASixthEditionOfficeOnline.xsl" StyleName="APA" Version="6"/>
+<?mso-contentType ?>
+<FormTemplates xmlns="http://schemas.microsoft.com/sharepoint/v3/contenttype/forms">
+  <Display>DocumentLibraryForm</Display>
+  <Edit>DocumentLibraryForm</Edit>
+  <New>DocumentLibraryForm</New>
+</FormTemplates>
 </file>
 
 <file path=customXml/itemProps1.xml><?xml version="1.0" encoding="utf-8"?>
@@ -14459,23 +14445,14 @@
 </file>
 
 <file path=customXml/itemProps2.xml><?xml version="1.0" encoding="utf-8"?>
-<ds:datastoreItem xmlns:ds="http://schemas.openxmlformats.org/officeDocument/2006/customXml" ds:itemID="{0A01A363-210A-4002-9AAE-916ADE4141BB}">
+<ds:datastoreItem xmlns:ds="http://schemas.openxmlformats.org/officeDocument/2006/customXml" ds:itemID="{9842FC01-75DF-4E6C-8DD0-0DDB7B998BBC}">
   <ds:schemaRefs>
-    <ds:schemaRef ds:uri="http://schemas.microsoft.com/sharepoint/v3/contenttype/forms"/>
+    <ds:schemaRef ds:uri="http://schemas.openxmlformats.org/officeDocument/2006/bibliography"/>
   </ds:schemaRefs>
 </ds:datastoreItem>
 </file>
 
 <file path=customXml/itemProps3.xml><?xml version="1.0" encoding="utf-8"?>
-<ds:datastoreItem xmlns:ds="http://schemas.openxmlformats.org/officeDocument/2006/customXml" ds:itemID="{11111111-1234-1234-1234-123412341234}">
-  <ds:schemaRefs>
-    <ds:schemaRef ds:uri="http://customooxmlschemas.google.com/"/>
-    <ds:schemaRef ds:uri="http://schemas.openxmlformats.org/officeDocument/2006/relationships"/>
-  </ds:schemaRefs>
-</ds:datastoreItem>
-</file>
-
-<file path=customXml/itemProps4.xml><?xml version="1.0" encoding="utf-8"?>
 <ds:datastoreItem xmlns:ds="http://schemas.openxmlformats.org/officeDocument/2006/customXml" ds:itemID="{492E9B03-04EB-4708-9C87-0BF0A7B6A182}">
   <ds:schemaRefs>
     <ds:schemaRef ds:uri="http://schemas.microsoft.com/office/2006/metadata/contentType"/>
@@ -14494,10 +14471,19 @@
 </ds:datastoreItem>
 </file>
 
+<file path=customXml/itemProps4.xml><?xml version="1.0" encoding="utf-8"?>
+<ds:datastoreItem xmlns:ds="http://schemas.openxmlformats.org/officeDocument/2006/customXml" ds:itemID="{11111111-1234-1234-1234-123412341234}">
+  <ds:schemaRefs>
+    <ds:schemaRef ds:uri="http://customooxmlschemas.google.com/"/>
+    <ds:schemaRef ds:uri="http://schemas.openxmlformats.org/officeDocument/2006/relationships"/>
+  </ds:schemaRefs>
+</ds:datastoreItem>
+</file>
+
 <file path=customXml/itemProps5.xml><?xml version="1.0" encoding="utf-8"?>
-<ds:datastoreItem xmlns:ds="http://schemas.openxmlformats.org/officeDocument/2006/customXml" ds:itemID="{9842FC01-75DF-4E6C-8DD0-0DDB7B998BBC}">
+<ds:datastoreItem xmlns:ds="http://schemas.openxmlformats.org/officeDocument/2006/customXml" ds:itemID="{0A01A363-210A-4002-9AAE-916ADE4141BB}">
   <ds:schemaRefs>
-    <ds:schemaRef ds:uri="http://schemas.openxmlformats.org/officeDocument/2006/bibliography"/>
+    <ds:schemaRef ds:uri="http://schemas.microsoft.com/sharepoint/v3/contenttype/forms"/>
   </ds:schemaRefs>
 </ds:datastoreItem>
 </file>
--- a/Docs/Computer Science Coursework Written.docx
+++ b/Docs/Computer Science Coursework Written.docx
@@ -14149,6 +14149,10 @@
 </file>
 
 <file path=customXml/item1.xml><?xml version="1.0" encoding="utf-8"?>
+<b:Sources xmlns:b="http://schemas.openxmlformats.org/officeDocument/2006/bibliography" xmlns="http://schemas.openxmlformats.org/officeDocument/2006/bibliography" SelectedStyle="\APASixthEditionOfficeOnline.xsl" StyleName="APA" Version="6"/>
+</file>
+
+<file path=customXml/item2.xml><?xml version="1.0" encoding="utf-8"?>
 <p:properties xmlns:p="http://schemas.microsoft.com/office/2006/metadata/properties" xmlns:xsi="http://www.w3.org/2001/XMLSchema-instance" xmlns:pc="http://schemas.microsoft.com/office/infopath/2007/PartnerControls">
   <documentManagement>
     <lcf76f155ced4ddcb4097134ff3c332f xmlns="3f762fc8-479f-44ce-a55c-7ed0b3ead49b">
@@ -14159,11 +14163,22 @@
 </p:properties>
 </file>
 
-<file path=customXml/item2.xml><?xml version="1.0" encoding="utf-8"?>
-<b:Sources xmlns:b="http://schemas.openxmlformats.org/officeDocument/2006/bibliography" xmlns="http://schemas.openxmlformats.org/officeDocument/2006/bibliography" SelectedStyle="\APASixthEditionOfficeOnline.xsl" StyleName="APA" Version="6"/>
+<file path=customXml/item3.xml><?xml version="1.0" encoding="utf-8"?>
+<?mso-contentType ?>
+<FormTemplates xmlns="http://schemas.microsoft.com/sharepoint/v3/contenttype/forms">
+  <Display>DocumentLibraryForm</Display>
+  <Edit>DocumentLibraryForm</Edit>
+  <New>DocumentLibraryForm</New>
+</FormTemplates>
 </file>
 
-<file path=customXml/item3.xml><?xml version="1.0" encoding="utf-8"?>
+<file path=customXml/item4.xml><?xml version="1.0" encoding="utf-8"?>
+<go:gDocsCustomXmlDataStorage xmlns:go="http://customooxmlschemas.google.com/" xmlns:r="http://schemas.openxmlformats.org/officeDocument/2006/relationships">
+  <go:docsCustomData xmlns:go="http://customooxmlschemas.google.com/" roundtripDataSignature="AMtx7mgbw7S9+/HMHm3KGuKRefOJgFbMnQ==">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</go:docsCustomData>
+</go:gDocsCustomXmlDataStorage>
+</file>
+
+<file path=customXml/item5.xml><?xml version="1.0" encoding="utf-8"?>
 <ct:contentTypeSchema xmlns:ct="http://schemas.microsoft.com/office/2006/metadata/contentType" xmlns:ma="http://schemas.microsoft.com/office/2006/metadata/properties/metaAttributes" ct:_="" ma:_="" ma:contentTypeName="Document" ma:contentTypeID="0x010100063BD6EE56A0204FA792441F00C9EBE1" ma:contentTypeVersion="18" ma:contentTypeDescription="Create a new document." ma:contentTypeScope="" ma:versionID="57c1e53181a4ac95cf92138eb542f62a">
   <xsd:schema xmlns:xsd="http://www.w3.org/2001/XMLSchema" xmlns:xs="http://www.w3.org/2001/XMLSchema" xmlns:p="http://schemas.microsoft.com/office/2006/metadata/properties" xmlns:ns2="3f762fc8-479f-44ce-a55c-7ed0b3ead49b" xmlns:ns3="cbe63c59-b3b2-47e8-9c6a-d21f16573b77" targetNamespace="http://schemas.microsoft.com/office/2006/metadata/properties" ma:root="true" ma:fieldsID="075627bb8510b4c58109912474d9624a" ns2:_="" ns3:_="">
     <xsd:import namespace="3f762fc8-479f-44ce-a55c-7ed0b3ead49b"/>
@@ -14418,22 +14433,15 @@
 </ct:contentTypeSchema>
 </file>
 
-<file path=customXml/item4.xml><?xml version="1.0" encoding="utf-8"?>
-<go:gDocsCustomXmlDataStorage xmlns:go="http://customooxmlschemas.google.com/" xmlns:r="http://schemas.openxmlformats.org/officeDocument/2006/relationships">
-  <go:docsCustomData xmlns:go="http://customooxmlschemas.google.com/" roundtripDataSignature="AMtx7mgbw7S9+/HMHm3KGuKRefOJgFbMnQ==">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</go:docsCustomData>
-</go:gDocsCustomXmlDataStorage>
+<file path=customXml/itemProps1.xml><?xml version="1.0" encoding="utf-8"?>
+<ds:datastoreItem xmlns:ds="http://schemas.openxmlformats.org/officeDocument/2006/customXml" ds:itemID="{9842FC01-75DF-4E6C-8DD0-0DDB7B998BBC}">
+  <ds:schemaRefs>
+    <ds:schemaRef ds:uri="http://schemas.openxmlformats.org/officeDocument/2006/bibliography"/>
+  </ds:schemaRefs>
+</ds:datastoreItem>
 </file>
 
-<file path=customXml/item5.xml><?xml version="1.0" encoding="utf-8"?>
-<?mso-contentType ?>
-<FormTemplates xmlns="http://schemas.microsoft.com/sharepoint/v3/contenttype/forms">
-  <Display>DocumentLibraryForm</Display>
-  <Edit>DocumentLibraryForm</Edit>
-  <New>DocumentLibraryForm</New>
-</FormTemplates>
-</file>
-
-<file path=customXml/itemProps1.xml><?xml version="1.0" encoding="utf-8"?>
+<file path=customXml/itemProps2.xml><?xml version="1.0" encoding="utf-8"?>
 <ds:datastoreItem xmlns:ds="http://schemas.openxmlformats.org/officeDocument/2006/customXml" ds:itemID="{9AE0779A-FA7D-44A2-9EFE-B67E88E31EEF}">
   <ds:schemaRefs>
     <ds:schemaRef ds:uri="http://schemas.microsoft.com/office/2006/metadata/properties"/>
@@ -14444,15 +14452,24 @@
 </ds:datastoreItem>
 </file>
 
-<file path=customXml/itemProps2.xml><?xml version="1.0" encoding="utf-8"?>
-<ds:datastoreItem xmlns:ds="http://schemas.openxmlformats.org/officeDocument/2006/customXml" ds:itemID="{9842FC01-75DF-4E6C-8DD0-0DDB7B998BBC}">
+<file path=customXml/itemProps3.xml><?xml version="1.0" encoding="utf-8"?>
+<ds:datastoreItem xmlns:ds="http://schemas.openxmlformats.org/officeDocument/2006/customXml" ds:itemID="{0A01A363-210A-4002-9AAE-916ADE4141BB}">
   <ds:schemaRefs>
-    <ds:schemaRef ds:uri="http://schemas.openxmlformats.org/officeDocument/2006/bibliography"/>
+    <ds:schemaRef ds:uri="http://schemas.microsoft.com/sharepoint/v3/contenttype/forms"/>
   </ds:schemaRefs>
 </ds:datastoreItem>
 </file>
 
-<file path=customXml/itemProps3.xml><?xml version="1.0" encoding="utf-8"?>
+<file path=customXml/itemProps4.xml><?xml version="1.0" encoding="utf-8"?>
+<ds:datastoreItem xmlns:ds="http://schemas.openxmlformats.org/officeDocument/2006/customXml" ds:itemID="{11111111-1234-1234-1234-123412341234}">
+  <ds:schemaRefs>
+    <ds:schemaRef ds:uri="http://customooxmlschemas.google.com/"/>
+    <ds:schemaRef ds:uri="http://schemas.openxmlformats.org/officeDocument/2006/relationships"/>
+  </ds:schemaRefs>
+</ds:datastoreItem>
+</file>
+
+<file path=customXml/itemProps5.xml><?xml version="1.0" encoding="utf-8"?>
 <ds:datastoreItem xmlns:ds="http://schemas.openxmlformats.org/officeDocument/2006/customXml" ds:itemID="{492E9B03-04EB-4708-9C87-0BF0A7B6A182}">
   <ds:schemaRefs>
     <ds:schemaRef ds:uri="http://schemas.microsoft.com/office/2006/metadata/contentType"/>
@@ -14469,21 +14486,4 @@
     <ds:schemaRef ds:uri="http://schemas.microsoft.com/internal/obd"/>
   </ds:schemaRefs>
 </ds:datastoreItem>
-</file>
-
-<file path=customXml/itemProps4.xml><?xml version="1.0" encoding="utf-8"?>
-<ds:datastoreItem xmlns:ds="http://schemas.openxmlformats.org/officeDocument/2006/customXml" ds:itemID="{11111111-1234-1234-1234-123412341234}">
-  <ds:schemaRefs>
-    <ds:schemaRef ds:uri="http://customooxmlschemas.google.com/"/>
-    <ds:schemaRef ds:uri="http://schemas.openxmlformats.org/officeDocument/2006/relationships"/>
-  </ds:schemaRefs>
-</ds:datastoreItem>
-</file>
-
-<file path=customXml/itemProps5.xml><?xml version="1.0" encoding="utf-8"?>
-<ds:datastoreItem xmlns:ds="http://schemas.openxmlformats.org/officeDocument/2006/customXml" ds:itemID="{0A01A363-210A-4002-9AAE-916ADE4141BB}">
-  <ds:schemaRefs>
-    <ds:schemaRef ds:uri="http://schemas.microsoft.com/sharepoint/v3/contenttype/forms"/>
-  </ds:schemaRefs>
-</ds:datastoreItem>
 </file>